--- a/docs/수수료플랫폼_업무설계서_v0.6.docx
+++ b/docs/수수료플랫폼_업무설계서_v0.6.docx
@@ -10,7 +10,6 @@
         <w:rPr>
           <w:rFonts w:ascii="맑은 고딕" w:hAnsi="맑은 고딕" w:eastAsia="맑은 고딕"/>
           <w:b/>
-          <w:color w:val="1F3A5F"/>
           <w:sz w:val="48"/>
         </w:rPr>
         <w:t>수수료 이벤트 정형화 플랫폼</w:t>
@@ -45,17 +44,59 @@
     <w:p/>
     <w:p>
       <w:pPr>
-        <w:spacing w:after="120"/>
+        <w:pStyle w:val="ListBullet"/>
+        <w:spacing w:after="40"/>
       </w:pPr>
       <w:r>
         <w:rPr>
           <w:rFonts w:ascii="맑은 고딕" w:hAnsi="맑은 고딕" w:eastAsia="맑은 고딕"/>
-          <w:b w:val="0"/>
-          <w:i/>
-          <w:color w:val="555555"/>
-          <w:sz w:val="21"/>
+          <w:b/>
         </w:rPr>
-        <w:t>본 문서는 수수료 우대(이벤트·협의수수료)의 등록부터 체결 시 실제 부과까지의 업무 흐름과 데이터 구조, 적용 방식, 시스템 구성을 현업·업무개발 담당자 관점에서 정리한 것입니다. 개발 용어 대신 업무 흐름 중심으로 기술합니다.</w:t>
+        <w:t>목적</w:t>
+      </w:r>
+      <w:r>
+        <w:rPr>
+          <w:rFonts w:ascii="맑은 고딕" w:hAnsi="맑은 고딕" w:eastAsia="맑은 고딕"/>
+        </w:rPr>
+        <w:t xml:space="preserve"> — 수수료 우대(이벤트·협의)의 등록~체결 부과 전 과정을 업무 흐름·구조 중심으로 정리</w:t>
+      </w:r>
+    </w:p>
+    <w:p>
+      <w:pPr>
+        <w:pStyle w:val="ListBullet"/>
+        <w:spacing w:after="40"/>
+      </w:pPr>
+      <w:r>
+        <w:rPr>
+          <w:rFonts w:ascii="맑은 고딕" w:hAnsi="맑은 고딕" w:eastAsia="맑은 고딕"/>
+          <w:b/>
+        </w:rPr>
+        <w:t>대상</w:t>
+      </w:r>
+      <w:r>
+        <w:rPr>
+          <w:rFonts w:ascii="맑은 고딕" w:hAnsi="맑은 고딕" w:eastAsia="맑은 고딕"/>
+        </w:rPr>
+        <w:t xml:space="preserve"> — 현업(마케팅·PB)·업무개발 담당자 (개발 용어 배제)</w:t>
+      </w:r>
+    </w:p>
+    <w:p>
+      <w:pPr>
+        <w:pStyle w:val="ListBullet"/>
+        <w:spacing w:after="40"/>
+      </w:pPr>
+      <w:r>
+        <w:rPr>
+          <w:rFonts w:ascii="맑은 고딕" w:hAnsi="맑은 고딕" w:eastAsia="맑은 고딕"/>
+          <w:b/>
+        </w:rPr>
+        <w:t>구성</w:t>
+      </w:r>
+      <w:r>
+        <w:rPr>
+          <w:rFonts w:ascii="맑은 고딕" w:hAnsi="맑은 고딕" w:eastAsia="맑은 고딕"/>
+        </w:rPr>
+        <w:t xml:space="preserve"> — 업무 프로세스 / 데이터 구조 / 적용 방식 / 아키텍처 / 체결 적용 플로우</w:t>
       </w:r>
     </w:p>
     <w:p>
@@ -65,9 +106,9 @@
       <w:r>
         <w:rPr>
           <w:rFonts w:ascii="맑은 고딕" w:hAnsi="맑은 고딕" w:eastAsia="맑은 고딕"/>
-          <w:color w:val="1F3A5F"/>
+          <w:color w:val="000000"/>
         </w:rPr>
-        <w:t>용어 정리</w:t>
+        <w:t>용어</w:t>
       </w:r>
     </w:p>
     <w:tbl>
@@ -142,7 +183,7 @@
                 <w:rFonts w:ascii="맑은 고딕" w:hAnsi="맑은 고딕" w:eastAsia="맑은 고딕"/>
                 <w:sz w:val="19"/>
               </w:rPr>
-              <w:t>모든 계좌에 적용되는 상품군별 표준 요율(우대의 비교 기준선).</w:t>
+              <w:t>전 계좌 적용 상품군별 표준요율(우대 비교 기준선)</w:t>
             </w:r>
           </w:p>
         </w:tc>
@@ -174,7 +215,7 @@
                 <w:rFonts w:ascii="맑은 고딕" w:hAnsi="맑은 고딕" w:eastAsia="맑은 고딕"/>
                 <w:sz w:val="19"/>
               </w:rPr>
-              <w:t>한시적 우대. 전 계좌 일괄 또는 신청·가입·휴면복귀로 대상이 정해짐.</w:t>
+              <w:t>한시적 우대(일괄·신청·가입·휴면복귀로 대상 결정)</w:t>
             </w:r>
           </w:p>
         </w:tc>
@@ -206,7 +247,7 @@
                 <w:rFonts w:ascii="맑은 고딕" w:hAnsi="맑은 고딕" w:eastAsia="맑은 고딕"/>
                 <w:sz w:val="19"/>
               </w:rPr>
-              <w:t>개별 고객과 협의해 부여하는 우대. 자격 조건(예: 6개월 평균자산)을 만족해야 함.</w:t>
+              <w:t>개별 고객 우대(자격 조건 충족 시)</w:t>
             </w:r>
           </w:p>
         </w:tc>
@@ -238,7 +279,7 @@
                 <w:rFonts w:ascii="맑은 고딕" w:hAnsi="맑은 고딕" w:eastAsia="맑은 고딕"/>
                 <w:sz w:val="19"/>
               </w:rPr>
-              <w:t>우대가 걸리는 축 — 상품군·거래소·세션·주문채널, 파생은 품목까지.</w:t>
+              <w:t>우대 적용 축 — 상품군·거래소·세션·채널(파생=품목)</w:t>
             </w:r>
           </w:p>
         </w:tc>
@@ -270,7 +311,7 @@
                 <w:rFonts w:ascii="맑은 고딕" w:hAnsi="맑은 고딕" w:eastAsia="맑은 고딕"/>
                 <w:sz w:val="19"/>
               </w:rPr>
-              <w:t>수수료를 구성하는 항목표(자사 위탁수수료·유관기관수수료·세금).</w:t>
+              <w:t>수수료 구성 항목표(자사·유관기관·세금)</w:t>
             </w:r>
           </w:p>
         </w:tc>
@@ -302,7 +343,7 @@
                 <w:rFonts w:ascii="맑은 고딕" w:hAnsi="맑은 고딕" w:eastAsia="맑은 고딕"/>
                 <w:sz w:val="19"/>
               </w:rPr>
-              <w:t>체결 시점에 계좌에 맞는 최저 수수료를 즉석에서 골라내는 과정.</w:t>
+              <w:t>체결 시점에 계좌별 최저 수수료를 즉석 산출</w:t>
             </w:r>
           </w:p>
         </w:tc>
@@ -325,9 +366,9 @@
       <w:r>
         <w:rPr>
           <w:rFonts w:ascii="맑은 고딕" w:hAnsi="맑은 고딕" w:eastAsia="맑은 고딕"/>
-          <w:color w:val="1F3A5F"/>
+          <w:color w:val="000000"/>
         </w:rPr>
-        <w:t>1. 업무 프로세스 정의서</w:t>
+        <w:t>1. 업무 프로세스</w:t>
       </w:r>
     </w:p>
     <w:p>
@@ -337,23 +378,92 @@
       <w:r>
         <w:rPr>
           <w:rFonts w:ascii="맑은 고딕" w:hAnsi="맑은 고딕" w:eastAsia="맑은 고딕"/>
-          <w:color w:val="1F3A5F"/>
+          <w:color w:val="000000"/>
         </w:rPr>
-        <w:t>1.1 플랫폼이 하는 일</w:t>
+        <w:t>1.1 개요</w:t>
       </w:r>
     </w:p>
     <w:p>
       <w:pPr>
-        <w:spacing w:after="120"/>
+        <w:pStyle w:val="ListBullet"/>
+        <w:spacing w:after="40"/>
       </w:pPr>
       <w:r>
         <w:rPr>
           <w:rFonts w:ascii="맑은 고딕" w:hAnsi="맑은 고딕" w:eastAsia="맑은 고딕"/>
-          <w:b w:val="0"/>
-          <w:i w:val="0"/>
-          <w:sz w:val="21"/>
         </w:rPr>
-        <w:t>마케팅·PB 등 현업이 수수료 우대를 "규칙(룰)"으로 등록하면, 심사·승인을 거쳐 활성화되고, 고객이 거래를 체결하는 순간 그 계좌에 가장 유리한(최저) 수수료가 자동으로 선택되어 부과됩니다. 핵심은 "우대를 계좌마다 미리 전개해 두지 않고, 규칙만 저장했다가 체결 시점에 해석한다"는 점입니다.</w:t>
+        <w:t>현업이 우대를 규칙(룰)으로 등록 → 심사·승인 → 활성</w:t>
+      </w:r>
+    </w:p>
+    <w:p>
+      <w:pPr>
+        <w:pStyle w:val="ListBullet"/>
+        <w:spacing w:after="40"/>
+      </w:pPr>
+      <w:r>
+        <w:rPr>
+          <w:rFonts w:ascii="맑은 고딕" w:hAnsi="맑은 고딕" w:eastAsia="맑은 고딕"/>
+        </w:rPr>
+        <w:t>고객 체결 순간, 계좌에 가장 유리한(최저) 수수료 자동 선택</w:t>
+      </w:r>
+    </w:p>
+    <w:p>
+      <w:pPr>
+        <w:pStyle w:val="ListBullet"/>
+        <w:spacing w:after="40"/>
+      </w:pPr>
+      <w:r>
+        <w:rPr>
+          <w:rFonts w:ascii="맑은 고딕" w:hAnsi="맑은 고딕" w:eastAsia="맑은 고딕"/>
+          <w:b/>
+        </w:rPr>
+        <w:t>핵심</w:t>
+      </w:r>
+      <w:r>
+        <w:rPr>
+          <w:rFonts w:ascii="맑은 고딕" w:hAnsi="맑은 고딕" w:eastAsia="맑은 고딕"/>
+        </w:rPr>
+        <w:t xml:space="preserve"> — 계좌 사전 전개 없음 — 규칙만 저장, 체결 시 해석</w:t>
+      </w:r>
+    </w:p>
+    <w:p>
+      <w:pPr>
+        <w:spacing w:before="80" w:after="80"/>
+        <w:jc w:val="center"/>
+      </w:pPr>
+      <w:r>
+        <w:drawing>
+          <wp:inline xmlns:a="http://schemas.openxmlformats.org/drawingml/2006/main" xmlns:pic="http://schemas.openxmlformats.org/drawingml/2006/picture">
+            <wp:extent cx="5976000" cy="2501581"/>
+            <wp:docPr id="1" name="Picture 1"/>
+            <wp:cNvGraphicFramePr>
+              <a:graphicFrameLocks noChangeAspect="1"/>
+            </wp:cNvGraphicFramePr>
+            <a:graphic>
+              <a:graphicData uri="http://schemas.openxmlformats.org/drawingml/2006/picture">
+                <pic:pic>
+                  <pic:nvPicPr>
+                    <pic:cNvPr id="0" name="d1_process.png"/>
+                    <pic:cNvPicPr/>
+                  </pic:nvPicPr>
+                  <pic:blipFill>
+                    <a:blip r:embed="rId9"/>
+                    <a:stretch>
+                      <a:fillRect/>
+                    </a:stretch>
+                  </pic:blipFill>
+                  <pic:spPr>
+                    <a:xfrm>
+                      <a:off x="0" y="0"/>
+                      <a:ext cx="5976000" cy="2501581"/>
+                    </a:xfrm>
+                    <a:prstGeom prst="rect"/>
+                  </pic:spPr>
+                </pic:pic>
+              </a:graphicData>
+            </a:graphic>
+          </wp:inline>
+        </w:drawing>
       </w:r>
     </w:p>
     <w:p>
@@ -363,23 +473,9 @@
       <w:r>
         <w:rPr>
           <w:rFonts w:ascii="맑은 고딕" w:hAnsi="맑은 고딕" w:eastAsia="맑은 고딕"/>
-          <w:color w:val="1F3A5F"/>
+          <w:color w:val="000000"/>
         </w:rPr>
-        <w:t>1.2 수수료 3계층과 최저가 자동 적용</w:t>
-      </w:r>
-    </w:p>
-    <w:p>
-      <w:pPr>
-        <w:spacing w:after="120"/>
-      </w:pPr>
-      <w:r>
-        <w:rPr>
-          <w:rFonts w:ascii="맑은 고딕" w:hAnsi="맑은 고딕" w:eastAsia="맑은 고딕"/>
-          <w:b w:val="0"/>
-          <w:i w:val="0"/>
-          <w:sz w:val="21"/>
-        </w:rPr>
-        <w:t>한 거래에 여러 우대가 겹칠 수 있습니다. 플랫폼은 아래 세 계층의 후보를 모두 모아 고객 부담이 가장 낮은 것을 자동 적용합니다.</w:t>
+        <w:t>1.2 수수료 3계층 · 최저가 자동 적용</w:t>
       </w:r>
     </w:p>
     <w:tbl>
@@ -397,7 +493,7 @@
       <w:tr>
         <w:tc>
           <w:tcPr>
-            <w:tcW w:type="dxa" w:w="1701"/>
+            <w:tcW w:type="dxa" w:w="1984"/>
           </w:tcPr>
           <w:p>
             <w:r/>
@@ -413,7 +509,7 @@
         </w:tc>
         <w:tc>
           <w:tcPr>
-            <w:tcW w:type="dxa" w:w="5669"/>
+            <w:tcW w:type="dxa" w:w="5102"/>
           </w:tcPr>
           <w:p>
             <w:r/>
@@ -423,7 +519,7 @@
                 <w:b/>
                 <w:sz w:val="19"/>
               </w:rPr>
-              <w:t>설명</w:t>
+              <w:t>내용</w:t>
             </w:r>
           </w:p>
         </w:tc>
@@ -439,7 +535,7 @@
                 <w:b/>
                 <w:sz w:val="19"/>
               </w:rPr>
-              <w:t>동률 우선순위</w:t>
+              <w:t>동률 우선</w:t>
             </w:r>
           </w:p>
         </w:tc>
@@ -447,7 +543,7 @@
       <w:tr>
         <w:tc>
           <w:tcPr>
-            <w:tcW w:type="dxa" w:w="1701"/>
+            <w:tcW w:type="dxa" w:w="1984"/>
           </w:tcPr>
           <w:p>
             <w:r/>
@@ -462,7 +558,7 @@
         </w:tc>
         <w:tc>
           <w:tcPr>
-            <w:tcW w:type="dxa" w:w="5669"/>
+            <w:tcW w:type="dxa" w:w="5102"/>
           </w:tcPr>
           <w:p>
             <w:r/>
@@ -471,7 +567,7 @@
                 <w:rFonts w:ascii="맑은 고딕" w:hAnsi="맑은 고딕" w:eastAsia="맑은 고딕"/>
                 <w:sz w:val="19"/>
               </w:rPr>
-              <w:t>상품군별 표준요율. 항상 후보에 포함되는 기준선.</w:t>
+              <w:t>상품군별 표준요율(항상 후보)</w:t>
             </w:r>
           </w:p>
         </w:tc>
@@ -494,7 +590,7 @@
       <w:tr>
         <w:tc>
           <w:tcPr>
-            <w:tcW w:type="dxa" w:w="1701"/>
+            <w:tcW w:type="dxa" w:w="1984"/>
           </w:tcPr>
           <w:p>
             <w:r/>
@@ -509,7 +605,7 @@
         </w:tc>
         <w:tc>
           <w:tcPr>
-            <w:tcW w:type="dxa" w:w="5669"/>
+            <w:tcW w:type="dxa" w:w="5102"/>
           </w:tcPr>
           <w:p>
             <w:r/>
@@ -518,7 +614,7 @@
                 <w:rFonts w:ascii="맑은 고딕" w:hAnsi="맑은 고딕" w:eastAsia="맑은 고딕"/>
                 <w:sz w:val="19"/>
               </w:rPr>
-              <w:t>한시적 우대. 대상 편입 방식에 따라 4가지 유형.</w:t>
+              <w:t>한시 우대(4유형)</w:t>
             </w:r>
           </w:p>
         </w:tc>
@@ -541,7 +637,7 @@
       <w:tr>
         <w:tc>
           <w:tcPr>
-            <w:tcW w:type="dxa" w:w="1701"/>
+            <w:tcW w:type="dxa" w:w="1984"/>
           </w:tcPr>
           <w:p>
             <w:r/>
@@ -556,7 +652,7 @@
         </w:tc>
         <w:tc>
           <w:tcPr>
-            <w:tcW w:type="dxa" w:w="5669"/>
+            <w:tcW w:type="dxa" w:w="5102"/>
           </w:tcPr>
           <w:p>
             <w:r/>
@@ -565,7 +661,7 @@
                 <w:rFonts w:ascii="맑은 고딕" w:hAnsi="맑은 고딕" w:eastAsia="맑은 고딕"/>
                 <w:sz w:val="19"/>
               </w:rPr>
-              <w:t>개별 고객 우대. 자격 조건 충족 시에만.</w:t>
+              <w:t>개별 고객 우대(조건 충족)</w:t>
             </w:r>
           </w:p>
         </w:tc>
@@ -593,17 +689,33 @@
     </w:p>
     <w:p>
       <w:pPr>
-        <w:spacing w:after="120"/>
+        <w:pStyle w:val="ListBullet"/>
+        <w:spacing w:after="40"/>
       </w:pPr>
       <w:r>
         <w:rPr>
           <w:rFonts w:ascii="맑은 고딕" w:hAnsi="맑은 고딕" w:eastAsia="맑은 고딕"/>
-          <w:b w:val="0"/>
-          <w:i/>
-          <w:color w:val="555555"/>
-          <w:sz w:val="21"/>
         </w:rPr>
-        <w:t>금액이 같으면 협의 &gt; 이벤트 &gt; 기본 순으로 우선합니다.</w:t>
+        <w:t>겹치는 후보 중 고객 부담 최저 자동 적용</w:t>
+      </w:r>
+    </w:p>
+    <w:p>
+      <w:pPr>
+        <w:pStyle w:val="ListBullet"/>
+        <w:spacing w:after="40"/>
+      </w:pPr>
+      <w:r>
+        <w:rPr>
+          <w:rFonts w:ascii="맑은 고딕" w:hAnsi="맑은 고딕" w:eastAsia="맑은 고딕"/>
+          <w:b/>
+        </w:rPr>
+        <w:t>동률 시 우선순위</w:t>
+      </w:r>
+      <w:r>
+        <w:rPr>
+          <w:rFonts w:ascii="맑은 고딕" w:hAnsi="맑은 고딕" w:eastAsia="맑은 고딕"/>
+        </w:rPr>
+        <w:t xml:space="preserve"> — 협의 &gt; 이벤트 &gt; 기본</w:t>
       </w:r>
     </w:p>
     <w:p>
@@ -613,9 +725,9 @@
       <w:r>
         <w:rPr>
           <w:rFonts w:ascii="맑은 고딕" w:hAnsi="맑은 고딕" w:eastAsia="맑은 고딕"/>
-          <w:color w:val="1F3A5F"/>
+          <w:color w:val="000000"/>
         </w:rPr>
-        <w:t>1.3 이벤트 대상 편입 방식 (4유형)</w:t>
+        <w:t>1.3 이벤트 대상 편입 4유형</w:t>
       </w:r>
     </w:p>
     <w:tbl>
@@ -659,7 +771,7 @@
                 <w:b/>
                 <w:sz w:val="19"/>
               </w:rPr>
-              <w:t>대상이 정해지는 방식</w:t>
+              <w:t>대상 결정</w:t>
             </w:r>
           </w:p>
         </w:tc>
@@ -707,7 +819,7 @@
                 <w:rFonts w:ascii="맑은 고딕" w:hAnsi="맑은 고딕" w:eastAsia="맑은 고딕"/>
                 <w:sz w:val="19"/>
               </w:rPr>
-              <w:t>적용범위에 맞는 전 계좌에 자동 적용(신청 불필요).</w:t>
+              <w:t>적용범위 내 전 계좌 자동(신청 불필요)</w:t>
             </w:r>
           </w:p>
         </w:tc>
@@ -754,7 +866,7 @@
                 <w:rFonts w:ascii="맑은 고딕" w:hAnsi="맑은 고딕" w:eastAsia="맑은 고딕"/>
                 <w:sz w:val="19"/>
               </w:rPr>
-              <w:t>고객이 신청하고 승인된 계좌만.</w:t>
+              <w:t>고객 신청·승인 계좌만</w:t>
             </w:r>
           </w:p>
         </w:tc>
@@ -769,7 +881,7 @@
                 <w:rFonts w:ascii="맑은 고딕" w:hAnsi="맑은 고딕" w:eastAsia="맑은 고딕"/>
                 <w:sz w:val="19"/>
               </w:rPr>
-              <w:t>온라인 약정 우대 신청</w:t>
+              <w:t>온라인 약정 우대</w:t>
             </w:r>
           </w:p>
         </w:tc>
@@ -801,7 +913,7 @@
                 <w:rFonts w:ascii="맑은 고딕" w:hAnsi="맑은 고딕" w:eastAsia="맑은 고딕"/>
                 <w:sz w:val="19"/>
               </w:rPr>
-              <w:t>이벤트에 가입(유입)한 계좌만.</w:t>
+              <w:t>이벤트 가입 계좌만</w:t>
             </w:r>
           </w:p>
         </w:tc>
@@ -848,7 +960,7 @@
                 <w:rFonts w:ascii="맑은 고딕" w:hAnsi="맑은 고딕" w:eastAsia="맑은 고딕"/>
                 <w:sz w:val="19"/>
               </w:rPr>
-              <w:t>휴면에서 복귀한 계좌에 자동.</w:t>
+              <w:t>휴면 복귀 계좌 자동</w:t>
             </w:r>
           </w:p>
         </w:tc>
@@ -863,7 +975,7 @@
                 <w:rFonts w:ascii="맑은 고딕" w:hAnsi="맑은 고딕" w:eastAsia="맑은 고딕"/>
                 <w:sz w:val="19"/>
               </w:rPr>
-              <w:t>복귀 고객 수수료 면제</w:t>
+              <w:t>복귀 고객 면제</w:t>
             </w:r>
           </w:p>
         </w:tc>
@@ -881,189 +993,149 @@
       <w:r>
         <w:rPr>
           <w:rFonts w:ascii="맑은 고딕" w:hAnsi="맑은 고딕" w:eastAsia="맑은 고딕"/>
-          <w:color w:val="1F3A5F"/>
+          <w:color w:val="000000"/>
         </w:rPr>
-        <w:t>1.4 이벤트 기간 — "신청 가능기간"과 "적용기간"의 분리</w:t>
+        <w:t>1.4 이벤트 기간 — 신청 가능기간 vs 적용기간</w:t>
       </w:r>
     </w:p>
     <w:p>
       <w:pPr>
-        <w:spacing w:after="120"/>
-      </w:pPr>
-      <w:r>
-        <w:rPr>
-          <w:rFonts w:ascii="맑은 고딕" w:hAnsi="맑은 고딕" w:eastAsia="맑은 고딕"/>
-          <w:b w:val="0"/>
-          <w:i w:val="0"/>
-          <w:sz w:val="21"/>
-        </w:rPr>
-        <w:t>이벤트에는 서로 다른 두 기간이 있으며, 실무에서 혼동되기 쉬워 명확히 구분합니다.</w:t>
-      </w:r>
-    </w:p>
-    <w:tbl>
-      <w:tblPr>
-        <w:tblStyle w:val="LightGrid-Accent1"/>
-        <w:tblW w:type="auto" w:w="0"/>
-        <w:jc w:val="center"/>
-        <w:tblLook w:firstColumn="1" w:firstRow="1" w:lastColumn="0" w:lastRow="0" w:noHBand="0" w:noVBand="1" w:val="04A0"/>
-      </w:tblPr>
-      <w:tblGrid>
-        <w:gridCol w:w="4320"/>
-        <w:gridCol w:w="4320"/>
-      </w:tblGrid>
-      <w:tr>
-        <w:tc>
-          <w:tcPr>
-            <w:tcW w:type="dxa" w:w="2551"/>
-          </w:tcPr>
-          <w:p>
-            <w:r/>
-            <w:r>
-              <w:rPr>
-                <w:rFonts w:ascii="맑은 고딕" w:hAnsi="맑은 고딕" w:eastAsia="맑은 고딕"/>
-                <w:b/>
-                <w:sz w:val="19"/>
-              </w:rPr>
-              <w:t>기간</w:t>
-            </w:r>
-          </w:p>
-        </w:tc>
-        <w:tc>
-          <w:tcPr>
-            <w:tcW w:type="dxa" w:w="6236"/>
-          </w:tcPr>
-          <w:p>
-            <w:r/>
-            <w:r>
-              <w:rPr>
-                <w:rFonts w:ascii="맑은 고딕" w:hAnsi="맑은 고딕" w:eastAsia="맑은 고딕"/>
-                <w:b/>
-                <w:sz w:val="19"/>
-              </w:rPr>
-              <w:t>의미</w:t>
-            </w:r>
-          </w:p>
-        </w:tc>
-      </w:tr>
-      <w:tr>
-        <w:tc>
-          <w:tcPr>
-            <w:tcW w:type="dxa" w:w="2551"/>
-          </w:tcPr>
-          <w:p>
-            <w:r/>
-            <w:r>
-              <w:rPr>
-                <w:rFonts w:ascii="맑은 고딕" w:hAnsi="맑은 고딕" w:eastAsia="맑은 고딕"/>
-                <w:sz w:val="19"/>
-              </w:rPr>
-              <w:t>신청/유입 가능기간</w:t>
-            </w:r>
-          </w:p>
-        </w:tc>
-        <w:tc>
-          <w:tcPr>
-            <w:tcW w:type="dxa" w:w="6236"/>
-          </w:tcPr>
-          <w:p>
-            <w:r/>
-            <w:r>
-              <w:rPr>
-                <w:rFonts w:ascii="맑은 고딕" w:hAnsi="맑은 고딕" w:eastAsia="맑은 고딕"/>
-                <w:sz w:val="19"/>
-              </w:rPr>
-              <w:t>고객이 이벤트에 들어올 수 있는 캘린더 구간(예: 4월~6월).</w:t>
-            </w:r>
-          </w:p>
-        </w:tc>
-      </w:tr>
-      <w:tr>
-        <w:tc>
-          <w:tcPr>
-            <w:tcW w:type="dxa" w:w="2551"/>
-          </w:tcPr>
-          <w:p>
-            <w:r/>
-            <w:r>
-              <w:rPr>
-                <w:rFonts w:ascii="맑은 고딕" w:hAnsi="맑은 고딕" w:eastAsia="맑은 고딕"/>
-                <w:sz w:val="19"/>
-              </w:rPr>
-              <w:t>적용기간(혜택 기간)</w:t>
-            </w:r>
-          </w:p>
-        </w:tc>
-        <w:tc>
-          <w:tcPr>
-            <w:tcW w:type="dxa" w:w="6236"/>
-          </w:tcPr>
-          <w:p>
-            <w:r/>
-            <w:r>
-              <w:rPr>
-                <w:rFonts w:ascii="맑은 고딕" w:hAnsi="맑은 고딕" w:eastAsia="맑은 고딕"/>
-                <w:sz w:val="19"/>
-              </w:rPr>
-              <w:t>실제 우대가 적용되는 구간. 룰마다 두 방식 중 선택.</w:t>
-            </w:r>
-          </w:p>
-        </w:tc>
-      </w:tr>
-    </w:tbl>
-    <w:p>
-      <w:pPr>
+        <w:pStyle w:val="ListBullet"/>
         <w:spacing w:after="40"/>
-      </w:pPr>
-    </w:p>
-    <w:p>
-      <w:pPr>
-        <w:spacing w:after="120"/>
       </w:pPr>
       <w:r>
         <w:rPr>
           <w:rFonts w:ascii="맑은 고딕" w:hAnsi="맑은 고딕" w:eastAsia="맑은 고딕"/>
           <w:b/>
-          <w:i w:val="0"/>
-          <w:sz w:val="21"/>
         </w:rPr>
-        <w:t>적용기간은 다음 두 가지 중에서 이벤트별로 정합니다.</w:t>
+        <w:t>신청/유입 가능기간</w:t>
+      </w:r>
+      <w:r>
+        <w:rPr>
+          <w:rFonts w:ascii="맑은 고딕" w:hAnsi="맑은 고딕" w:eastAsia="맑은 고딕"/>
+        </w:rPr>
+        <w:t xml:space="preserve"> — 계좌가 이벤트에 들어올 수 있는 캘린더 구간</w:t>
       </w:r>
     </w:p>
     <w:p>
       <w:pPr>
         <w:pStyle w:val="ListBullet"/>
+        <w:spacing w:after="40"/>
+      </w:pPr>
+      <w:r>
+        <w:rPr>
+          <w:rFonts w:ascii="맑은 고딕" w:hAnsi="맑은 고딕" w:eastAsia="맑은 고딕"/>
+          <w:b/>
+        </w:rPr>
+        <w:t>적용기간(혜택)</w:t>
+      </w:r>
+      <w:r>
+        <w:rPr>
+          <w:rFonts w:ascii="맑은 고딕" w:hAnsi="맑은 고딕" w:eastAsia="맑은 고딕"/>
+        </w:rPr>
+        <w:t xml:space="preserve"> — 실제 우대 적용 구간 — 룰마다 택1</w:t>
+      </w:r>
+    </w:p>
+    <w:p>
+      <w:pPr>
+        <w:pStyle w:val="ListBullet2"/>
+        <w:spacing w:after="40"/>
+      </w:pPr>
+      <w:r>
+        <w:rPr>
+          <w:rFonts w:ascii="맑은 고딕" w:hAnsi="맑은 고딕" w:eastAsia="맑은 고딕"/>
+          <w:b/>
+        </w:rPr>
+        <w:t>캘린더 고정형</w:t>
+      </w:r>
+      <w:r>
+        <w:rPr>
+          <w:rFonts w:ascii="맑은 고딕" w:hAnsi="맑은 고딕" w:eastAsia="맑은 고딕"/>
+        </w:rPr>
+        <w:t xml:space="preserve"> — 룰 종료일까지(모두 같은 날 종료)</w:t>
+      </w:r>
+    </w:p>
+    <w:p>
+      <w:pPr>
+        <w:pStyle w:val="ListBullet2"/>
+        <w:spacing w:after="40"/>
+      </w:pPr>
+      <w:r>
+        <w:rPr>
+          <w:rFonts w:ascii="맑은 고딕" w:hAnsi="맑은 고딕" w:eastAsia="맑은 고딕"/>
+          <w:b/>
+        </w:rPr>
+        <w:t>유입시점 상대형</w:t>
+      </w:r>
+      <w:r>
+        <w:rPr>
+          <w:rFonts w:ascii="맑은 고딕" w:hAnsi="맑은 고딕" w:eastAsia="맑은 고딕"/>
+        </w:rPr>
+        <w:t xml:space="preserve"> — 계좌별 “가입일 + N개월”</w:t>
+      </w:r>
+    </w:p>
+    <w:p>
+      <w:pPr>
+        <w:pStyle w:val="ListBullet2"/>
+        <w:spacing w:after="40"/>
       </w:pPr>
       <w:r>
         <w:rPr>
           <w:rFonts w:ascii="맑은 고딕" w:hAnsi="맑은 고딕" w:eastAsia="맑은 고딕"/>
         </w:rPr>
-        <w:t>캘린더 고정형: 신청 가능기간(룰 종료일)까지 적용. 모두 같은 날 끝남.</w:t>
+        <w:t>예: “가입 시 두 달 무료” → 6/20 가입 = 8/20까지, 신청 마감(6/30) 지나도 유지</w:t>
       </w:r>
     </w:p>
     <w:p>
       <w:pPr>
         <w:pStyle w:val="ListBullet"/>
+        <w:spacing w:after="40"/>
       </w:pPr>
       <w:r>
         <w:rPr>
           <w:rFonts w:ascii="맑은 고딕" w:hAnsi="맑은 고딕" w:eastAsia="맑은 고딕"/>
         </w:rPr>
-        <w:t>유입시점 상대형: 계좌마다 "가입일 + N개월". 예) "지금 가입하면 두 달 무료" — 6월 20일 가입 고객은 8월 20일까지 무료이며, 신청 마감(6월 30일)이 지나도 남은 혜택 기간은 그대로 유지됩니다.</w:t>
+        <w:t>상대형은 고객별 종료일 상이 → 체결 시 해석이 자동 반영</w:t>
       </w:r>
     </w:p>
     <w:p>
       <w:pPr>
-        <w:spacing w:after="120"/>
+        <w:spacing w:before="80" w:after="80"/>
+        <w:jc w:val="center"/>
       </w:pPr>
       <w:r>
-        <w:rPr>
-          <w:rFonts w:ascii="맑은 고딕" w:hAnsi="맑은 고딕" w:eastAsia="맑은 고딕"/>
-          <w:b w:val="0"/>
-          <w:i/>
-          <w:color w:val="555555"/>
-          <w:sz w:val="21"/>
-        </w:rPr>
-        <w:t>상대형은 계좌별 가입일이 기준이므로, 동일 이벤트라도 고객마다 혜택 종료일이 다릅니다. 이 계좌별 혜택 기간은 체결 시점 해석에서 자동으로 반영됩니다.</w:t>
+        <w:drawing>
+          <wp:inline xmlns:a="http://schemas.openxmlformats.org/drawingml/2006/main" xmlns:pic="http://schemas.openxmlformats.org/drawingml/2006/picture">
+            <wp:extent cx="5976000" cy="2186341"/>
+            <wp:docPr id="2" name="Picture 2"/>
+            <wp:cNvGraphicFramePr>
+              <a:graphicFrameLocks noChangeAspect="1"/>
+            </wp:cNvGraphicFramePr>
+            <a:graphic>
+              <a:graphicData uri="http://schemas.openxmlformats.org/drawingml/2006/picture">
+                <pic:pic>
+                  <pic:nvPicPr>
+                    <pic:cNvPr id="0" name="d2_period.png"/>
+                    <pic:cNvPicPr/>
+                  </pic:nvPicPr>
+                  <pic:blipFill>
+                    <a:blip r:embed="rId10"/>
+                    <a:stretch>
+                      <a:fillRect/>
+                    </a:stretch>
+                  </pic:blipFill>
+                  <pic:spPr>
+                    <a:xfrm>
+                      <a:off x="0" y="0"/>
+                      <a:ext cx="5976000" cy="2186341"/>
+                    </a:xfrm>
+                    <a:prstGeom prst="rect"/>
+                  </pic:spPr>
+                </pic:pic>
+              </a:graphicData>
+            </a:graphic>
+          </wp:inline>
+        </w:drawing>
       </w:r>
     </w:p>
     <w:p>
@@ -1073,68 +1145,104 @@
       <w:r>
         <w:rPr>
           <w:rFonts w:ascii="맑은 고딕" w:hAnsi="맑은 고딕" w:eastAsia="맑은 고딕"/>
-          <w:color w:val="1F3A5F"/>
+          <w:color w:val="000000"/>
         </w:rPr>
-        <w:t>1.5 이벤트 등록 → 승인 → 활성 흐름</w:t>
+        <w:t>1.5 등록 → 승인 → 활성</w:t>
       </w:r>
     </w:p>
     <w:p>
       <w:pPr>
-        <w:pStyle w:val="ListNumber"/>
+        <w:pStyle w:val="ListBullet"/>
+        <w:spacing w:after="40"/>
       </w:pPr>
       <w:r>
         <w:rPr>
           <w:rFonts w:ascii="맑은 고딕" w:hAnsi="맑은 고딕" w:eastAsia="맑은 고딕"/>
+          <w:b/>
         </w:rPr>
-        <w:t>현업이 이벤트를 기안(적용범위·요율표·기간·대상 지정).</w:t>
+        <w:t>① 현업 기안</w:t>
+      </w:r>
+      <w:r>
+        <w:rPr>
+          <w:rFonts w:ascii="맑은 고딕" w:hAnsi="맑은 고딕" w:eastAsia="맑은 고딕"/>
+        </w:rPr>
+        <w:t xml:space="preserve"> — 적용범위·요율표·기간·대상 지정</w:t>
       </w:r>
     </w:p>
     <w:p>
       <w:pPr>
-        <w:pStyle w:val="ListNumber"/>
+        <w:pStyle w:val="ListBullet"/>
+        <w:spacing w:after="40"/>
       </w:pPr>
       <w:r>
         <w:rPr>
           <w:rFonts w:ascii="맑은 고딕" w:hAnsi="맑은 고딕" w:eastAsia="맑은 고딕"/>
+          <w:b/>
         </w:rPr>
-        <w:t>시스템이 시뮬레이션으로 검증 — ①지배관계(전 구간에서 기존 요율보다 싸야 우대로 성립) ②역마진 경고(회사 부담이 자사 수취를 넘는지).</w:t>
+        <w:t>② 시뮬레이션 검증</w:t>
+      </w:r>
+      <w:r>
+        <w:rPr>
+          <w:rFonts w:ascii="맑은 고딕" w:hAnsi="맑은 고딕" w:eastAsia="맑은 고딕"/>
+        </w:rPr>
+        <w:t xml:space="preserve"> — 지배관계(전 구간 기존요율 이하)·역마진 경고</w:t>
       </w:r>
     </w:p>
     <w:p>
       <w:pPr>
-        <w:pStyle w:val="ListNumber"/>
+        <w:pStyle w:val="ListBullet"/>
+        <w:spacing w:after="40"/>
       </w:pPr>
       <w:r>
         <w:rPr>
           <w:rFonts w:ascii="맑은 고딕" w:hAnsi="맑은 고딕" w:eastAsia="맑은 고딕"/>
+          <w:b/>
         </w:rPr>
-        <w:t>심사자가 검토·승인하면 활성 상태로 전환.</w:t>
+        <w:t>③ 심사 승인</w:t>
+      </w:r>
+      <w:r>
+        <w:rPr>
+          <w:rFonts w:ascii="맑은 고딕" w:hAnsi="맑은 고딕" w:eastAsia="맑은 고딕"/>
+        </w:rPr>
+        <w:t xml:space="preserve"> — 검토 후 승인/반려</w:t>
       </w:r>
     </w:p>
     <w:p>
       <w:pPr>
-        <w:pStyle w:val="ListNumber"/>
+        <w:pStyle w:val="ListBullet"/>
+        <w:spacing w:after="40"/>
       </w:pPr>
       <w:r>
         <w:rPr>
           <w:rFonts w:ascii="맑은 고딕" w:hAnsi="맑은 고딕" w:eastAsia="맑은 고딕"/>
+          <w:b/>
         </w:rPr>
-        <w:t>활성 이후에는 별도 전개 없이, 체결 시점에 규칙이 해석되어 적용됩니다.</w:t>
+        <w:t>④ 활성</w:t>
+      </w:r>
+      <w:r>
+        <w:rPr>
+          <w:rFonts w:ascii="맑은 고딕" w:hAnsi="맑은 고딕" w:eastAsia="맑은 고딕"/>
+        </w:rPr>
+        <w:t xml:space="preserve"> — 이후 사전 전개 없이 체결 시 해석 반영</w:t>
       </w:r>
     </w:p>
     <w:p>
       <w:pPr>
-        <w:spacing w:after="120"/>
+        <w:pStyle w:val="ListBullet"/>
+        <w:spacing w:after="40"/>
       </w:pPr>
       <w:r>
         <w:rPr>
           <w:rFonts w:ascii="맑은 고딕" w:hAnsi="맑은 고딕" w:eastAsia="맑은 고딕"/>
-          <w:b w:val="0"/>
-          <w:i/>
-          <w:color w:val="555555"/>
-          <w:sz w:val="21"/>
+          <w:b/>
         </w:rPr>
-        <w:t>※ 주식은 종목 단위로 우대를 걸지 않습니다. 주식 수수료는 거래소·세션·주문채널로만 결정되므로, 시뮬레이션과 적용범위도 "거래소×세션×채널" 구간 단위로 다룹니다. 종목별 지정은 파생상품에만 해당합니다.</w:t>
+        <w:t>주의</w:t>
+      </w:r>
+      <w:r>
+        <w:rPr>
+          <w:rFonts w:ascii="맑은 고딕" w:hAnsi="맑은 고딕" w:eastAsia="맑은 고딕"/>
+        </w:rPr>
+        <w:t xml:space="preserve"> — 주식은 종목 단위 우대 없음 — 거래소·세션·채널로만 결정(시뮬레이션도 구간 단위). 종목 지정은 파생만</w:t>
       </w:r>
     </w:p>
     <w:p>
@@ -1144,84 +1252,156 @@
       <w:r>
         <w:rPr>
           <w:rFonts w:ascii="맑은 고딕" w:hAnsi="맑은 고딕" w:eastAsia="맑은 고딕"/>
-          <w:color w:val="1F3A5F"/>
+          <w:color w:val="000000"/>
         </w:rPr>
-        <w:t>1.6 협의수수료 — 신청과 "연장 대상 산출"</w:t>
+        <w:t>1.6 협의수수료 — 신청 · 연장 대상 산출</w:t>
       </w:r>
     </w:p>
     <w:p>
       <w:pPr>
-        <w:spacing w:after="120"/>
-      </w:pPr>
-      <w:r>
-        <w:rPr>
-          <w:rFonts w:ascii="맑은 고딕" w:hAnsi="맑은 고딕" w:eastAsia="맑은 고딕"/>
-          <w:b w:val="0"/>
-          <w:i w:val="0"/>
-          <w:sz w:val="21"/>
-        </w:rPr>
-        <w:t>협의수수료는 개별 고객이 신청하고, 자격 조건(예: 6개월 평균자산 5억 이상)을 충족하면 승인되어 부여됩니다. 신청·승인은 계좌별로 이루어집니다.</w:t>
-      </w:r>
-    </w:p>
-    <w:p>
-      <w:pPr>
-        <w:spacing w:after="120"/>
+        <w:pStyle w:val="ListBullet"/>
+        <w:spacing w:after="40"/>
       </w:pPr>
       <w:r>
         <w:rPr>
           <w:rFonts w:ascii="맑은 고딕" w:hAnsi="맑은 고딕" w:eastAsia="맑은 고딕"/>
           <w:b/>
-          <w:i w:val="0"/>
-          <w:sz w:val="21"/>
         </w:rPr>
-        <w:t>반면 만료가 다가올 때의 연장은 계좌별로 일일이 보지 않고, 그룹 단위로 대상을 한 번에 산출합니다.</w:t>
+        <w:t>신청·승인</w:t>
+      </w:r>
+      <w:r>
+        <w:rPr>
+          <w:rFonts w:ascii="맑은 고딕" w:hAnsi="맑은 고딕" w:eastAsia="맑은 고딕"/>
+        </w:rPr>
+        <w:t xml:space="preserve"> — 계좌별 개별. 자격 조건(예: 6개월 평균자산 5억↑) 충족 시 부여</w:t>
       </w:r>
     </w:p>
     <w:p>
       <w:pPr>
         <w:pStyle w:val="ListBullet"/>
+        <w:spacing w:after="40"/>
+      </w:pPr>
+      <w:r>
+        <w:rPr>
+          <w:rFonts w:ascii="맑은 고딕" w:hAnsi="맑은 고딕" w:eastAsia="맑은 고딕"/>
+          <w:b/>
+        </w:rPr>
+        <w:t>연장</w:t>
+      </w:r>
+      <w:r>
+        <w:rPr>
+          <w:rFonts w:ascii="맑은 고딕" w:hAnsi="맑은 고딕" w:eastAsia="맑은 고딕"/>
+        </w:rPr>
+        <w:t xml:space="preserve"> — 계좌별이 아니라 그룹 단위로 대상 일괄 산출</w:t>
+      </w:r>
+    </w:p>
+    <w:p>
+      <w:pPr>
+        <w:pStyle w:val="ListBullet2"/>
+        <w:spacing w:after="40"/>
+      </w:pPr>
+      <w:r>
+        <w:rPr>
+          <w:rFonts w:ascii="맑은 고딕" w:hAnsi="맑은 고딕" w:eastAsia="맑은 고딕"/>
+          <w:b/>
+        </w:rPr>
+        <w:t>그룹 축</w:t>
+      </w:r>
+      <w:r>
+        <w:rPr>
+          <w:rFonts w:ascii="맑은 고딕" w:hAnsi="맑은 고딕" w:eastAsia="맑은 고딕"/>
+        </w:rPr>
+        <w:t xml:space="preserve"> — 주식형 = 상품군 / 파생 = 품목별</w:t>
+      </w:r>
+    </w:p>
+    <w:p>
+      <w:pPr>
+        <w:pStyle w:val="ListBullet2"/>
+        <w:spacing w:after="40"/>
+      </w:pPr>
+      <w:r>
+        <w:rPr>
+          <w:rFonts w:ascii="맑은 고딕" w:hAnsi="맑은 고딕" w:eastAsia="맑은 고딕"/>
+          <w:b/>
+        </w:rPr>
+        <w:t>재평가 분류</w:t>
+      </w:r>
+      <w:r>
+        <w:rPr>
+          <w:rFonts w:ascii="맑은 고딕" w:hAnsi="맑은 고딕" w:eastAsia="맑은 고딕"/>
+        </w:rPr>
+        <w:t xml:space="preserve"> — 신규(새로 충족)·유지(계속 충족)·탈락(더는 미충족)</w:t>
+      </w:r>
+    </w:p>
+    <w:p>
+      <w:pPr>
+        <w:pStyle w:val="ListBullet2"/>
+        <w:spacing w:after="40"/>
       </w:pPr>
       <w:r>
         <w:rPr>
           <w:rFonts w:ascii="맑은 고딕" w:hAnsi="맑은 고딕" w:eastAsia="맑은 고딕"/>
         </w:rPr>
-        <w:t>그룹 축: 주식형 협의는 상품군 단위(국내주식·해외주식·금현물), 파생 협의는 품목 단위.</w:t>
+        <w:t>기존 대비 비교로 “탈락 대상”까지 함께 노출</w:t>
       </w:r>
     </w:p>
     <w:p>
       <w:pPr>
         <w:pStyle w:val="ListBullet"/>
+        <w:spacing w:after="40"/>
       </w:pPr>
       <w:r>
         <w:rPr>
           <w:rFonts w:ascii="맑은 고딕" w:hAnsi="맑은 고딕" w:eastAsia="맑은 고딕"/>
+          <w:b/>
         </w:rPr>
-        <w:t>그룹 안에서 조건을 재평가해 세 가지로 분류: 신규(새로 충족) · 유지(계속 충족) · 탈락(더는 미충족).</w:t>
+        <w:t>수행</w:t>
+      </w:r>
+      <w:r>
+        <w:rPr>
+          <w:rFonts w:ascii="맑은 고딕" w:hAnsi="맑은 고딕" w:eastAsia="맑은 고딕"/>
+        </w:rPr>
+        <w:t xml:space="preserve"> — 만료 임박 자동 산출 → 담당자 확인·조정 → 일괄 승인(정기 배치 아님)</w:t>
       </w:r>
     </w:p>
     <w:p>
       <w:pPr>
-        <w:pStyle w:val="ListBullet"/>
+        <w:spacing w:before="80" w:after="80"/>
+        <w:jc w:val="center"/>
       </w:pPr>
       <w:r>
-        <w:rPr>
-          <w:rFonts w:ascii="맑은 고딕" w:hAnsi="맑은 고딕" w:eastAsia="맑은 고딕"/>
-        </w:rPr>
-        <w:t>기존 보유자와 비교하므로 "이번에 빠지는 탈락 대상"이 함께 드러납니다.</w:t>
-      </w:r>
-    </w:p>
-    <w:p>
-      <w:pPr>
-        <w:spacing w:after="120"/>
-      </w:pPr>
-      <w:r>
-        <w:rPr>
-          <w:rFonts w:ascii="맑은 고딕" w:hAnsi="맑은 고딕" w:eastAsia="맑은 고딕"/>
-          <w:b w:val="0"/>
-          <w:i w:val="0"/>
-          <w:sz w:val="21"/>
-        </w:rPr>
-        <w:t>담당자는 이 목록을 확인·조정한 뒤 일괄 승인하며, 승인 시 유지·신규는 연장 부여, 탈락은 해지됩니다. 이 산출은 정해진 시각의 정기 배치가 아니라, 만료 임박 시 자동 산출된 대상을 담당자가 확인하는 방식입니다. (수행 전략은 3장·4장 참조)</w:t>
+        <w:drawing>
+          <wp:inline xmlns:a="http://schemas.openxmlformats.org/drawingml/2006/main" xmlns:pic="http://schemas.openxmlformats.org/drawingml/2006/picture">
+            <wp:extent cx="5976000" cy="2186341"/>
+            <wp:docPr id="3" name="Picture 3"/>
+            <wp:cNvGraphicFramePr>
+              <a:graphicFrameLocks noChangeAspect="1"/>
+            </wp:cNvGraphicFramePr>
+            <a:graphic>
+              <a:graphicData uri="http://schemas.openxmlformats.org/drawingml/2006/picture">
+                <pic:pic>
+                  <pic:nvPicPr>
+                    <pic:cNvPr id="0" name="d7_nego.png"/>
+                    <pic:cNvPicPr/>
+                  </pic:nvPicPr>
+                  <pic:blipFill>
+                    <a:blip r:embed="rId11"/>
+                    <a:stretch>
+                      <a:fillRect/>
+                    </a:stretch>
+                  </pic:blipFill>
+                  <pic:spPr>
+                    <a:xfrm>
+                      <a:off x="0" y="0"/>
+                      <a:ext cx="5976000" cy="2186341"/>
+                    </a:xfrm>
+                    <a:prstGeom prst="rect"/>
+                  </pic:spPr>
+                </pic:pic>
+              </a:graphicData>
+            </a:graphic>
+          </wp:inline>
+        </w:drawing>
       </w:r>
     </w:p>
     <w:p>
@@ -1231,23 +1411,21 @@
       <w:r>
         <w:rPr>
           <w:rFonts w:ascii="맑은 고딕" w:hAnsi="맑은 고딕" w:eastAsia="맑은 고딕"/>
-          <w:color w:val="1F3A5F"/>
+          <w:color w:val="000000"/>
         </w:rPr>
         <w:t>1.7 휴면복귀 적용</w:t>
       </w:r>
     </w:p>
     <w:p>
       <w:pPr>
-        <w:spacing w:after="120"/>
+        <w:pStyle w:val="ListBullet"/>
+        <w:spacing w:after="40"/>
       </w:pPr>
       <w:r>
         <w:rPr>
           <w:rFonts w:ascii="맑은 고딕" w:hAnsi="맑은 고딕" w:eastAsia="맑은 고딕"/>
-          <w:b w:val="0"/>
-          <w:i w:val="0"/>
-          <w:sz w:val="21"/>
         </w:rPr>
-        <w:t>원장에서 휴면복귀가 감지되면, 휴면복귀형 이벤트가 해당 계좌에 자동 적용됩니다. 시그널 기반 즉시 반영입니다.</w:t>
+        <w:t>원장 휴면복귀 감지(시그널) → 휴면복귀형 이벤트 자동 적용(즉시)</w:t>
       </w:r>
     </w:p>
     <w:p>
@@ -1257,7 +1435,7 @@
       <w:r>
         <w:rPr>
           <w:rFonts w:ascii="맑은 고딕" w:hAnsi="맑은 고딕" w:eastAsia="맑은 고딕"/>
-          <w:color w:val="1F3A5F"/>
+          <w:color w:val="000000"/>
         </w:rPr>
         <w:t>1.8 역할</w:t>
       </w:r>
@@ -1334,7 +1512,7 @@
                 <w:rFonts w:ascii="맑은 고딕" w:hAnsi="맑은 고딕" w:eastAsia="맑은 고딕"/>
                 <w:sz w:val="19"/>
               </w:rPr>
-              <w:t>이벤트·협의 기안, 적용범위·요율표·기간 설계.</w:t>
+              <w:t>이벤트·협의 기안, 적용범위·요율표·기간 설계</w:t>
             </w:r>
           </w:p>
         </w:tc>
@@ -1366,7 +1544,7 @@
                 <w:rFonts w:ascii="맑은 고딕" w:hAnsi="맑은 고딕" w:eastAsia="맑은 고딕"/>
                 <w:sz w:val="19"/>
               </w:rPr>
-              <w:t>지배관계·역마진 검토 후 승인/반려.</w:t>
+              <w:t>지배관계·역마진 검토 후 승인/반려</w:t>
             </w:r>
           </w:p>
         </w:tc>
@@ -1398,7 +1576,7 @@
                 <w:rFonts w:ascii="맑은 고딕" w:hAnsi="맑은 고딕" w:eastAsia="맑은 고딕"/>
                 <w:sz w:val="19"/>
               </w:rPr>
-              <w:t>규칙 해석·캐시·무효화, 원장 연계, 지표 적재.</w:t>
+              <w:t>규칙 해석·캐시·무효화, 원장 연계, 지표 적재</w:t>
             </w:r>
           </w:p>
         </w:tc>
@@ -1430,7 +1608,7 @@
                 <w:rFonts w:ascii="맑은 고딕" w:hAnsi="맑은 고딕" w:eastAsia="맑은 고딕"/>
                 <w:sz w:val="19"/>
               </w:rPr>
-              <w:t>체결 처리, 지표 산정, 수수료 실제 부과.</w:t>
+              <w:t>체결 처리, 지표 산정, 수수료 실제 부과</w:t>
             </w:r>
           </w:p>
         </w:tc>
@@ -1453,23 +1631,61 @@
       <w:r>
         <w:rPr>
           <w:rFonts w:ascii="맑은 고딕" w:hAnsi="맑은 고딕" w:eastAsia="맑은 고딕"/>
-          <w:color w:val="1F3A5F"/>
+          <w:color w:val="000000"/>
         </w:rPr>
-        <w:t>2. 데이터 구조도</w:t>
+        <w:t>2. 데이터 구조</w:t>
       </w:r>
     </w:p>
     <w:p>
       <w:pPr>
-        <w:spacing w:after="120"/>
+        <w:pStyle w:val="ListBullet"/>
+        <w:spacing w:after="40"/>
       </w:pPr>
       <w:r>
         <w:rPr>
           <w:rFonts w:ascii="맑은 고딕" w:hAnsi="맑은 고딕" w:eastAsia="맑은 고딕"/>
-          <w:b w:val="0"/>
-          <w:i w:val="0"/>
-          <w:sz w:val="21"/>
         </w:rPr>
-        <w:t>업무 관점에서 무엇을 저장하는지를 중심으로 정리합니다. 물리 테이블 명세가 아니라, 어떤 정보가 어디에 담기고 서로 어떻게 연결되는지를 봅니다.</w:t>
+        <w:t>물리 테이블 명세가 아니라 “무엇을 어디에 저장하고 어떻게 연결되나” 중심</w:t>
+      </w:r>
+    </w:p>
+    <w:p>
+      <w:pPr>
+        <w:spacing w:before="80" w:after="80"/>
+        <w:jc w:val="center"/>
+      </w:pPr>
+      <w:r>
+        <w:drawing>
+          <wp:inline xmlns:a="http://schemas.openxmlformats.org/drawingml/2006/main" xmlns:pic="http://schemas.openxmlformats.org/drawingml/2006/picture">
+            <wp:extent cx="5976000" cy="3060878"/>
+            <wp:docPr id="4" name="Picture 4"/>
+            <wp:cNvGraphicFramePr>
+              <a:graphicFrameLocks noChangeAspect="1"/>
+            </wp:cNvGraphicFramePr>
+            <a:graphic>
+              <a:graphicData uri="http://schemas.openxmlformats.org/drawingml/2006/picture">
+                <pic:pic>
+                  <pic:nvPicPr>
+                    <pic:cNvPr id="0" name="d3_data.png"/>
+                    <pic:cNvPicPr/>
+                  </pic:nvPicPr>
+                  <pic:blipFill>
+                    <a:blip r:embed="rId12"/>
+                    <a:stretch>
+                      <a:fillRect/>
+                    </a:stretch>
+                  </pic:blipFill>
+                  <pic:spPr>
+                    <a:xfrm>
+                      <a:off x="0" y="0"/>
+                      <a:ext cx="5976000" cy="3060878"/>
+                    </a:xfrm>
+                    <a:prstGeom prst="rect"/>
+                  </pic:spPr>
+                </pic:pic>
+              </a:graphicData>
+            </a:graphic>
+          </wp:inline>
+        </w:drawing>
       </w:r>
     </w:p>
     <w:p>
@@ -1479,7 +1695,7 @@
       <w:r>
         <w:rPr>
           <w:rFonts w:ascii="맑은 고딕" w:hAnsi="맑은 고딕" w:eastAsia="맑은 고딕"/>
-          <w:color w:val="1F3A5F"/>
+          <w:color w:val="000000"/>
         </w:rPr>
         <w:t>2.1 핵심 정보 묶음</w:t>
       </w:r>
@@ -1509,7 +1725,7 @@
                 <w:b/>
                 <w:sz w:val="19"/>
               </w:rPr>
-              <w:t>정보 묶음</w:t>
+              <w:t>정보</w:t>
             </w:r>
           </w:p>
         </w:tc>
@@ -1525,7 +1741,7 @@
                 <w:b/>
                 <w:sz w:val="19"/>
               </w:rPr>
-              <w:t>담기는 내용</w:t>
+              <w:t>내용</w:t>
             </w:r>
           </w:p>
         </w:tc>
@@ -1573,7 +1789,7 @@
                 <w:rFonts w:ascii="맑은 고딕" w:hAnsi="맑은 고딕" w:eastAsia="맑은 고딕"/>
                 <w:sz w:val="19"/>
               </w:rPr>
-              <w:t>수수료 구성 항목(자사 위탁·유관기관·세금)과 요율 방식(정률/정액/구간).</w:t>
+              <w:t>자사·유관기관·세금 항목과 요율 방식</w:t>
             </w:r>
           </w:p>
         </w:tc>
@@ -1588,7 +1804,7 @@
                 <w:rFonts w:ascii="맑은 고딕" w:hAnsi="맑은 고딕" w:eastAsia="맑은 고딕"/>
                 <w:sz w:val="19"/>
               </w:rPr>
-              <w:t>이벤트·협의·기본이 각자 참조.</w:t>
+              <w:t>이벤트·협의·기본이 참조</w:t>
             </w:r>
           </w:p>
         </w:tc>
@@ -1620,7 +1836,7 @@
                 <w:rFonts w:ascii="맑은 고딕" w:hAnsi="맑은 고딕" w:eastAsia="맑은 고딕"/>
                 <w:sz w:val="19"/>
               </w:rPr>
-              <w:t>유형·상태·적용범위·기간(신청/적용기간 2축)·요율표 연결·자격 조건.</w:t>
+              <w:t>유형·상태·적용범위·기간(2축)·조건</w:t>
             </w:r>
           </w:p>
         </w:tc>
@@ -1635,7 +1851,7 @@
                 <w:rFonts w:ascii="맑은 고딕" w:hAnsi="맑은 고딕" w:eastAsia="맑은 고딕"/>
                 <w:sz w:val="19"/>
               </w:rPr>
-              <w:t>이벤트/협의 공통 모델.</w:t>
+              <w:t>이벤트/협의 공통</w:t>
             </w:r>
           </w:p>
         </w:tc>
@@ -1652,7 +1868,7 @@
                 <w:rFonts w:ascii="맑은 고딕" w:hAnsi="맑은 고딕" w:eastAsia="맑은 고딕"/>
                 <w:sz w:val="19"/>
               </w:rPr>
-              <w:t>협의 예외(계좌 부여)</w:t>
+              <w:t>협의 예외</w:t>
             </w:r>
           </w:p>
         </w:tc>
@@ -1667,7 +1883,7 @@
                 <w:rFonts w:ascii="맑은 고딕" w:hAnsi="맑은 고딕" w:eastAsia="맑은 고딕"/>
                 <w:sz w:val="19"/>
               </w:rPr>
-              <w:t>어떤 계좌에 어떤 협의 요율이 언제까지 부여됐는지.</w:t>
+              <w:t>계좌×요율표·유효기간</w:t>
             </w:r>
           </w:p>
         </w:tc>
@@ -1682,7 +1898,7 @@
                 <w:rFonts w:ascii="맑은 고딕" w:hAnsi="맑은 고딕" w:eastAsia="맑은 고딕"/>
                 <w:sz w:val="19"/>
               </w:rPr>
-              <w:t>계좌 단위로 저장되는 유일한 항목.</w:t>
+              <w:t>계좌 단위 저장(유일)</w:t>
             </w:r>
           </w:p>
         </w:tc>
@@ -1714,7 +1930,7 @@
                 <w:rFonts w:ascii="맑은 고딕" w:hAnsi="맑은 고딕" w:eastAsia="맑은 고딕"/>
                 <w:sz w:val="19"/>
               </w:rPr>
-              <w:t>어떤 계좌가 언제, 어떤 채널로 이벤트·협의에 들어왔는지(가입일).</w:t>
+              <w:t>계좌×규칙·가입일</w:t>
             </w:r>
           </w:p>
         </w:tc>
@@ -1729,7 +1945,7 @@
                 <w:rFonts w:ascii="맑은 고딕" w:hAnsi="맑은 고딕" w:eastAsia="맑은 고딕"/>
                 <w:sz w:val="19"/>
               </w:rPr>
-              <w:t>상대형 적용기간·협의 자격의 근거.</w:t>
+              <w:t>상대형·협의 자격 근거</w:t>
             </w:r>
           </w:p>
         </w:tc>
@@ -1761,7 +1977,7 @@
                 <w:rFonts w:ascii="맑은 고딕" w:hAnsi="맑은 고딕" w:eastAsia="맑은 고딕"/>
                 <w:sz w:val="19"/>
               </w:rPr>
-              <w:t>6개월 평균자산·약정액 등 자격 판정용 수치.</w:t>
+              <w:t>6개월 평균자산·약정액</w:t>
             </w:r>
           </w:p>
         </w:tc>
@@ -1776,7 +1992,7 @@
                 <w:rFonts w:ascii="맑은 고딕" w:hAnsi="맑은 고딕" w:eastAsia="맑은 고딕"/>
                 <w:sz w:val="19"/>
               </w:rPr>
-              <w:t>원장에서 주기 적재.</w:t>
+              <w:t>자격 판정</w:t>
             </w:r>
           </w:p>
         </w:tc>
@@ -1808,7 +2024,7 @@
                 <w:rFonts w:ascii="맑은 고딕" w:hAnsi="맑은 고딕" w:eastAsia="맑은 고딕"/>
                 <w:sz w:val="19"/>
               </w:rPr>
-              <w:t>계좌×조회키별로 한 번 해석한 답을 임시 보관(캐시).</w:t>
+              <w:t>계좌×조회키 → 답(캐시)</w:t>
             </w:r>
           </w:p>
         </w:tc>
@@ -1823,7 +2039,7 @@
                 <w:rFonts w:ascii="맑은 고딕" w:hAnsi="맑은 고딕" w:eastAsia="맑은 고딕"/>
                 <w:sz w:val="19"/>
               </w:rPr>
-              <w:t>읽기 지연 감소. 변경 시 무효화.</w:t>
+              <w:t>읽기 지연 감소</w:t>
             </w:r>
           </w:p>
         </w:tc>
@@ -1855,7 +2071,7 @@
                 <w:rFonts w:ascii="맑은 고딕" w:hAnsi="맑은 고딕" w:eastAsia="맑은 고딕"/>
                 <w:sz w:val="19"/>
               </w:rPr>
-              <w:t>규칙 변경, 협의 부여/해지, 조건 평가 이력.</w:t>
+              <w:t>규칙 변경·협의 부여/해지·조건 평가</w:t>
             </w:r>
           </w:p>
         </w:tc>
@@ -1870,7 +2086,7 @@
                 <w:rFonts w:ascii="맑은 고딕" w:hAnsi="맑은 고딕" w:eastAsia="맑은 고딕"/>
                 <w:sz w:val="19"/>
               </w:rPr>
-              <w:t>감사 추적.</w:t>
+              <w:t>감사 추적</w:t>
             </w:r>
           </w:p>
         </w:tc>
@@ -1888,79 +2104,40 @@
       <w:r>
         <w:rPr>
           <w:rFonts w:ascii="맑은 고딕" w:hAnsi="맑은 고딕" w:eastAsia="맑은 고딕"/>
-          <w:color w:val="1F3A5F"/>
+          <w:color w:val="000000"/>
         </w:rPr>
-        <w:t>2.2 연결 관계</w:t>
+        <w:t>2.2 “전량 전개 테이블” 부재 이유</w:t>
       </w:r>
     </w:p>
     <w:p>
       <w:pPr>
         <w:pStyle w:val="ListBullet"/>
+        <w:spacing w:after="40"/>
       </w:pPr>
       <w:r>
         <w:rPr>
           <w:rFonts w:ascii="맑은 고딕" w:hAnsi="맑은 고딕" w:eastAsia="맑은 고딕"/>
         </w:rPr>
-        <w:t>규칙 1건은 요율표 1건을 참조한다.</w:t>
+        <w:t>계좌×종목 사전 전개 = 수천만 계좌 × 수천 종목 → 저장 폭발, 대규모 불가</w:t>
       </w:r>
     </w:p>
     <w:p>
       <w:pPr>
         <w:pStyle w:val="ListBullet"/>
+        <w:spacing w:after="40"/>
       </w:pPr>
       <w:r>
         <w:rPr>
           <w:rFonts w:ascii="맑은 고딕" w:hAnsi="맑은 고딕" w:eastAsia="맑은 고딕"/>
+          <w:b/>
         </w:rPr>
-        <w:t>규칙(적용범위)은 상품군·거래소·세션·채널(파생은 품목)로 대상을 한정한다.</w:t>
+        <w:t>대안</w:t>
       </w:r>
-    </w:p>
-    <w:p>
-      <w:pPr>
-        <w:pStyle w:val="ListBullet"/>
-      </w:pPr>
       <w:r>
         <w:rPr>
           <w:rFonts w:ascii="맑은 고딕" w:hAnsi="맑은 고딕" w:eastAsia="맑은 고딕"/>
         </w:rPr>
-        <w:t>협의 예외는 계좌와 요율표를 잇고, 유효기간을 가진다.</w:t>
-      </w:r>
-    </w:p>
-    <w:p>
-      <w:pPr>
-        <w:pStyle w:val="ListBullet"/>
-      </w:pPr>
-      <w:r>
-        <w:rPr>
-          <w:rFonts w:ascii="맑은 고딕" w:hAnsi="맑은 고딕" w:eastAsia="맑은 고딕"/>
-        </w:rPr>
-        <w:t>가입/신청 이력은 계좌와 규칙을 잇고, 가입일을 가진다(상대형 혜택·협의 자격의 기준).</w:t>
-      </w:r>
-    </w:p>
-    <w:p>
-      <w:pPr>
-        <w:pStyle w:val="Heading2"/>
-      </w:pPr>
-      <w:r>
-        <w:rPr>
-          <w:rFonts w:ascii="맑은 고딕" w:hAnsi="맑은 고딕" w:eastAsia="맑은 고딕"/>
-          <w:color w:val="1F3A5F"/>
-        </w:rPr>
-        <w:t>2.3 "계좌×종목 전량 전개 테이블"이 없는 이유</w:t>
-      </w:r>
-    </w:p>
-    <w:p>
-      <w:pPr>
-        <w:spacing w:after="120"/>
-      </w:pPr>
-      <w:r>
-        <w:rPr>
-          <w:rFonts w:ascii="맑은 고딕" w:hAnsi="맑은 고딕" w:eastAsia="맑은 고딕"/>
-          <w:b w:val="0"/>
-          <w:i w:val="0"/>
-          <w:sz w:val="21"/>
-        </w:rPr>
-        <w:t>과거 설계는 계좌마다 모든 종목의 수수료를 미리 펼쳐 저장하는 방식을 검토했으나, 수천만 계좌 × 수천 종목 규모에서는 물리적으로 감당하기 어렵습니다. 그래서 전개 테이블을 두지 않고, 규칙만 저장했다가 체결 시점에 해석합니다. 계좌 단위로 저장되는 것은 "협의 예외"뿐이며, 나머지는 규칙 해석과 임시 보관(캐시)으로 처리합니다.</w:t>
+        <w:t xml:space="preserve"> — 규칙만 저장 → 체결 시 해석. 계좌 단위 저장은 협의 예외뿐</w:t>
       </w:r>
     </w:p>
     <w:p>
@@ -1975,23 +2152,49 @@
       <w:r>
         <w:rPr>
           <w:rFonts w:ascii="맑은 고딕" w:hAnsi="맑은 고딕" w:eastAsia="맑은 고딕"/>
-          <w:color w:val="1F3A5F"/>
+          <w:color w:val="000000"/>
         </w:rPr>
-        <w:t>3. 적용 방식 구분 — 배치 / 신청 / 시그널 즉시</w:t>
+        <w:t>3. 적용 방식 — 배치 / 신청 / 시그널 즉시</w:t>
       </w:r>
     </w:p>
     <w:p>
       <w:pPr>
-        <w:spacing w:after="120"/>
+        <w:spacing w:before="80" w:after="80"/>
+        <w:jc w:val="center"/>
       </w:pPr>
       <w:r>
-        <w:rPr>
-          <w:rFonts w:ascii="맑은 고딕" w:hAnsi="맑은 고딕" w:eastAsia="맑은 고딕"/>
-          <w:b w:val="0"/>
-          <w:i w:val="0"/>
-          <w:sz w:val="21"/>
-        </w:rPr>
-        <w:t>각 업무가 언제 반영되는지를 세 가지로 구분합니다. 정기 배치가 꼭 필요한 것과, 고객 행위나 시그널로 즉시 반영되는 것을 나눕니다.</w:t>
+        <w:drawing>
+          <wp:inline xmlns:a="http://schemas.openxmlformats.org/drawingml/2006/main" xmlns:pic="http://schemas.openxmlformats.org/drawingml/2006/picture">
+            <wp:extent cx="5976000" cy="2477854"/>
+            <wp:docPr id="5" name="Picture 5"/>
+            <wp:cNvGraphicFramePr>
+              <a:graphicFrameLocks noChangeAspect="1"/>
+            </wp:cNvGraphicFramePr>
+            <a:graphic>
+              <a:graphicData uri="http://schemas.openxmlformats.org/drawingml/2006/picture">
+                <pic:pic>
+                  <pic:nvPicPr>
+                    <pic:cNvPr id="0" name="d4_apply.png"/>
+                    <pic:cNvPicPr/>
+                  </pic:nvPicPr>
+                  <pic:blipFill>
+                    <a:blip r:embed="rId13"/>
+                    <a:stretch>
+                      <a:fillRect/>
+                    </a:stretch>
+                  </pic:blipFill>
+                  <pic:spPr>
+                    <a:xfrm>
+                      <a:off x="0" y="0"/>
+                      <a:ext cx="5976000" cy="2477854"/>
+                    </a:xfrm>
+                    <a:prstGeom prst="rect"/>
+                  </pic:spPr>
+                </pic:pic>
+              </a:graphicData>
+            </a:graphic>
+          </wp:inline>
+        </w:drawing>
       </w:r>
     </w:p>
     <w:tbl>
@@ -2036,7 +2239,7 @@
                 <w:b/>
                 <w:sz w:val="19"/>
               </w:rPr>
-              <w:t>반영 방식</w:t>
+              <w:t>방식</w:t>
             </w:r>
           </w:p>
         </w:tc>
@@ -2052,7 +2255,7 @@
                 <w:b/>
                 <w:sz w:val="19"/>
               </w:rPr>
-              <w:t>트리거 / 주기</w:t>
+              <w:t>트리거/주기</w:t>
             </w:r>
           </w:p>
         </w:tc>
@@ -2068,7 +2271,7 @@
                 <w:b/>
                 <w:sz w:val="19"/>
               </w:rPr>
-              <w:t>즉시 여부</w:t>
+              <w:t>즉시</w:t>
             </w:r>
           </w:p>
         </w:tc>
@@ -2115,7 +2318,7 @@
                 <w:rFonts w:ascii="맑은 고딕" w:hAnsi="맑은 고딕" w:eastAsia="맑은 고딕"/>
                 <w:sz w:val="19"/>
               </w:rPr>
-              <w:t>기간 도래 시(일 단위 점검)</w:t>
+              <w:t>기간 도래(일 점검)</w:t>
             </w:r>
           </w:p>
         </w:tc>
@@ -2192,7 +2395,7 @@
                 <w:rFonts w:ascii="맑은 고딕" w:hAnsi="맑은 고딕" w:eastAsia="맑은 고딕"/>
                 <w:sz w:val="19"/>
               </w:rPr>
-              <w:t>즉시(해석에 자동 반영)</w:t>
+              <w:t>즉시</w:t>
             </w:r>
           </w:p>
         </w:tc>
@@ -2254,7 +2457,7 @@
                 <w:rFonts w:ascii="맑은 고딕" w:hAnsi="맑은 고딕" w:eastAsia="맑은 고딕"/>
                 <w:sz w:val="19"/>
               </w:rPr>
-              <w:t>신청·가입 즉시</w:t>
+              <w:t>즉시</w:t>
             </w:r>
           </w:p>
         </w:tc>
@@ -2286,7 +2489,7 @@
                 <w:rFonts w:ascii="맑은 고딕" w:hAnsi="맑은 고딕" w:eastAsia="맑은 고딕"/>
                 <w:sz w:val="19"/>
               </w:rPr>
-              <w:t>해석 시 자동 판정</w:t>
+              <w:t>해석 시 판정</w:t>
             </w:r>
           </w:p>
         </w:tc>
@@ -2301,7 +2504,7 @@
                 <w:rFonts w:ascii="맑은 고딕" w:hAnsi="맑은 고딕" w:eastAsia="맑은 고딕"/>
                 <w:sz w:val="19"/>
               </w:rPr>
-              <w:t>가입일 + N개월 경과</w:t>
+              <w:t>가입일+N 경과</w:t>
             </w:r>
           </w:p>
         </w:tc>
@@ -2316,7 +2519,7 @@
                 <w:rFonts w:ascii="맑은 고딕" w:hAnsi="맑은 고딕" w:eastAsia="맑은 고딕"/>
                 <w:sz w:val="19"/>
               </w:rPr>
-              <w:t>조회 시 자동</w:t>
+              <w:t>조회 시</w:t>
             </w:r>
           </w:p>
         </w:tc>
@@ -2363,7 +2566,7 @@
                 <w:rFonts w:ascii="맑은 고딕" w:hAnsi="맑은 고딕" w:eastAsia="맑은 고딕"/>
                 <w:sz w:val="19"/>
               </w:rPr>
-              <w:t>원장 휴면복귀 감지</w:t>
+              <w:t>원장 감지</w:t>
             </w:r>
           </w:p>
         </w:tc>
@@ -2425,7 +2628,7 @@
                 <w:rFonts w:ascii="맑은 고딕" w:hAnsi="맑은 고딕" w:eastAsia="맑은 고딕"/>
                 <w:sz w:val="19"/>
               </w:rPr>
-              <w:t>주기(예: 월/일)</w:t>
+              <w:t>주기(월/일)</w:t>
             </w:r>
           </w:p>
         </w:tc>
@@ -2472,7 +2675,7 @@
                 <w:rFonts w:ascii="맑은 고딕" w:hAnsi="맑은 고딕" w:eastAsia="맑은 고딕"/>
                 <w:sz w:val="19"/>
               </w:rPr>
-              <w:t>지표 갱신 연동</w:t>
+              <w:t>지표 연동</w:t>
             </w:r>
           </w:p>
         </w:tc>
@@ -2502,7 +2705,7 @@
                 <w:rFonts w:ascii="맑은 고딕" w:hAnsi="맑은 고딕" w:eastAsia="맑은 고딕"/>
                 <w:sz w:val="19"/>
               </w:rPr>
-              <w:t>갱신 반영 시</w:t>
+              <w:t>갱신 시</w:t>
             </w:r>
           </w:p>
         </w:tc>
@@ -2534,7 +2737,7 @@
                 <w:rFonts w:ascii="맑은 고딕" w:hAnsi="맑은 고딕" w:eastAsia="맑은 고딕"/>
                 <w:sz w:val="19"/>
               </w:rPr>
-              <w:t>요청형(만료 임박)</w:t>
+              <w:t>요청형</w:t>
             </w:r>
           </w:p>
         </w:tc>
@@ -2549,7 +2752,7 @@
                 <w:rFonts w:ascii="맑은 고딕" w:hAnsi="맑은 고딕" w:eastAsia="맑은 고딕"/>
                 <w:sz w:val="19"/>
               </w:rPr>
-              <w:t>만료 임박 자동 산출 → 담당자 확인</w:t>
+              <w:t>만료 임박→담당자 확인</w:t>
             </w:r>
           </w:p>
         </w:tc>
@@ -2564,7 +2767,7 @@
                 <w:rFonts w:ascii="맑은 고딕" w:hAnsi="맑은 고딕" w:eastAsia="맑은 고딕"/>
                 <w:sz w:val="19"/>
               </w:rPr>
-              <w:t>확인·승인 시</w:t>
+              <w:t>승인 시</w:t>
             </w:r>
           </w:p>
         </w:tc>
@@ -2611,7 +2814,7 @@
                 <w:rFonts w:ascii="맑은 고딕" w:hAnsi="맑은 고딕" w:eastAsia="맑은 고딕"/>
                 <w:sz w:val="19"/>
               </w:rPr>
-              <w:t>규칙 승인/연장/지표 변경</w:t>
+              <w:t>승인/연장/지표 변경</w:t>
             </w:r>
           </w:p>
         </w:tc>
@@ -2626,7 +2829,7 @@
                 <w:rFonts w:ascii="맑은 고딕" w:hAnsi="맑은 고딕" w:eastAsia="맑은 고딕"/>
                 <w:sz w:val="19"/>
               </w:rPr>
-              <w:t>변경 즉시</w:t>
+              <w:t>즉시</w:t>
             </w:r>
           </w:p>
         </w:tc>
@@ -2639,17 +2842,59 @@
     </w:p>
     <w:p>
       <w:pPr>
-        <w:spacing w:after="120"/>
+        <w:pStyle w:val="ListBullet"/>
+        <w:spacing w:after="40"/>
       </w:pPr>
       <w:r>
         <w:rPr>
           <w:rFonts w:ascii="맑은 고딕" w:hAnsi="맑은 고딕" w:eastAsia="맑은 고딕"/>
-          <w:b w:val="0"/>
-          <w:i/>
-          <w:color w:val="555555"/>
-          <w:sz w:val="21"/>
+          <w:b/>
         </w:rPr>
-        <w:t>요점: 정기 배치가 반드시 필요한 것은 "기간 도래(발효·만료)"와 "지표 재산정"입니다. 협의 연장 대상 산출은 고정 시각의 배치가 아니라, 만료 임박 시 자동으로 뽑아 담당자가 확인·승인하는 요청형입니다. 고객 신청·가입, 휴면복귀, 상대형 혜택 종료는 배치 없이 즉시/조회 시점에 반영됩니다.</w:t>
+        <w:t>정기 배치 필수</w:t>
+      </w:r>
+      <w:r>
+        <w:rPr>
+          <w:rFonts w:ascii="맑은 고딕" w:hAnsi="맑은 고딕" w:eastAsia="맑은 고딕"/>
+        </w:rPr>
+        <w:t xml:space="preserve"> — “기간 도래(발효·만료)” · “지표 재산정”</w:t>
+      </w:r>
+    </w:p>
+    <w:p>
+      <w:pPr>
+        <w:pStyle w:val="ListBullet"/>
+        <w:spacing w:after="40"/>
+      </w:pPr>
+      <w:r>
+        <w:rPr>
+          <w:rFonts w:ascii="맑은 고딕" w:hAnsi="맑은 고딕" w:eastAsia="맑은 고딕"/>
+          <w:b/>
+        </w:rPr>
+        <w:t>협의 연장</w:t>
+      </w:r>
+      <w:r>
+        <w:rPr>
+          <w:rFonts w:ascii="맑은 고딕" w:hAnsi="맑은 고딕" w:eastAsia="맑은 고딕"/>
+        </w:rPr>
+        <w:t xml:space="preserve"> — 고정 시각 배치 아님 — 만료 임박 자동 산출 후 담당자 확인(요청형)</w:t>
+      </w:r>
+    </w:p>
+    <w:p>
+      <w:pPr>
+        <w:pStyle w:val="ListBullet"/>
+        <w:spacing w:after="40"/>
+      </w:pPr>
+      <w:r>
+        <w:rPr>
+          <w:rFonts w:ascii="맑은 고딕" w:hAnsi="맑은 고딕" w:eastAsia="맑은 고딕"/>
+          <w:b/>
+        </w:rPr>
+        <w:t>신청·가입·휴면복귀·상대형 종료</w:t>
+      </w:r>
+      <w:r>
+        <w:rPr>
+          <w:rFonts w:ascii="맑은 고딕" w:hAnsi="맑은 고딕" w:eastAsia="맑은 고딕"/>
+        </w:rPr>
+        <w:t xml:space="preserve"> — 배치 없이 즉시/조회 시점 반영</w:t>
       </w:r>
     </w:p>
     <w:p>
@@ -2664,9 +2909,49 @@
       <w:r>
         <w:rPr>
           <w:rFonts w:ascii="맑은 고딕" w:hAnsi="맑은 고딕" w:eastAsia="맑은 고딕"/>
-          <w:color w:val="1F3A5F"/>
+          <w:color w:val="000000"/>
         </w:rPr>
-        <w:t>4. 아키텍처 — "규칙은 저장, 금액은 체결 때 해석"</w:t>
+        <w:t>4. 아키텍처 — 규칙은 저장, 금액은 체결 때 해석</w:t>
+      </w:r>
+    </w:p>
+    <w:p>
+      <w:pPr>
+        <w:spacing w:before="80" w:after="80"/>
+        <w:jc w:val="center"/>
+      </w:pPr>
+      <w:r>
+        <w:drawing>
+          <wp:inline xmlns:a="http://schemas.openxmlformats.org/drawingml/2006/main" xmlns:pic="http://schemas.openxmlformats.org/drawingml/2006/picture">
+            <wp:extent cx="5976000" cy="2501581"/>
+            <wp:docPr id="6" name="Picture 6"/>
+            <wp:cNvGraphicFramePr>
+              <a:graphicFrameLocks noChangeAspect="1"/>
+            </wp:cNvGraphicFramePr>
+            <a:graphic>
+              <a:graphicData uri="http://schemas.openxmlformats.org/drawingml/2006/picture">
+                <pic:pic>
+                  <pic:nvPicPr>
+                    <pic:cNvPr id="0" name="d5_arch.png"/>
+                    <pic:cNvPicPr/>
+                  </pic:nvPicPr>
+                  <pic:blipFill>
+                    <a:blip r:embed="rId14"/>
+                    <a:stretch>
+                      <a:fillRect/>
+                    </a:stretch>
+                  </pic:blipFill>
+                  <pic:spPr>
+                    <a:xfrm>
+                      <a:off x="0" y="0"/>
+                      <a:ext cx="5976000" cy="2501581"/>
+                    </a:xfrm>
+                    <a:prstGeom prst="rect"/>
+                  </pic:spPr>
+                </pic:pic>
+              </a:graphicData>
+            </a:graphic>
+          </wp:inline>
+        </w:drawing>
       </w:r>
     </w:p>
     <w:p>
@@ -2676,23 +2961,66 @@
       <w:r>
         <w:rPr>
           <w:rFonts w:ascii="맑은 고딕" w:hAnsi="맑은 고딕" w:eastAsia="맑은 고딕"/>
-          <w:color w:val="1F3A5F"/>
+          <w:color w:val="000000"/>
         </w:rPr>
         <w:t>4.1 기본 원리</w:t>
       </w:r>
     </w:p>
     <w:p>
       <w:pPr>
-        <w:spacing w:after="120"/>
+        <w:pStyle w:val="ListBullet"/>
+        <w:spacing w:after="40"/>
       </w:pPr>
       <w:r>
         <w:rPr>
           <w:rFonts w:ascii="맑은 고딕" w:hAnsi="맑은 고딕" w:eastAsia="맑은 고딕"/>
-          <w:b w:val="0"/>
-          <w:i w:val="0"/>
-          <w:sz w:val="21"/>
+          <w:b/>
         </w:rPr>
-        <w:t>플랫폼은 규칙(이벤트·협의·기본)만 보관합니다. 실제 수수료 금액은 저장하지 않고, 체결이 일어날 때 그 계좌·거래 조건에 맞는 규칙을 해석해 즉석에서 계산합니다. 한 번 해석한 답은 (계좌, 조회키) 단위로 임시 보관(캐시)해 읽기 지연을 줄이고, 규칙이 바뀌면 영향받는 부분만 무효화합니다.</w:t>
+        <w:t>금액 미저장</w:t>
+      </w:r>
+      <w:r>
+        <w:rPr>
+          <w:rFonts w:ascii="맑은 고딕" w:hAnsi="맑은 고딕" w:eastAsia="맑은 고딕"/>
+        </w:rPr>
+        <w:t xml:space="preserve"> — 규칙만 보관, 체결 시 해석해 즉석 계산</w:t>
+      </w:r>
+    </w:p>
+    <w:p>
+      <w:pPr>
+        <w:pStyle w:val="ListBullet"/>
+        <w:spacing w:after="40"/>
+      </w:pPr>
+      <w:r>
+        <w:rPr>
+          <w:rFonts w:ascii="맑은 고딕" w:hAnsi="맑은 고딕" w:eastAsia="맑은 고딕"/>
+          <w:b/>
+        </w:rPr>
+        <w:t>캐시</w:t>
+      </w:r>
+      <w:r>
+        <w:rPr>
+          <w:rFonts w:ascii="맑은 고딕" w:hAnsi="맑은 고딕" w:eastAsia="맑은 고딕"/>
+        </w:rPr>
+        <w:t xml:space="preserve"> — 해석 답을 (계좌, 조회키) 단위 보관 → 읽기 지연 감소</w:t>
+      </w:r>
+    </w:p>
+    <w:p>
+      <w:pPr>
+        <w:pStyle w:val="ListBullet"/>
+        <w:spacing w:after="40"/>
+      </w:pPr>
+      <w:r>
+        <w:rPr>
+          <w:rFonts w:ascii="맑은 고딕" w:hAnsi="맑은 고딕" w:eastAsia="맑은 고딕"/>
+          <w:b/>
+        </w:rPr>
+        <w:t>무효화</w:t>
+      </w:r>
+      <w:r>
+        <w:rPr>
+          <w:rFonts w:ascii="맑은 고딕" w:hAnsi="맑은 고딕" w:eastAsia="맑은 고딕"/>
+        </w:rPr>
+        <w:t xml:space="preserve"> — 규칙 변경 시 영향 범위만 무효화</w:t>
       </w:r>
     </w:p>
     <w:p>
@@ -2702,9 +3030,9 @@
       <w:r>
         <w:rPr>
           <w:rFonts w:ascii="맑은 고딕" w:hAnsi="맑은 고딕" w:eastAsia="맑은 고딕"/>
-          <w:color w:val="1F3A5F"/>
+          <w:color w:val="000000"/>
         </w:rPr>
-        <w:t>4.2 플랫폼과 원장의 경계</w:t>
+        <w:t>4.2 플랫폼 / 원장 경계</w:t>
       </w:r>
     </w:p>
     <w:tbl>
@@ -2779,7 +3107,7 @@
                 <w:rFonts w:ascii="맑은 고딕" w:hAnsi="맑은 고딕" w:eastAsia="맑은 고딕"/>
                 <w:sz w:val="19"/>
               </w:rPr>
-              <w:t>규칙 등록·심사·승인, 적용범위·기간 관리, 체결 시 해석, 협의 부여/연장, 캐시·무효화.</w:t>
+              <w:t>규칙 등록·심사·승인, 적용범위·기간, 체결 시 해석, 협의 부여/연장, 캐시·무효화</w:t>
             </w:r>
           </w:p>
         </w:tc>
@@ -2811,7 +3139,7 @@
                 <w:rFonts w:ascii="맑은 고딕" w:hAnsi="맑은 고딕" w:eastAsia="맑은 고딕"/>
                 <w:sz w:val="19"/>
               </w:rPr>
-              <w:t>체결 처리와 잔고 반영, 계좌 지표 산정·전달, 해석 결과에 따른 실제 수수료 부과.</w:t>
+              <w:t>체결·잔고, 계좌 지표 산정·전달, 해석 결과로 실제 부과</w:t>
             </w:r>
           </w:p>
         </w:tc>
@@ -2829,46 +3157,59 @@
       <w:r>
         <w:rPr>
           <w:rFonts w:ascii="맑은 고딕" w:hAnsi="맑은 고딕" w:eastAsia="맑은 고딕"/>
-          <w:color w:val="1F3A5F"/>
+          <w:color w:val="000000"/>
         </w:rPr>
-        <w:t>4.3 규모 대응 — 전개형에서 해석형으로</w:t>
+        <w:t>4.3 규모 대응</w:t>
       </w:r>
     </w:p>
     <w:p>
       <w:pPr>
         <w:pStyle w:val="ListBullet"/>
+        <w:spacing w:after="40"/>
+      </w:pPr>
+      <w:r>
+        <w:rPr>
+          <w:rFonts w:ascii="맑은 고딕" w:hAnsi="맑은 고딕" w:eastAsia="맑은 고딕"/>
+          <w:b/>
+        </w:rPr>
+        <w:t>전개형</w:t>
+      </w:r>
+      <w:r>
+        <w:rPr>
+          <w:rFonts w:ascii="맑은 고딕" w:hAnsi="맑은 고딕" w:eastAsia="맑은 고딕"/>
+        </w:rPr>
+        <w:t xml:space="preserve"> — 조회 빠르나 저장 폭증 → 대규모 불가</w:t>
+      </w:r>
+    </w:p>
+    <w:p>
+      <w:pPr>
+        <w:pStyle w:val="ListBullet"/>
+        <w:spacing w:after="40"/>
+      </w:pPr>
+      <w:r>
+        <w:rPr>
+          <w:rFonts w:ascii="맑은 고딕" w:hAnsi="맑은 고딕" w:eastAsia="맑은 고딕"/>
+          <w:b/>
+        </w:rPr>
+        <w:t>해석형+캐시</w:t>
+      </w:r>
+      <w:r>
+        <w:rPr>
+          <w:rFonts w:ascii="맑은 고딕" w:hAnsi="맑은 고딕" w:eastAsia="맑은 고딕"/>
+        </w:rPr>
+        <w:t xml:space="preserve"> — 저장은 규칙·예외뿐, 읽기=캐시, 변경=증분 무효화</w:t>
+      </w:r>
+    </w:p>
+    <w:p>
+      <w:pPr>
+        <w:pStyle w:val="ListBullet"/>
+        <w:spacing w:after="40"/>
       </w:pPr>
       <w:r>
         <w:rPr>
           <w:rFonts w:ascii="맑은 고딕" w:hAnsi="맑은 고딕" w:eastAsia="맑은 고딕"/>
         </w:rPr>
-        <w:t>전개형(계좌×종목 사전 전개): 조회는 빠르나 저장량이 폭증해 대규모에서 불가.</w:t>
-      </w:r>
-    </w:p>
-    <w:p>
-      <w:pPr>
-        <w:pStyle w:val="ListBullet"/>
-      </w:pPr>
-      <w:r>
-        <w:rPr>
-          <w:rFonts w:ascii="맑은 고딕" w:hAnsi="맑은 고딕" w:eastAsia="맑은 고딕"/>
-        </w:rPr>
-        <w:t>해석형(체결 시 해석 + 캐시): 저장은 규칙과 예외뿐. 읽기 지연은 캐시로, 변경은 증분 무효화로 관리.</w:t>
-      </w:r>
-    </w:p>
-    <w:p>
-      <w:pPr>
-        <w:spacing w:after="120"/>
-      </w:pPr>
-      <w:r>
-        <w:rPr>
-          <w:rFonts w:ascii="맑은 고딕" w:hAnsi="맑은 고딕" w:eastAsia="맑은 고딕"/>
-          <w:b w:val="0"/>
-          <w:i/>
-          <w:color w:val="555555"/>
-          <w:sz w:val="21"/>
-        </w:rPr>
-        <w:t>주식은 종목 차원을 없애 조회키를 "거래소·세션·채널"로 축소함으로써, 가장 큰 카디널리티(종목)를 제거한 것이 규모 대응의 핵심입니다. 파생만 품목을 키에 유지합니다.</w:t>
+        <w:t>주식 조회키에서 종목 제거(거래소·세션·채널) → 최대 카디널리티 제거. 파생만 품목 유지</w:t>
       </w:r>
     </w:p>
     <w:p>
@@ -2878,9 +3219,9 @@
       <w:r>
         <w:rPr>
           <w:rFonts w:ascii="맑은 고딕" w:hAnsi="맑은 고딕" w:eastAsia="맑은 고딕"/>
-          <w:color w:val="1F3A5F"/>
+          <w:color w:val="000000"/>
         </w:rPr>
-        <w:t>4.4 조회키(계좌에 무엇으로 수수료를 매기나)</w:t>
+        <w:t>4.4 조회키</w:t>
       </w:r>
     </w:p>
     <w:tbl>
@@ -2923,7 +3264,7 @@
                 <w:b/>
                 <w:sz w:val="19"/>
               </w:rPr>
-              <w:t>조회키 구성</w:t>
+              <w:t>조회키</w:t>
             </w:r>
           </w:p>
         </w:tc>
@@ -2955,7 +3296,7 @@
                 <w:rFonts w:ascii="맑은 고딕" w:hAnsi="맑은 고딕" w:eastAsia="맑은 고딕"/>
                 <w:sz w:val="19"/>
               </w:rPr>
-              <w:t>상품군 · 거래소 · 세션 · 주문채널  (종목 구분 없음)</w:t>
+              <w:t>상품군·거래소·세션·채널 (종목 없음)</w:t>
             </w:r>
           </w:p>
         </w:tc>
@@ -2987,7 +3328,7 @@
                 <w:rFonts w:ascii="맑은 고딕" w:hAnsi="맑은 고딕" w:eastAsia="맑은 고딕"/>
                 <w:sz w:val="19"/>
               </w:rPr>
-              <w:t>상품군 · 거래소 · 세션 · 주문채널 · 품목</w:t>
+              <w:t>상품군·거래소·세션·채널·품목</w:t>
             </w:r>
           </w:p>
         </w:tc>
@@ -2997,6 +3338,151 @@
       <w:pPr>
         <w:spacing w:after="40"/>
       </w:pPr>
+    </w:p>
+    <w:p>
+      <w:pPr>
+        <w:pStyle w:val="Heading2"/>
+      </w:pPr>
+      <w:r>
+        <w:rPr>
+          <w:rFonts w:ascii="맑은 고딕" w:hAnsi="맑은 고딕" w:eastAsia="맑은 고딕"/>
+          <w:color w:val="000000"/>
+        </w:rPr>
+        <w:t>4.5 성능 — 캐시 미스는 느리지 않은가?</w:t>
+      </w:r>
+    </w:p>
+    <w:p>
+      <w:pPr>
+        <w:pStyle w:val="ListBullet"/>
+        <w:spacing w:after="40"/>
+      </w:pPr>
+      <w:r>
+        <w:rPr>
+          <w:rFonts w:ascii="맑은 고딕" w:hAnsi="맑은 고딕" w:eastAsia="맑은 고딕"/>
+          <w:b/>
+        </w:rPr>
+        <w:t>현행(등급 방식)</w:t>
+      </w:r>
+      <w:r>
+        <w:rPr>
+          <w:rFonts w:ascii="맑은 고딕" w:hAnsi="맑은 고딕" w:eastAsia="맑은 고딕"/>
+        </w:rPr>
+        <w:t xml:space="preserve"> — 계좌 등급 조회 → (등급,상품) 요율 조회 = 2회 색인 읽기. 단, 이벤트·협의·최저가·기간 표현 불가</w:t>
+      </w:r>
+    </w:p>
+    <w:p>
+      <w:pPr>
+        <w:pStyle w:val="ListBullet"/>
+        <w:spacing w:after="40"/>
+      </w:pPr>
+      <w:r>
+        <w:rPr>
+          <w:rFonts w:ascii="맑은 고딕" w:hAnsi="맑은 고딕" w:eastAsia="맑은 고딕"/>
+          <w:b/>
+        </w:rPr>
+        <w:t>전량 전개 방식</w:t>
+      </w:r>
+      <w:r>
+        <w:rPr>
+          <w:rFonts w:ascii="맑은 고딕" w:hAnsi="맑은 고딕" w:eastAsia="맑은 고딕"/>
+        </w:rPr>
+        <w:t xml:space="preserve"> — 조회 1회로 빠르나 저장 폭발 + 규칙 변경마다 재전개 부담</w:t>
+      </w:r>
+    </w:p>
+    <w:p>
+      <w:pPr>
+        <w:pStyle w:val="ListBullet"/>
+        <w:spacing w:after="40"/>
+      </w:pPr>
+      <w:r>
+        <w:rPr>
+          <w:rFonts w:ascii="맑은 고딕" w:hAnsi="맑은 고딕" w:eastAsia="맑은 고딕"/>
+          <w:b/>
+        </w:rPr>
+        <w:t>해석형 캐시 적중</w:t>
+      </w:r>
+      <w:r>
+        <w:rPr>
+          <w:rFonts w:ascii="맑은 고딕" w:hAnsi="맑은 고딕" w:eastAsia="맑은 고딕"/>
+        </w:rPr>
+        <w:t xml:space="preserve"> — 저장된 답 1건 조회 = 전개형과 동급(1회 읽기)</w:t>
+      </w:r>
+    </w:p>
+    <w:p>
+      <w:pPr>
+        <w:pStyle w:val="ListBullet"/>
+        <w:spacing w:after="40"/>
+      </w:pPr>
+      <w:r>
+        <w:rPr>
+          <w:rFonts w:ascii="맑은 고딕" w:hAnsi="맑은 고딕" w:eastAsia="맑은 고딕"/>
+          <w:b/>
+        </w:rPr>
+        <w:t>해석형 캐시 미스</w:t>
+      </w:r>
+      <w:r>
+        <w:rPr>
+          <w:rFonts w:ascii="맑은 고딕" w:hAnsi="맑은 고딕" w:eastAsia="맑은 고딕"/>
+        </w:rPr>
+        <w:t xml:space="preserve"> — 그 (계좌,조회키)의 후보(기본+활성 이벤트/협의 소수)만 메모리 내 최저가 계산</w:t>
+      </w:r>
+    </w:p>
+    <w:p>
+      <w:pPr>
+        <w:pStyle w:val="ListBullet2"/>
+        <w:spacing w:after="40"/>
+      </w:pPr>
+      <w:r>
+        <w:rPr>
+          <w:rFonts w:ascii="맑은 고딕" w:hAnsi="맑은 고딕" w:eastAsia="맑은 고딕"/>
+          <w:b/>
+        </w:rPr>
+        <w:t>미스 비용 특성</w:t>
+      </w:r>
+      <w:r>
+        <w:rPr>
+          <w:rFonts w:ascii="맑은 고딕" w:hAnsi="맑은 고딕" w:eastAsia="맑은 고딕"/>
+        </w:rPr>
+        <w:t xml:space="preserve"> — 추가 I/O 없음(규칙·요율표는 상주) · 후보 수 소수(수 개) · (계좌,조회키)당 최초 1회만 발생</w:t>
+      </w:r>
+    </w:p>
+    <w:p>
+      <w:pPr>
+        <w:pStyle w:val="ListBullet2"/>
+        <w:spacing w:after="40"/>
+      </w:pPr>
+      <w:r>
+        <w:rPr>
+          <w:rFonts w:ascii="맑은 고딕" w:hAnsi="맑은 고딕" w:eastAsia="맑은 고딕"/>
+          <w:b/>
+        </w:rPr>
+        <w:t>완화</w:t>
+      </w:r>
+      <w:r>
+        <w:rPr>
+          <w:rFonts w:ascii="맑은 고딕" w:hAnsi="맑은 고딕" w:eastAsia="맑은 고딕"/>
+        </w:rPr>
+        <w:t xml:space="preserve"> — 활성 계좌×빈출 조회키 캐시 예열, 변경 시 영향분만 무효화 → 정상 운영에서 미스 희소</w:t>
+      </w:r>
+    </w:p>
+    <w:p>
+      <w:pPr>
+        <w:pStyle w:val="ListBullet"/>
+        <w:spacing w:after="40"/>
+      </w:pPr>
+      <w:r>
+        <w:rPr>
+          <w:rFonts w:ascii="맑은 고딕" w:hAnsi="맑은 고딕" w:eastAsia="맑은 고딕"/>
+          <w:b/>
+        </w:rPr>
+        <w:t>결론</w:t>
+      </w:r>
+      <w:r>
+        <w:rPr>
+          <w:rFonts w:ascii="맑은 고딕" w:hAnsi="맑은 고딕" w:eastAsia="맑은 고딕"/>
+        </w:rPr>
+        <w:t xml:space="preserve"> — 미스 1건은 단순 2회 읽기보다 연산은 많으나 I/O가 없고 최초 1회뿐. 반면 등급 방식으로는 이벤트·협의·최저가를 애초에 표현 못 하며, 이를 담으려면 전개(저장 폭발) 또는 어차피 체결 시 최저가 계산이 필요</w:t>
+      </w:r>
     </w:p>
     <w:p>
       <w:r>
@@ -3010,197 +3496,163 @@
       <w:r>
         <w:rPr>
           <w:rFonts w:ascii="맑은 고딕" w:hAnsi="맑은 고딕" w:eastAsia="맑은 고딕"/>
-          <w:color w:val="1F3A5F"/>
+          <w:color w:val="000000"/>
         </w:rPr>
         <w:t>5. 체결 시 수수료 적용 플로우</w:t>
       </w:r>
     </w:p>
     <w:p>
       <w:pPr>
-        <w:spacing w:after="120"/>
+        <w:spacing w:before="80" w:after="80"/>
+        <w:jc w:val="center"/>
       </w:pPr>
       <w:r>
-        <w:rPr>
-          <w:rFonts w:ascii="맑은 고딕" w:hAnsi="맑은 고딕" w:eastAsia="맑은 고딕"/>
-          <w:b w:val="0"/>
-          <w:i w:val="0"/>
-          <w:sz w:val="21"/>
-        </w:rPr>
-        <w:t>고객이 실제로 거래를 체결했을 때, 수수료가 매겨지는 과정을 단계로 정리합니다.</w:t>
+        <w:drawing>
+          <wp:inline xmlns:a="http://schemas.openxmlformats.org/drawingml/2006/main" xmlns:pic="http://schemas.openxmlformats.org/drawingml/2006/picture">
+            <wp:extent cx="4860000" cy="2785610"/>
+            <wp:docPr id="7" name="Picture 7"/>
+            <wp:cNvGraphicFramePr>
+              <a:graphicFrameLocks noChangeAspect="1"/>
+            </wp:cNvGraphicFramePr>
+            <a:graphic>
+              <a:graphicData uri="http://schemas.openxmlformats.org/drawingml/2006/picture">
+                <pic:pic>
+                  <pic:nvPicPr>
+                    <pic:cNvPr id="0" name="d6_flow.png"/>
+                    <pic:cNvPicPr/>
+                  </pic:nvPicPr>
+                  <pic:blipFill>
+                    <a:blip r:embed="rId15"/>
+                    <a:stretch>
+                      <a:fillRect/>
+                    </a:stretch>
+                  </pic:blipFill>
+                  <pic:spPr>
+                    <a:xfrm>
+                      <a:off x="0" y="0"/>
+                      <a:ext cx="4860000" cy="2785610"/>
+                    </a:xfrm>
+                    <a:prstGeom prst="rect"/>
+                  </pic:spPr>
+                </pic:pic>
+              </a:graphicData>
+            </a:graphic>
+          </wp:inline>
+        </w:drawing>
       </w:r>
     </w:p>
     <w:p>
       <w:pPr>
+        <w:pStyle w:val="ListBullet"/>
         <w:spacing w:after="40"/>
       </w:pPr>
       <w:r>
         <w:rPr>
           <w:rFonts w:ascii="맑은 고딕" w:hAnsi="맑은 고딕" w:eastAsia="맑은 고딕"/>
           <w:b/>
-          <w:i w:val="0"/>
-          <w:color w:val="1F3A5F"/>
-          <w:sz w:val="21"/>
         </w:rPr>
         <w:t>① 체결 발생</w:t>
+      </w:r>
+      <w:r>
+        <w:rPr>
+          <w:rFonts w:ascii="맑은 고딕" w:hAnsi="맑은 고딕" w:eastAsia="맑은 고딕"/>
+        </w:rPr>
+        <w:t xml:space="preserve"> — 계좌·거래소·세션·채널·(파생)품목·체결가·수량 확정</w:t>
       </w:r>
     </w:p>
     <w:p>
       <w:pPr>
-        <w:spacing w:after="160"/>
-      </w:pPr>
-      <w:r>
-        <w:rPr>
-          <w:rFonts w:ascii="맑은 고딕" w:hAnsi="맑은 고딕" w:eastAsia="맑은 고딕"/>
-          <w:b w:val="0"/>
-          <w:i w:val="0"/>
-          <w:sz w:val="21"/>
-        </w:rPr>
-        <w:t>원장에서 체결이 일어나면 계좌·거래소·세션·주문채널(파생은 품목)·체결가·수량이 확정됩니다.</w:t>
-      </w:r>
-    </w:p>
-    <w:p>
-      <w:pPr>
+        <w:pStyle w:val="ListBullet"/>
         <w:spacing w:after="40"/>
       </w:pPr>
       <w:r>
         <w:rPr>
           <w:rFonts w:ascii="맑은 고딕" w:hAnsi="맑은 고딕" w:eastAsia="맑은 고딕"/>
           <w:b/>
-          <w:i w:val="0"/>
-          <w:color w:val="1F3A5F"/>
-          <w:sz w:val="21"/>
         </w:rPr>
         <w:t>② 조회키 구성</w:t>
+      </w:r>
+      <w:r>
+        <w:rPr>
+          <w:rFonts w:ascii="맑은 고딕" w:hAnsi="맑은 고딕" w:eastAsia="맑은 고딕"/>
+        </w:rPr>
+        <w:t xml:space="preserve"> — 주식은 종목 붕괴 → 거래소·세션·채널</w:t>
       </w:r>
     </w:p>
     <w:p>
       <w:pPr>
-        <w:spacing w:after="160"/>
-      </w:pPr>
-      <w:r>
-        <w:rPr>
-          <w:rFonts w:ascii="맑은 고딕" w:hAnsi="맑은 고딕" w:eastAsia="맑은 고딕"/>
-          <w:b w:val="0"/>
-          <w:i w:val="0"/>
-          <w:sz w:val="21"/>
-        </w:rPr>
-        <w:t>위 정보로 조회키를 만듭니다. 주식은 종목을 붕괴시켜 거래소·세션·채널로만 구성합니다.</w:t>
-      </w:r>
-    </w:p>
-    <w:p>
-      <w:pPr>
+        <w:pStyle w:val="ListBullet"/>
         <w:spacing w:after="40"/>
       </w:pPr>
       <w:r>
         <w:rPr>
           <w:rFonts w:ascii="맑은 고딕" w:hAnsi="맑은 고딕" w:eastAsia="맑은 고딕"/>
           <w:b/>
-          <w:i w:val="0"/>
-          <w:color w:val="1F3A5F"/>
-          <w:sz w:val="21"/>
         </w:rPr>
         <w:t>③ 후보 수집</w:t>
+      </w:r>
+      <w:r>
+        <w:rPr>
+          <w:rFonts w:ascii="맑은 고딕" w:hAnsi="맑은 고딕" w:eastAsia="맑은 고딕"/>
+        </w:rPr>
+        <w:t xml:space="preserve"> — 협의·이벤트·기본(편입·적용기간 통과분만)</w:t>
       </w:r>
     </w:p>
     <w:p>
       <w:pPr>
-        <w:spacing w:after="160"/>
-      </w:pPr>
-      <w:r>
-        <w:rPr>
-          <w:rFonts w:ascii="맑은 고딕" w:hAnsi="맑은 고딕" w:eastAsia="맑은 고딕"/>
-          <w:b w:val="0"/>
-          <w:i w:val="0"/>
-          <w:sz w:val="21"/>
-        </w:rPr>
-        <w:t>이 계좌·조회키에 걸리는 협의·이벤트·기본 후보를 모읍니다. 이벤트는 대상 편입(신청/가입/휴면복귀)과 적용기간(캘린더/상대) 판정을 통과한 것만 후보가 됩니다.</w:t>
-      </w:r>
-    </w:p>
-    <w:p>
-      <w:pPr>
+        <w:pStyle w:val="ListBullet"/>
         <w:spacing w:after="40"/>
       </w:pPr>
       <w:r>
         <w:rPr>
           <w:rFonts w:ascii="맑은 고딕" w:hAnsi="맑은 고딕" w:eastAsia="맑은 고딕"/>
           <w:b/>
-          <w:i w:val="0"/>
-          <w:color w:val="1F3A5F"/>
-          <w:sz w:val="21"/>
         </w:rPr>
         <w:t>④ 최저가 결정</w:t>
+      </w:r>
+      <w:r>
+        <w:rPr>
+          <w:rFonts w:ascii="맑은 고딕" w:hAnsi="맑은 고딕" w:eastAsia="맑은 고딕"/>
+        </w:rPr>
+        <w:t xml:space="preserve"> — 고객 부담 최저 선택(동률 협의&gt;이벤트&gt;기본) → 답 캐시 저장</w:t>
       </w:r>
     </w:p>
     <w:p>
       <w:pPr>
-        <w:spacing w:after="160"/>
-      </w:pPr>
-      <w:r>
-        <w:rPr>
-          <w:rFonts w:ascii="맑은 고딕" w:hAnsi="맑은 고딕" w:eastAsia="맑은 고딕"/>
-          <w:b w:val="0"/>
-          <w:i w:val="0"/>
-          <w:sz w:val="21"/>
-        </w:rPr>
-        <w:t>후보들의 고객 부담을 비교해 최저가를 고릅니다(동률 시 협의&gt;이벤트&gt;기본). 한 번 정한 답은 (계좌,조회키)로 임시 보관하며, 다음 동일 조회는 저장된 답을 씁니다.</w:t>
-      </w:r>
-    </w:p>
-    <w:p>
-      <w:pPr>
+        <w:pStyle w:val="ListBullet"/>
         <w:spacing w:after="40"/>
       </w:pPr>
       <w:r>
         <w:rPr>
           <w:rFonts w:ascii="맑은 고딕" w:hAnsi="맑은 고딕" w:eastAsia="맑은 고딕"/>
           <w:b/>
-          <w:i w:val="0"/>
-          <w:color w:val="1F3A5F"/>
-          <w:sz w:val="21"/>
         </w:rPr>
         <w:t>⑤ 금액 산정</w:t>
+      </w:r>
+      <w:r>
+        <w:rPr>
+          <w:rFonts w:ascii="맑은 고딕" w:hAnsi="맑은 고딕" w:eastAsia="맑은 고딕"/>
+        </w:rPr>
+        <w:t xml:space="preserve"> — 요율표 × 체결가·수량 즉석 계산(자사·유관기관·세금)</w:t>
       </w:r>
     </w:p>
     <w:p>
       <w:pPr>
-        <w:spacing w:after="160"/>
-      </w:pPr>
-      <w:r>
-        <w:rPr>
-          <w:rFonts w:ascii="맑은 고딕" w:hAnsi="맑은 고딕" w:eastAsia="맑은 고딕"/>
-          <w:b w:val="0"/>
-          <w:i w:val="0"/>
-          <w:sz w:val="21"/>
-        </w:rPr>
-        <w:t>선택된 요율표에 체결가·수량을 대입해 자사 위탁수수료·유관기관수수료·세금을 계산합니다. 금액은 미리 저장하지 않고 이때 즉석 계산합니다.</w:t>
-      </w:r>
-    </w:p>
-    <w:p>
-      <w:pPr>
+        <w:pStyle w:val="ListBullet"/>
         <w:spacing w:after="40"/>
       </w:pPr>
       <w:r>
         <w:rPr>
           <w:rFonts w:ascii="맑은 고딕" w:hAnsi="맑은 고딕" w:eastAsia="맑은 고딕"/>
           <w:b/>
-          <w:i w:val="0"/>
-          <w:color w:val="1F3A5F"/>
-          <w:sz w:val="21"/>
         </w:rPr>
         <w:t>⑥ 원장 반영</w:t>
       </w:r>
-    </w:p>
-    <w:p>
-      <w:pPr>
-        <w:spacing w:after="160"/>
-      </w:pPr>
       <w:r>
         <w:rPr>
           <w:rFonts w:ascii="맑은 고딕" w:hAnsi="맑은 고딕" w:eastAsia="맑은 고딕"/>
-          <w:b w:val="0"/>
-          <w:i w:val="0"/>
-          <w:sz w:val="21"/>
         </w:rPr>
-        <w:t>계산된 수수료 구성이 원장으로 전달되어 실제 부과·잔고 반영됩니다.</w:t>
+        <w:t xml:space="preserve"> — 수수료 구성 전달 → 실제 부과·잔고 반영</w:t>
       </w:r>
     </w:p>
     <w:p>
@@ -3210,23 +3662,66 @@
       <w:r>
         <w:rPr>
           <w:rFonts w:ascii="맑은 고딕" w:hAnsi="맑은 고딕" w:eastAsia="맑은 고딕"/>
-          <w:color w:val="1F3A5F"/>
+          <w:color w:val="000000"/>
         </w:rPr>
-        <w:t>5.1 캐시 적중과 미스</w:t>
+        <w:t>5.1 캐시 적중/미스</w:t>
       </w:r>
     </w:p>
     <w:p>
       <w:pPr>
-        <w:spacing w:after="120"/>
+        <w:pStyle w:val="ListBullet"/>
+        <w:spacing w:after="40"/>
       </w:pPr>
       <w:r>
         <w:rPr>
           <w:rFonts w:ascii="맑은 고딕" w:hAnsi="맑은 고딕" w:eastAsia="맑은 고딕"/>
-          <w:b w:val="0"/>
-          <w:i w:val="0"/>
-          <w:sz w:val="21"/>
+          <w:b/>
         </w:rPr>
-        <w:t>동일 계좌·조회키의 첫 조회는 후보를 계산해 답을 저장(미스)하고, 이후 조회는 저장된 답을 바로 사용(적중)합니다. 규칙 승인·연장·지표 변경 등으로 답이 달라질 수 있으면 영향 범위의 저장분만 무효화되어, 다음 조회 때 다시 해석됩니다.</w:t>
+        <w:t>첫 조회(미스)</w:t>
+      </w:r>
+      <w:r>
+        <w:rPr>
+          <w:rFonts w:ascii="맑은 고딕" w:hAnsi="맑은 고딕" w:eastAsia="맑은 고딕"/>
+        </w:rPr>
+        <w:t xml:space="preserve"> — 후보 계산 후 답 저장</w:t>
+      </w:r>
+    </w:p>
+    <w:p>
+      <w:pPr>
+        <w:pStyle w:val="ListBullet"/>
+        <w:spacing w:after="40"/>
+      </w:pPr>
+      <w:r>
+        <w:rPr>
+          <w:rFonts w:ascii="맑은 고딕" w:hAnsi="맑은 고딕" w:eastAsia="맑은 고딕"/>
+          <w:b/>
+        </w:rPr>
+        <w:t>이후 조회(적중)</w:t>
+      </w:r>
+      <w:r>
+        <w:rPr>
+          <w:rFonts w:ascii="맑은 고딕" w:hAnsi="맑은 고딕" w:eastAsia="맑은 고딕"/>
+        </w:rPr>
+        <w:t xml:space="preserve"> — 저장된 답 즉시 사용(재계산 없음)</w:t>
+      </w:r>
+    </w:p>
+    <w:p>
+      <w:pPr>
+        <w:pStyle w:val="ListBullet"/>
+        <w:spacing w:after="40"/>
+      </w:pPr>
+      <w:r>
+        <w:rPr>
+          <w:rFonts w:ascii="맑은 고딕" w:hAnsi="맑은 고딕" w:eastAsia="맑은 고딕"/>
+          <w:b/>
+        </w:rPr>
+        <w:t>변경 시</w:t>
+      </w:r>
+      <w:r>
+        <w:rPr>
+          <w:rFonts w:ascii="맑은 고딕" w:hAnsi="맑은 고딕" w:eastAsia="맑은 고딕"/>
+        </w:rPr>
+        <w:t xml:space="preserve"> — 영향 범위만 무효화 → 다음 조회 때 재해석</w:t>
       </w:r>
     </w:p>
     <w:p>
@@ -3236,24 +3731,52 @@
       <w:r>
         <w:rPr>
           <w:rFonts w:ascii="맑은 고딕" w:hAnsi="맑은 고딕" w:eastAsia="맑은 고딕"/>
-          <w:color w:val="1F3A5F"/>
+          <w:color w:val="000000"/>
         </w:rPr>
-        <w:t>5.2 예시</w:t>
+        <w:t>5.2 예시 — 상대형 이벤트</w:t>
       </w:r>
     </w:p>
     <w:p>
       <w:pPr>
-        <w:spacing w:after="120"/>
+        <w:pStyle w:val="ListBullet"/>
+        <w:spacing w:after="40"/>
       </w:pPr>
       <w:r>
         <w:rPr>
           <w:rFonts w:ascii="맑은 고딕" w:hAnsi="맑은 고딕" w:eastAsia="맑은 고딕"/>
-          <w:b w:val="0"/>
-          <w:i/>
-          <w:color w:val="555555"/>
-          <w:sz w:val="21"/>
         </w:rPr>
-        <w:t>신규 가입 2개월 무료 이벤트에 6월 20일 가입한 고객이 7월 초 국내주식을 온라인으로 체결하면, 해석 결과 자사 위탁수수료가 0원인 무료 요율이 선택됩니다(유관기관수수료·세금은 정상 부과). 같은 이벤트라도 4월에 가입해 이미 2개월이 지난 고객은 무료 요율이 선택되지 않고 표준요율로 돌아갑니다. 동일 이벤트에서 고객마다 다르게 적용되는 이유는 적용기간이 "가입일 기준 상대형"이기 때문입니다.</w:t>
+        <w:t>신규 가입 2개월 무료 · 6/20 가입 고객, 7월 초 국내주식 온라인 체결 → 자사 수수료 0원 무료 요율(유관·세금 정상)</w:t>
+      </w:r>
+    </w:p>
+    <w:p>
+      <w:pPr>
+        <w:pStyle w:val="ListBullet"/>
+        <w:spacing w:after="40"/>
+      </w:pPr>
+      <w:r>
+        <w:rPr>
+          <w:rFonts w:ascii="맑은 고딕" w:hAnsi="맑은 고딕" w:eastAsia="맑은 고딕"/>
+        </w:rPr>
+        <w:t>4월 가입 고객(2개월 경과) → 무료 아님, 표준요율 복귀</w:t>
+      </w:r>
+    </w:p>
+    <w:p>
+      <w:pPr>
+        <w:pStyle w:val="ListBullet"/>
+        <w:spacing w:after="40"/>
+      </w:pPr>
+      <w:r>
+        <w:rPr>
+          <w:rFonts w:ascii="맑은 고딕" w:hAnsi="맑은 고딕" w:eastAsia="맑은 고딕"/>
+          <w:b/>
+        </w:rPr>
+        <w:t>동일 이벤트, 고객별 상이</w:t>
+      </w:r>
+      <w:r>
+        <w:rPr>
+          <w:rFonts w:ascii="맑은 고딕" w:hAnsi="맑은 고딕" w:eastAsia="맑은 고딕"/>
+        </w:rPr>
+        <w:t xml:space="preserve"> — 적용기간이 “가입일 기준 상대형”이기 때문</w:t>
       </w:r>
     </w:p>
     <w:sectPr>

--- a/docs/수수료플랫폼_업무설계서_v0.6.docx
+++ b/docs/수수료플랫폼_업무설계서_v0.6.docx
@@ -2141,6 +2141,1077 @@
       </w:r>
     </w:p>
     <w:p>
+      <w:pPr>
+        <w:pStyle w:val="Heading2"/>
+      </w:pPr>
+      <w:r>
+        <w:rPr>
+          <w:rFonts w:ascii="맑은 고딕" w:hAnsi="맑은 고딕" w:eastAsia="맑은 고딕"/>
+          <w:color w:val="000000"/>
+        </w:rPr>
+        <w:t>2.3 핵심 테이블 (주요 컬럼)</w:t>
+      </w:r>
+    </w:p>
+    <w:p>
+      <w:pPr>
+        <w:spacing w:after="40"/>
+      </w:pPr>
+      <w:r>
+        <w:rPr>
+          <w:rFonts w:ascii="맑은 고딕" w:hAnsi="맑은 고딕" w:eastAsia="맑은 고딕"/>
+          <w:i w:val="0"/>
+          <w:sz w:val="21"/>
+        </w:rPr>
+        <w:t>요율표 계열</w:t>
+      </w:r>
+    </w:p>
+    <w:tbl>
+      <w:tblPr>
+        <w:tblStyle w:val="LightGrid-Accent1"/>
+        <w:tblW w:type="auto" w:w="0"/>
+        <w:jc w:val="center"/>
+        <w:tblLook w:firstColumn="1" w:firstRow="1" w:lastColumn="0" w:lastRow="0" w:noHBand="0" w:noVBand="1" w:val="04A0"/>
+      </w:tblPr>
+      <w:tblGrid>
+        <w:gridCol w:w="2880"/>
+        <w:gridCol w:w="2880"/>
+        <w:gridCol w:w="2880"/>
+      </w:tblGrid>
+      <w:tr>
+        <w:tc>
+          <w:tcPr>
+            <w:tcW w:type="dxa" w:w="2041"/>
+          </w:tcPr>
+          <w:p>
+            <w:r/>
+            <w:r>
+              <w:rPr>
+                <w:rFonts w:ascii="맑은 고딕" w:hAnsi="맑은 고딕" w:eastAsia="맑은 고딕"/>
+                <w:b/>
+                <w:sz w:val="19"/>
+              </w:rPr>
+              <w:t>테이블</w:t>
+            </w:r>
+          </w:p>
+        </w:tc>
+        <w:tc>
+          <w:tcPr>
+            <w:tcW w:type="dxa" w:w="5669"/>
+          </w:tcPr>
+          <w:p>
+            <w:r/>
+            <w:r>
+              <w:rPr>
+                <w:rFonts w:ascii="맑은 고딕" w:hAnsi="맑은 고딕" w:eastAsia="맑은 고딕"/>
+                <w:b/>
+                <w:sz w:val="19"/>
+              </w:rPr>
+              <w:t>주요 컬럼</w:t>
+            </w:r>
+          </w:p>
+        </w:tc>
+        <w:tc>
+          <w:tcPr>
+            <w:tcW w:type="dxa" w:w="1134"/>
+          </w:tcPr>
+          <w:p>
+            <w:r/>
+            <w:r>
+              <w:rPr>
+                <w:rFonts w:ascii="맑은 고딕" w:hAnsi="맑은 고딕" w:eastAsia="맑은 고딕"/>
+                <w:b/>
+                <w:sz w:val="19"/>
+              </w:rPr>
+              <w:t>비고</w:t>
+            </w:r>
+          </w:p>
+        </w:tc>
+      </w:tr>
+      <w:tr>
+        <w:tc>
+          <w:tcPr>
+            <w:tcW w:type="dxa" w:w="2041"/>
+          </w:tcPr>
+          <w:p>
+            <w:r/>
+            <w:r>
+              <w:rPr>
+                <w:rFonts w:ascii="맑은 고딕" w:hAnsi="맑은 고딕" w:eastAsia="맑은 고딕"/>
+                <w:sz w:val="19"/>
+              </w:rPr>
+              <w:t>요율표(FEE_SCHEDULE)</w:t>
+            </w:r>
+          </w:p>
+        </w:tc>
+        <w:tc>
+          <w:tcPr>
+            <w:tcW w:type="dxa" w:w="5669"/>
+          </w:tcPr>
+          <w:p>
+            <w:r/>
+            <w:r>
+              <w:rPr>
+                <w:rFonts w:ascii="맑은 고딕" w:hAnsi="맑은 고딕" w:eastAsia="맑은 고딕"/>
+                <w:sz w:val="19"/>
+              </w:rPr>
+              <w:t>schedule_id(PK) · name</w:t>
+            </w:r>
+          </w:p>
+        </w:tc>
+        <w:tc>
+          <w:tcPr>
+            <w:tcW w:type="dxa" w:w="1134"/>
+          </w:tcPr>
+          <w:p>
+            <w:r/>
+            <w:r>
+              <w:rPr>
+                <w:rFonts w:ascii="맑은 고딕" w:hAnsi="맑은 고딕" w:eastAsia="맑은 고딕"/>
+                <w:sz w:val="19"/>
+              </w:rPr>
+              <w:t>규칙이 참조</w:t>
+            </w:r>
+          </w:p>
+        </w:tc>
+      </w:tr>
+      <w:tr>
+        <w:tc>
+          <w:tcPr>
+            <w:tcW w:type="dxa" w:w="2041"/>
+          </w:tcPr>
+          <w:p>
+            <w:r/>
+            <w:r>
+              <w:rPr>
+                <w:rFonts w:ascii="맑은 고딕" w:hAnsi="맑은 고딕" w:eastAsia="맑은 고딕"/>
+                <w:sz w:val="19"/>
+              </w:rPr>
+              <w:t>구성요소(FEE_COMPONENT)</w:t>
+            </w:r>
+          </w:p>
+        </w:tc>
+        <w:tc>
+          <w:tcPr>
+            <w:tcW w:type="dxa" w:w="5669"/>
+          </w:tcPr>
+          <w:p>
+            <w:r/>
+            <w:r>
+              <w:rPr>
+                <w:rFonts w:ascii="맑은 고딕" w:hAnsi="맑은 고딕" w:eastAsia="맑은 고딕"/>
+                <w:sz w:val="19"/>
+              </w:rPr>
+              <w:t>schedule_id(FK) · seq · name · kind[자사/유관기관/세금] · payer[고객부과/회사부담/면제] · rate_type[정률/정액/구간표] · rate_bp · flat_amount · min_fee</w:t>
+            </w:r>
+          </w:p>
+        </w:tc>
+        <w:tc>
+          <w:tcPr>
+            <w:tcW w:type="dxa" w:w="1134"/>
+          </w:tcPr>
+          <w:p>
+            <w:r/>
+            <w:r>
+              <w:rPr>
+                <w:rFonts w:ascii="맑은 고딕" w:hAnsi="맑은 고딕" w:eastAsia="맑은 고딕"/>
+                <w:sz w:val="19"/>
+              </w:rPr>
+              <w:t>요율표 1:N</w:t>
+            </w:r>
+          </w:p>
+        </w:tc>
+      </w:tr>
+      <w:tr>
+        <w:tc>
+          <w:tcPr>
+            <w:tcW w:type="dxa" w:w="2041"/>
+          </w:tcPr>
+          <w:p>
+            <w:r/>
+            <w:r>
+              <w:rPr>
+                <w:rFonts w:ascii="맑은 고딕" w:hAnsi="맑은 고딕" w:eastAsia="맑은 고딕"/>
+                <w:sz w:val="19"/>
+              </w:rPr>
+              <w:t>구간(FEE_RATE_BAND)</w:t>
+            </w:r>
+          </w:p>
+        </w:tc>
+        <w:tc>
+          <w:tcPr>
+            <w:tcW w:type="dxa" w:w="5669"/>
+          </w:tcPr>
+          <w:p>
+            <w:r/>
+            <w:r>
+              <w:rPr>
+                <w:rFonts w:ascii="맑은 고딕" w:hAnsi="맑은 고딕" w:eastAsia="맑은 고딕"/>
+                <w:sz w:val="19"/>
+              </w:rPr>
+              <w:t>schedule_id·seq(FK) · from · to · rate_bp / flat</w:t>
+            </w:r>
+          </w:p>
+        </w:tc>
+        <w:tc>
+          <w:tcPr>
+            <w:tcW w:type="dxa" w:w="1134"/>
+          </w:tcPr>
+          <w:p>
+            <w:r/>
+            <w:r>
+              <w:rPr>
+                <w:rFonts w:ascii="맑은 고딕" w:hAnsi="맑은 고딕" w:eastAsia="맑은 고딕"/>
+                <w:sz w:val="19"/>
+              </w:rPr>
+              <w:t>구간표일 때</w:t>
+            </w:r>
+          </w:p>
+        </w:tc>
+      </w:tr>
+    </w:tbl>
+    <w:p>
+      <w:pPr>
+        <w:spacing w:after="40"/>
+      </w:pPr>
+    </w:p>
+    <w:p>
+      <w:pPr>
+        <w:spacing w:after="40"/>
+      </w:pPr>
+      <w:r>
+        <w:rPr>
+          <w:rFonts w:ascii="맑은 고딕" w:hAnsi="맑은 고딕" w:eastAsia="맑은 고딕"/>
+          <w:i w:val="0"/>
+          <w:sz w:val="21"/>
+        </w:rPr>
+        <w:t>규칙 계열</w:t>
+      </w:r>
+    </w:p>
+    <w:tbl>
+      <w:tblPr>
+        <w:tblStyle w:val="LightGrid-Accent1"/>
+        <w:tblW w:type="auto" w:w="0"/>
+        <w:jc w:val="center"/>
+        <w:tblLook w:firstColumn="1" w:firstRow="1" w:lastColumn="0" w:lastRow="0" w:noHBand="0" w:noVBand="1" w:val="04A0"/>
+      </w:tblPr>
+      <w:tblGrid>
+        <w:gridCol w:w="4320"/>
+        <w:gridCol w:w="4320"/>
+      </w:tblGrid>
+      <w:tr>
+        <w:tc>
+          <w:tcPr>
+            <w:tcW w:type="dxa" w:w="2041"/>
+          </w:tcPr>
+          <w:p>
+            <w:r/>
+            <w:r>
+              <w:rPr>
+                <w:rFonts w:ascii="맑은 고딕" w:hAnsi="맑은 고딕" w:eastAsia="맑은 고딕"/>
+                <w:b/>
+                <w:sz w:val="19"/>
+              </w:rPr>
+              <w:t>테이블</w:t>
+            </w:r>
+          </w:p>
+        </w:tc>
+        <w:tc>
+          <w:tcPr>
+            <w:tcW w:type="dxa" w:w="6803"/>
+          </w:tcPr>
+          <w:p>
+            <w:r/>
+            <w:r>
+              <w:rPr>
+                <w:rFonts w:ascii="맑은 고딕" w:hAnsi="맑은 고딕" w:eastAsia="맑은 고딕"/>
+                <w:b/>
+                <w:sz w:val="19"/>
+              </w:rPr>
+              <w:t>주요 컬럼</w:t>
+            </w:r>
+          </w:p>
+        </w:tc>
+      </w:tr>
+      <w:tr>
+        <w:tc>
+          <w:tcPr>
+            <w:tcW w:type="dxa" w:w="2041"/>
+          </w:tcPr>
+          <w:p>
+            <w:r/>
+            <w:r>
+              <w:rPr>
+                <w:rFonts w:ascii="맑은 고딕" w:hAnsi="맑은 고딕" w:eastAsia="맑은 고딕"/>
+                <w:sz w:val="19"/>
+              </w:rPr>
+              <w:t>규칙(FEE_RULE)</w:t>
+            </w:r>
+          </w:p>
+        </w:tc>
+        <w:tc>
+          <w:tcPr>
+            <w:tcW w:type="dxa" w:w="6803"/>
+          </w:tcPr>
+          <w:p>
+            <w:r/>
+            <w:r>
+              <w:rPr>
+                <w:rFonts w:ascii="맑은 고딕" w:hAnsi="맑은 고딕" w:eastAsia="맑은 고딕"/>
+                <w:sz w:val="19"/>
+              </w:rPr>
+              <w:t>rule_id(PK) · name · type[BASE/EVENT/NEGOTIATED] · status · apply_mode[일괄/신청/가입/휴면복귀] · start_date · end_date · benefit_kind[캘린더/상대] · benefit_months · schedule_id(FK)</w:t>
+            </w:r>
+          </w:p>
+        </w:tc>
+      </w:tr>
+      <w:tr>
+        <w:tc>
+          <w:tcPr>
+            <w:tcW w:type="dxa" w:w="2041"/>
+          </w:tcPr>
+          <w:p>
+            <w:r/>
+            <w:r>
+              <w:rPr>
+                <w:rFonts w:ascii="맑은 고딕" w:hAnsi="맑은 고딕" w:eastAsia="맑은 고딕"/>
+                <w:sz w:val="19"/>
+              </w:rPr>
+              <w:t>적용범위(FEE_RULE_SCOPE)</w:t>
+            </w:r>
+          </w:p>
+        </w:tc>
+        <w:tc>
+          <w:tcPr>
+            <w:tcW w:type="dxa" w:w="6803"/>
+          </w:tcPr>
+          <w:p>
+            <w:r/>
+            <w:r>
+              <w:rPr>
+                <w:rFonts w:ascii="맑은 고딕" w:hAnsi="맑은 고딕" w:eastAsia="맑은 고딕"/>
+                <w:sz w:val="19"/>
+              </w:rPr>
+              <w:t>rule_id(FK) · asset_class · exchanges · sessions · channels · products · exclude_products</w:t>
+            </w:r>
+          </w:p>
+        </w:tc>
+      </w:tr>
+      <w:tr>
+        <w:tc>
+          <w:tcPr>
+            <w:tcW w:type="dxa" w:w="2041"/>
+          </w:tcPr>
+          <w:p>
+            <w:r/>
+            <w:r>
+              <w:rPr>
+                <w:rFonts w:ascii="맑은 고딕" w:hAnsi="맑은 고딕" w:eastAsia="맑은 고딕"/>
+                <w:sz w:val="19"/>
+              </w:rPr>
+              <w:t>조건(FEE_RULE_CONDITION)</w:t>
+            </w:r>
+          </w:p>
+        </w:tc>
+        <w:tc>
+          <w:tcPr>
+            <w:tcW w:type="dxa" w:w="6803"/>
+          </w:tcPr>
+          <w:p>
+            <w:r/>
+            <w:r>
+              <w:rPr>
+                <w:rFonts w:ascii="맑은 고딕" w:hAnsi="맑은 고딕" w:eastAsia="맑은 고딕"/>
+                <w:sz w:val="19"/>
+              </w:rPr>
+              <w:t>rule_id(FK) · metric[6개월평균자산/약정액] · threshold · action[자동연장/승인후연장]  (협의 전용)</w:t>
+            </w:r>
+          </w:p>
+        </w:tc>
+      </w:tr>
+    </w:tbl>
+    <w:p>
+      <w:pPr>
+        <w:spacing w:after="40"/>
+      </w:pPr>
+    </w:p>
+    <w:p>
+      <w:pPr>
+        <w:spacing w:after="40"/>
+      </w:pPr>
+      <w:r>
+        <w:rPr>
+          <w:rFonts w:ascii="맑은 고딕" w:hAnsi="맑은 고딕" w:eastAsia="맑은 고딕"/>
+          <w:i w:val="0"/>
+          <w:sz w:val="21"/>
+        </w:rPr>
+        <w:t>계좌 관련</w:t>
+      </w:r>
+    </w:p>
+    <w:tbl>
+      <w:tblPr>
+        <w:tblStyle w:val="LightGrid-Accent1"/>
+        <w:tblW w:type="auto" w:w="0"/>
+        <w:jc w:val="center"/>
+        <w:tblLook w:firstColumn="1" w:firstRow="1" w:lastColumn="0" w:lastRow="0" w:noHBand="0" w:noVBand="1" w:val="04A0"/>
+      </w:tblPr>
+      <w:tblGrid>
+        <w:gridCol w:w="2880"/>
+        <w:gridCol w:w="2880"/>
+        <w:gridCol w:w="2880"/>
+      </w:tblGrid>
+      <w:tr>
+        <w:tc>
+          <w:tcPr>
+            <w:tcW w:type="dxa" w:w="2041"/>
+          </w:tcPr>
+          <w:p>
+            <w:r/>
+            <w:r>
+              <w:rPr>
+                <w:rFonts w:ascii="맑은 고딕" w:hAnsi="맑은 고딕" w:eastAsia="맑은 고딕"/>
+                <w:b/>
+                <w:sz w:val="19"/>
+              </w:rPr>
+              <w:t>테이블</w:t>
+            </w:r>
+          </w:p>
+        </w:tc>
+        <w:tc>
+          <w:tcPr>
+            <w:tcW w:type="dxa" w:w="5669"/>
+          </w:tcPr>
+          <w:p>
+            <w:r/>
+            <w:r>
+              <w:rPr>
+                <w:rFonts w:ascii="맑은 고딕" w:hAnsi="맑은 고딕" w:eastAsia="맑은 고딕"/>
+                <w:b/>
+                <w:sz w:val="19"/>
+              </w:rPr>
+              <w:t>주요 컬럼</w:t>
+            </w:r>
+          </w:p>
+        </w:tc>
+        <w:tc>
+          <w:tcPr>
+            <w:tcW w:type="dxa" w:w="1134"/>
+          </w:tcPr>
+          <w:p>
+            <w:r/>
+            <w:r>
+              <w:rPr>
+                <w:rFonts w:ascii="맑은 고딕" w:hAnsi="맑은 고딕" w:eastAsia="맑은 고딕"/>
+                <w:b/>
+                <w:sz w:val="19"/>
+              </w:rPr>
+              <w:t>비고</w:t>
+            </w:r>
+          </w:p>
+        </w:tc>
+      </w:tr>
+      <w:tr>
+        <w:tc>
+          <w:tcPr>
+            <w:tcW w:type="dxa" w:w="2041"/>
+          </w:tcPr>
+          <w:p>
+            <w:r/>
+            <w:r>
+              <w:rPr>
+                <w:rFonts w:ascii="맑은 고딕" w:hAnsi="맑은 고딕" w:eastAsia="맑은 고딕"/>
+                <w:sz w:val="19"/>
+              </w:rPr>
+              <w:t>협의 예외(NEGO_GRANT)</w:t>
+            </w:r>
+          </w:p>
+        </w:tc>
+        <w:tc>
+          <w:tcPr>
+            <w:tcW w:type="dxa" w:w="5669"/>
+          </w:tcPr>
+          <w:p>
+            <w:r/>
+            <w:r>
+              <w:rPr>
+                <w:rFonts w:ascii="맑은 고딕" w:hAnsi="맑은 고딕" w:eastAsia="맑은 고딕"/>
+                <w:sz w:val="19"/>
+              </w:rPr>
+              <w:t>account_id · schedule_id · asset_class 등 범위 · valid_from · valid_to</w:t>
+            </w:r>
+          </w:p>
+        </w:tc>
+        <w:tc>
+          <w:tcPr>
+            <w:tcW w:type="dxa" w:w="1134"/>
+          </w:tcPr>
+          <w:p>
+            <w:r/>
+            <w:r>
+              <w:rPr>
+                <w:rFonts w:ascii="맑은 고딕" w:hAnsi="맑은 고딕" w:eastAsia="맑은 고딕"/>
+                <w:sz w:val="19"/>
+              </w:rPr>
+              <w:t>계좌 단위 저장(유일)</w:t>
+            </w:r>
+          </w:p>
+        </w:tc>
+      </w:tr>
+      <w:tr>
+        <w:tc>
+          <w:tcPr>
+            <w:tcW w:type="dxa" w:w="2041"/>
+          </w:tcPr>
+          <w:p>
+            <w:r/>
+            <w:r>
+              <w:rPr>
+                <w:rFonts w:ascii="맑은 고딕" w:hAnsi="맑은 고딕" w:eastAsia="맑은 고딕"/>
+                <w:sz w:val="19"/>
+              </w:rPr>
+              <w:t>가입/신청(ENROLLMENT)</w:t>
+            </w:r>
+          </w:p>
+        </w:tc>
+        <w:tc>
+          <w:tcPr>
+            <w:tcW w:type="dxa" w:w="5669"/>
+          </w:tcPr>
+          <w:p>
+            <w:r/>
+            <w:r>
+              <w:rPr>
+                <w:rFonts w:ascii="맑은 고딕" w:hAnsi="맑은 고딕" w:eastAsia="맑은 고딕"/>
+                <w:sz w:val="19"/>
+              </w:rPr>
+              <w:t>account_id · rule_id · enrolled_at · channel</w:t>
+            </w:r>
+          </w:p>
+        </w:tc>
+        <w:tc>
+          <w:tcPr>
+            <w:tcW w:type="dxa" w:w="1134"/>
+          </w:tcPr>
+          <w:p>
+            <w:r/>
+            <w:r>
+              <w:rPr>
+                <w:rFonts w:ascii="맑은 고딕" w:hAnsi="맑은 고딕" w:eastAsia="맑은 고딕"/>
+                <w:sz w:val="19"/>
+              </w:rPr>
+              <w:t>상대형·협의 자격 근거</w:t>
+            </w:r>
+          </w:p>
+        </w:tc>
+      </w:tr>
+      <w:tr>
+        <w:tc>
+          <w:tcPr>
+            <w:tcW w:type="dxa" w:w="2041"/>
+          </w:tcPr>
+          <w:p>
+            <w:r/>
+            <w:r>
+              <w:rPr>
+                <w:rFonts w:ascii="맑은 고딕" w:hAnsi="맑은 고딕" w:eastAsia="맑은 고딕"/>
+                <w:sz w:val="19"/>
+              </w:rPr>
+              <w:t>계좌 지표(ACCOUNT_METRIC)</w:t>
+            </w:r>
+          </w:p>
+        </w:tc>
+        <w:tc>
+          <w:tcPr>
+            <w:tcW w:type="dxa" w:w="5669"/>
+          </w:tcPr>
+          <w:p>
+            <w:r/>
+            <w:r>
+              <w:rPr>
+                <w:rFonts w:ascii="맑은 고딕" w:hAnsi="맑은 고딕" w:eastAsia="맑은 고딕"/>
+                <w:sz w:val="19"/>
+              </w:rPr>
+              <w:t>account_id · avg_asset_6m · volume_6m · dormant_returned</w:t>
+            </w:r>
+          </w:p>
+        </w:tc>
+        <w:tc>
+          <w:tcPr>
+            <w:tcW w:type="dxa" w:w="1134"/>
+          </w:tcPr>
+          <w:p>
+            <w:r/>
+            <w:r>
+              <w:rPr>
+                <w:rFonts w:ascii="맑은 고딕" w:hAnsi="맑은 고딕" w:eastAsia="맑은 고딕"/>
+                <w:sz w:val="19"/>
+              </w:rPr>
+              <w:t>원장 적재</w:t>
+            </w:r>
+          </w:p>
+        </w:tc>
+      </w:tr>
+      <w:tr>
+        <w:tc>
+          <w:tcPr>
+            <w:tcW w:type="dxa" w:w="2041"/>
+          </w:tcPr>
+          <w:p>
+            <w:r/>
+            <w:r>
+              <w:rPr>
+                <w:rFonts w:ascii="맑은 고딕" w:hAnsi="맑은 고딕" w:eastAsia="맑은 고딕"/>
+                <w:sz w:val="19"/>
+              </w:rPr>
+              <w:t>해석 캐시(RESOLVED_CACHE)</w:t>
+            </w:r>
+          </w:p>
+        </w:tc>
+        <w:tc>
+          <w:tcPr>
+            <w:tcW w:type="dxa" w:w="5669"/>
+          </w:tcPr>
+          <w:p>
+            <w:r/>
+            <w:r>
+              <w:rPr>
+                <w:rFonts w:ascii="맑은 고딕" w:hAnsi="맑은 고딕" w:eastAsia="맑은 고딕"/>
+                <w:sz w:val="19"/>
+              </w:rPr>
+              <w:t>account_id · fee_key · schedule_id · source_rule_id · source[협의/이벤트/기본] · computed_at</w:t>
+            </w:r>
+          </w:p>
+        </w:tc>
+        <w:tc>
+          <w:tcPr>
+            <w:tcW w:type="dxa" w:w="1134"/>
+          </w:tcPr>
+          <w:p>
+            <w:r/>
+            <w:r>
+              <w:rPr>
+                <w:rFonts w:ascii="맑은 고딕" w:hAnsi="맑은 고딕" w:eastAsia="맑은 고딕"/>
+                <w:sz w:val="19"/>
+              </w:rPr>
+              <w:t>읽기 지연 감소</w:t>
+            </w:r>
+          </w:p>
+        </w:tc>
+      </w:tr>
+    </w:tbl>
+    <w:p>
+      <w:pPr>
+        <w:spacing w:after="40"/>
+      </w:pPr>
+    </w:p>
+    <w:p>
+      <w:pPr>
+        <w:spacing w:after="40"/>
+      </w:pPr>
+      <w:r>
+        <w:rPr>
+          <w:rFonts w:ascii="맑은 고딕" w:hAnsi="맑은 고딕" w:eastAsia="맑은 고딕"/>
+          <w:i w:val="0"/>
+          <w:sz w:val="21"/>
+        </w:rPr>
+        <w:t>조회키(FEE_KEY) — 계좌에 수수료를 매기는 축</w:t>
+      </w:r>
+    </w:p>
+    <w:tbl>
+      <w:tblPr>
+        <w:tblStyle w:val="LightGrid-Accent1"/>
+        <w:tblW w:type="auto" w:w="0"/>
+        <w:jc w:val="center"/>
+        <w:tblLook w:firstColumn="1" w:firstRow="1" w:lastColumn="0" w:lastRow="0" w:noHBand="0" w:noVBand="1" w:val="04A0"/>
+      </w:tblPr>
+      <w:tblGrid>
+        <w:gridCol w:w="2160"/>
+        <w:gridCol w:w="2160"/>
+        <w:gridCol w:w="2160"/>
+        <w:gridCol w:w="2160"/>
+      </w:tblGrid>
+      <w:tr>
+        <w:tc>
+          <w:tcPr>
+            <w:tcW w:type="dxa" w:w="1701"/>
+          </w:tcPr>
+          <w:p>
+            <w:r/>
+            <w:r>
+              <w:rPr>
+                <w:rFonts w:ascii="맑은 고딕" w:hAnsi="맑은 고딕" w:eastAsia="맑은 고딕"/>
+                <w:b/>
+                <w:sz w:val="19"/>
+              </w:rPr>
+              <w:t>컬럼</w:t>
+            </w:r>
+          </w:p>
+        </w:tc>
+        <w:tc>
+          <w:tcPr>
+            <w:tcW w:type="dxa" w:w="4535"/>
+          </w:tcPr>
+          <w:p>
+            <w:r/>
+            <w:r>
+              <w:rPr>
+                <w:rFonts w:ascii="맑은 고딕" w:hAnsi="맑은 고딕" w:eastAsia="맑은 고딕"/>
+                <w:b/>
+                <w:sz w:val="19"/>
+              </w:rPr>
+              <w:t>값</w:t>
+            </w:r>
+          </w:p>
+        </w:tc>
+        <w:tc>
+          <w:tcPr>
+            <w:tcW w:type="dxa" w:w="1304"/>
+          </w:tcPr>
+          <w:p>
+            <w:r/>
+            <w:r>
+              <w:rPr>
+                <w:rFonts w:ascii="맑은 고딕" w:hAnsi="맑은 고딕" w:eastAsia="맑은 고딕"/>
+                <w:b/>
+                <w:sz w:val="19"/>
+              </w:rPr>
+              <w:t>주식</w:t>
+            </w:r>
+          </w:p>
+        </w:tc>
+        <w:tc>
+          <w:tcPr>
+            <w:tcW w:type="dxa" w:w="1304"/>
+          </w:tcPr>
+          <w:p>
+            <w:r/>
+            <w:r>
+              <w:rPr>
+                <w:rFonts w:ascii="맑은 고딕" w:hAnsi="맑은 고딕" w:eastAsia="맑은 고딕"/>
+                <w:b/>
+                <w:sz w:val="19"/>
+              </w:rPr>
+              <w:t>파생</w:t>
+            </w:r>
+          </w:p>
+        </w:tc>
+      </w:tr>
+      <w:tr>
+        <w:tc>
+          <w:tcPr>
+            <w:tcW w:type="dxa" w:w="1701"/>
+          </w:tcPr>
+          <w:p>
+            <w:r/>
+            <w:r>
+              <w:rPr>
+                <w:rFonts w:ascii="맑은 고딕" w:hAnsi="맑은 고딕" w:eastAsia="맑은 고딕"/>
+                <w:sz w:val="19"/>
+              </w:rPr>
+              <w:t>asset_class</w:t>
+            </w:r>
+          </w:p>
+        </w:tc>
+        <w:tc>
+          <w:tcPr>
+            <w:tcW w:type="dxa" w:w="4535"/>
+          </w:tcPr>
+          <w:p>
+            <w:r/>
+            <w:r>
+              <w:rPr>
+                <w:rFonts w:ascii="맑은 고딕" w:hAnsi="맑은 고딕" w:eastAsia="맑은 고딕"/>
+                <w:sz w:val="19"/>
+              </w:rPr>
+              <w:t>상품군</w:t>
+            </w:r>
+          </w:p>
+        </w:tc>
+        <w:tc>
+          <w:tcPr>
+            <w:tcW w:type="dxa" w:w="1304"/>
+          </w:tcPr>
+          <w:p>
+            <w:r/>
+            <w:r>
+              <w:rPr>
+                <w:rFonts w:ascii="맑은 고딕" w:hAnsi="맑은 고딕" w:eastAsia="맑은 고딕"/>
+                <w:sz w:val="19"/>
+              </w:rPr>
+              <w:t>○</w:t>
+            </w:r>
+          </w:p>
+        </w:tc>
+        <w:tc>
+          <w:tcPr>
+            <w:tcW w:type="dxa" w:w="1304"/>
+          </w:tcPr>
+          <w:p>
+            <w:r/>
+            <w:r>
+              <w:rPr>
+                <w:rFonts w:ascii="맑은 고딕" w:hAnsi="맑은 고딕" w:eastAsia="맑은 고딕"/>
+                <w:sz w:val="19"/>
+              </w:rPr>
+              <w:t>○</w:t>
+            </w:r>
+          </w:p>
+        </w:tc>
+      </w:tr>
+      <w:tr>
+        <w:tc>
+          <w:tcPr>
+            <w:tcW w:type="dxa" w:w="1701"/>
+          </w:tcPr>
+          <w:p>
+            <w:r/>
+            <w:r>
+              <w:rPr>
+                <w:rFonts w:ascii="맑은 고딕" w:hAnsi="맑은 고딕" w:eastAsia="맑은 고딕"/>
+                <w:sz w:val="19"/>
+              </w:rPr>
+              <w:t>exchange</w:t>
+            </w:r>
+          </w:p>
+        </w:tc>
+        <w:tc>
+          <w:tcPr>
+            <w:tcW w:type="dxa" w:w="4535"/>
+          </w:tcPr>
+          <w:p>
+            <w:r/>
+            <w:r>
+              <w:rPr>
+                <w:rFonts w:ascii="맑은 고딕" w:hAnsi="맑은 고딕" w:eastAsia="맑은 고딕"/>
+                <w:sz w:val="19"/>
+              </w:rPr>
+              <w:t>거래소(KRX/NXT/CME…)</w:t>
+            </w:r>
+          </w:p>
+        </w:tc>
+        <w:tc>
+          <w:tcPr>
+            <w:tcW w:type="dxa" w:w="1304"/>
+          </w:tcPr>
+          <w:p>
+            <w:r/>
+            <w:r>
+              <w:rPr>
+                <w:rFonts w:ascii="맑은 고딕" w:hAnsi="맑은 고딕" w:eastAsia="맑은 고딕"/>
+                <w:sz w:val="19"/>
+              </w:rPr>
+              <w:t>○</w:t>
+            </w:r>
+          </w:p>
+        </w:tc>
+        <w:tc>
+          <w:tcPr>
+            <w:tcW w:type="dxa" w:w="1304"/>
+          </w:tcPr>
+          <w:p>
+            <w:r/>
+            <w:r>
+              <w:rPr>
+                <w:rFonts w:ascii="맑은 고딕" w:hAnsi="맑은 고딕" w:eastAsia="맑은 고딕"/>
+                <w:sz w:val="19"/>
+              </w:rPr>
+              <w:t>○</w:t>
+            </w:r>
+          </w:p>
+        </w:tc>
+      </w:tr>
+      <w:tr>
+        <w:tc>
+          <w:tcPr>
+            <w:tcW w:type="dxa" w:w="1701"/>
+          </w:tcPr>
+          <w:p>
+            <w:r/>
+            <w:r>
+              <w:rPr>
+                <w:rFonts w:ascii="맑은 고딕" w:hAnsi="맑은 고딕" w:eastAsia="맑은 고딕"/>
+                <w:sz w:val="19"/>
+              </w:rPr>
+              <w:t>session</w:t>
+            </w:r>
+          </w:p>
+        </w:tc>
+        <w:tc>
+          <w:tcPr>
+            <w:tcW w:type="dxa" w:w="4535"/>
+          </w:tcPr>
+          <w:p>
+            <w:r/>
+            <w:r>
+              <w:rPr>
+                <w:rFonts w:ascii="맑은 고딕" w:hAnsi="맑은 고딕" w:eastAsia="맑은 고딕"/>
+                <w:sz w:val="19"/>
+              </w:rPr>
+              <w:t>세션(프리/정규/애프터)</w:t>
+            </w:r>
+          </w:p>
+        </w:tc>
+        <w:tc>
+          <w:tcPr>
+            <w:tcW w:type="dxa" w:w="1304"/>
+          </w:tcPr>
+          <w:p>
+            <w:r/>
+            <w:r>
+              <w:rPr>
+                <w:rFonts w:ascii="맑은 고딕" w:hAnsi="맑은 고딕" w:eastAsia="맑은 고딕"/>
+                <w:sz w:val="19"/>
+              </w:rPr>
+              <w:t>○</w:t>
+            </w:r>
+          </w:p>
+        </w:tc>
+        <w:tc>
+          <w:tcPr>
+            <w:tcW w:type="dxa" w:w="1304"/>
+          </w:tcPr>
+          <w:p>
+            <w:r/>
+            <w:r>
+              <w:rPr>
+                <w:rFonts w:ascii="맑은 고딕" w:hAnsi="맑은 고딕" w:eastAsia="맑은 고딕"/>
+                <w:sz w:val="19"/>
+              </w:rPr>
+              <w:t>○</w:t>
+            </w:r>
+          </w:p>
+        </w:tc>
+      </w:tr>
+      <w:tr>
+        <w:tc>
+          <w:tcPr>
+            <w:tcW w:type="dxa" w:w="1701"/>
+          </w:tcPr>
+          <w:p>
+            <w:r/>
+            <w:r>
+              <w:rPr>
+                <w:rFonts w:ascii="맑은 고딕" w:hAnsi="맑은 고딕" w:eastAsia="맑은 고딕"/>
+                <w:sz w:val="19"/>
+              </w:rPr>
+              <w:t>channel</w:t>
+            </w:r>
+          </w:p>
+        </w:tc>
+        <w:tc>
+          <w:tcPr>
+            <w:tcW w:type="dxa" w:w="4535"/>
+          </w:tcPr>
+          <w:p>
+            <w:r/>
+            <w:r>
+              <w:rPr>
+                <w:rFonts w:ascii="맑은 고딕" w:hAnsi="맑은 고딕" w:eastAsia="맑은 고딕"/>
+                <w:sz w:val="19"/>
+              </w:rPr>
+              <w:t>주문채널(HTS/MTS/API/ARS/센터/반대매매)</w:t>
+            </w:r>
+          </w:p>
+        </w:tc>
+        <w:tc>
+          <w:tcPr>
+            <w:tcW w:type="dxa" w:w="1304"/>
+          </w:tcPr>
+          <w:p>
+            <w:r/>
+            <w:r>
+              <w:rPr>
+                <w:rFonts w:ascii="맑은 고딕" w:hAnsi="맑은 고딕" w:eastAsia="맑은 고딕"/>
+                <w:sz w:val="19"/>
+              </w:rPr>
+              <w:t>○</w:t>
+            </w:r>
+          </w:p>
+        </w:tc>
+        <w:tc>
+          <w:tcPr>
+            <w:tcW w:type="dxa" w:w="1304"/>
+          </w:tcPr>
+          <w:p>
+            <w:r/>
+            <w:r>
+              <w:rPr>
+                <w:rFonts w:ascii="맑은 고딕" w:hAnsi="맑은 고딕" w:eastAsia="맑은 고딕"/>
+                <w:sz w:val="19"/>
+              </w:rPr>
+              <w:t>○</w:t>
+            </w:r>
+          </w:p>
+        </w:tc>
+      </w:tr>
+      <w:tr>
+        <w:tc>
+          <w:tcPr>
+            <w:tcW w:type="dxa" w:w="1701"/>
+          </w:tcPr>
+          <w:p>
+            <w:r/>
+            <w:r>
+              <w:rPr>
+                <w:rFonts w:ascii="맑은 고딕" w:hAnsi="맑은 고딕" w:eastAsia="맑은 고딕"/>
+                <w:sz w:val="19"/>
+              </w:rPr>
+              <w:t>product</w:t>
+            </w:r>
+          </w:p>
+        </w:tc>
+        <w:tc>
+          <w:tcPr>
+            <w:tcW w:type="dxa" w:w="4535"/>
+          </w:tcPr>
+          <w:p>
+            <w:r/>
+            <w:r>
+              <w:rPr>
+                <w:rFonts w:ascii="맑은 고딕" w:hAnsi="맑은 고딕" w:eastAsia="맑은 고딕"/>
+                <w:sz w:val="19"/>
+              </w:rPr>
+              <w:t>품목(종목/계약)</w:t>
+            </w:r>
+          </w:p>
+        </w:tc>
+        <w:tc>
+          <w:tcPr>
+            <w:tcW w:type="dxa" w:w="1304"/>
+          </w:tcPr>
+          <w:p>
+            <w:r/>
+            <w:r>
+              <w:rPr>
+                <w:rFonts w:ascii="맑은 고딕" w:hAnsi="맑은 고딕" w:eastAsia="맑은 고딕"/>
+                <w:sz w:val="19"/>
+              </w:rPr>
+              <w:t>✗ (null)</w:t>
+            </w:r>
+          </w:p>
+        </w:tc>
+        <w:tc>
+          <w:tcPr>
+            <w:tcW w:type="dxa" w:w="1304"/>
+          </w:tcPr>
+          <w:p>
+            <w:r/>
+            <w:r>
+              <w:rPr>
+                <w:rFonts w:ascii="맑은 고딕" w:hAnsi="맑은 고딕" w:eastAsia="맑은 고딕"/>
+                <w:sz w:val="19"/>
+              </w:rPr>
+              <w:t>○</w:t>
+            </w:r>
+          </w:p>
+        </w:tc>
+      </w:tr>
+    </w:tbl>
+    <w:p>
+      <w:pPr>
+        <w:spacing w:after="40"/>
+      </w:pPr>
+    </w:p>
+    <w:p>
       <w:r>
         <w:br w:type="page"/>
       </w:r>
@@ -3779,6 +4850,191 @@
         <w:t xml:space="preserve"> — 적용기간이 “가입일 기준 상대형”이기 때문</w:t>
       </w:r>
     </w:p>
+    <w:p>
+      <w:pPr>
+        <w:pStyle w:val="Heading2"/>
+      </w:pPr>
+      <w:r>
+        <w:rPr>
+          <w:rFonts w:ascii="맑은 고딕" w:hAnsi="맑은 고딕" w:eastAsia="맑은 고딕"/>
+          <w:color w:val="000000"/>
+        </w:rPr>
+        <w:t>5.3 해석 상세 (기술)</w:t>
+      </w:r>
+    </w:p>
+    <w:p>
+      <w:pPr>
+        <w:spacing w:before="80" w:after="80"/>
+        <w:jc w:val="center"/>
+      </w:pPr>
+      <w:r>
+        <w:drawing>
+          <wp:inline xmlns:a="http://schemas.openxmlformats.org/drawingml/2006/main" xmlns:pic="http://schemas.openxmlformats.org/drawingml/2006/picture">
+            <wp:extent cx="4860000" cy="3390698"/>
+            <wp:docPr id="8" name="Picture 8"/>
+            <wp:cNvGraphicFramePr>
+              <a:graphicFrameLocks noChangeAspect="1"/>
+            </wp:cNvGraphicFramePr>
+            <a:graphic>
+              <a:graphicData uri="http://schemas.openxmlformats.org/drawingml/2006/picture">
+                <pic:pic>
+                  <pic:nvPicPr>
+                    <pic:cNvPr id="0" name="d8_resolve.png"/>
+                    <pic:cNvPicPr/>
+                  </pic:nvPicPr>
+                  <pic:blipFill>
+                    <a:blip r:embed="rId16"/>
+                    <a:stretch>
+                      <a:fillRect/>
+                    </a:stretch>
+                  </pic:blipFill>
+                  <pic:spPr>
+                    <a:xfrm>
+                      <a:off x="0" y="0"/>
+                      <a:ext cx="4860000" cy="3390698"/>
+                    </a:xfrm>
+                    <a:prstGeom prst="rect"/>
+                  </pic:spPr>
+                </pic:pic>
+              </a:graphicData>
+            </a:graphic>
+          </wp:inline>
+        </w:drawing>
+      </w:r>
+    </w:p>
+    <w:p>
+      <w:pPr>
+        <w:pStyle w:val="ListBullet"/>
+        <w:spacing w:after="40"/>
+      </w:pPr>
+      <w:r>
+        <w:rPr>
+          <w:rFonts w:ascii="맑은 고딕" w:hAnsi="맑은 고딕" w:eastAsia="맑은 고딕"/>
+          <w:b/>
+        </w:rPr>
+        <w:t>후보 인덱스</w:t>
+      </w:r>
+      <w:r>
+        <w:rPr>
+          <w:rFonts w:ascii="맑은 고딕" w:hAnsi="맑은 고딕" w:eastAsia="맑은 고딕"/>
+        </w:rPr>
+        <w:t xml:space="preserve"> — 활성 이벤트·협의를 적용범위로 미리 인덱싱 → 조회키로 매칭분만 추출(전 룰 스캔 아님)</w:t>
+      </w:r>
+    </w:p>
+    <w:p>
+      <w:pPr>
+        <w:pStyle w:val="ListBullet"/>
+        <w:spacing w:after="40"/>
+      </w:pPr>
+      <w:r>
+        <w:rPr>
+          <w:rFonts w:ascii="맑은 고딕" w:hAnsi="맑은 고딕" w:eastAsia="맑은 고딕"/>
+          <w:b/>
+        </w:rPr>
+        <w:t>대상 게이트</w:t>
+      </w:r>
+      <w:r>
+        <w:rPr>
+          <w:rFonts w:ascii="맑은 고딕" w:hAnsi="맑은 고딕" w:eastAsia="맑은 고딕"/>
+        </w:rPr>
+        <w:t xml:space="preserve"> — 일괄=전 계좌 / 신청·가입=이력 존재 / 휴면복귀=복귀 계좌 / 협의=신청+조건 충족</w:t>
+      </w:r>
+    </w:p>
+    <w:p>
+      <w:pPr>
+        <w:pStyle w:val="ListBullet"/>
+        <w:spacing w:after="40"/>
+      </w:pPr>
+      <w:r>
+        <w:rPr>
+          <w:rFonts w:ascii="맑은 고딕" w:hAnsi="맑은 고딕" w:eastAsia="맑은 고딕"/>
+          <w:b/>
+        </w:rPr>
+        <w:t>기간 게이트</w:t>
+      </w:r>
+      <w:r>
+        <w:rPr>
+          <w:rFonts w:ascii="맑은 고딕" w:hAnsi="맑은 고딕" w:eastAsia="맑은 고딕"/>
+        </w:rPr>
+        <w:t xml:space="preserve"> — 캘린더형=룰 기간 내 / 상대형=가입일~가입일+N (신청 마감 무관)</w:t>
+      </w:r>
+    </w:p>
+    <w:p>
+      <w:pPr>
+        <w:pStyle w:val="ListBullet"/>
+        <w:spacing w:after="40"/>
+      </w:pPr>
+      <w:r>
+        <w:rPr>
+          <w:rFonts w:ascii="맑은 고딕" w:hAnsi="맑은 고딕" w:eastAsia="맑은 고딕"/>
+          <w:b/>
+        </w:rPr>
+        <w:t>협의 예외 결합</w:t>
+      </w:r>
+      <w:r>
+        <w:rPr>
+          <w:rFonts w:ascii="맑은 고딕" w:hAnsi="맑은 고딕" w:eastAsia="맑은 고딕"/>
+        </w:rPr>
+        <w:t xml:space="preserve"> — (계좌, 요율표) 매칭 + 유효기간 내 grant를 후보에 추가</w:t>
+      </w:r>
+    </w:p>
+    <w:p>
+      <w:pPr>
+        <w:pStyle w:val="ListBullet"/>
+        <w:spacing w:after="40"/>
+      </w:pPr>
+      <w:r>
+        <w:rPr>
+          <w:rFonts w:ascii="맑은 고딕" w:hAnsi="맑은 고딕" w:eastAsia="맑은 고딕"/>
+          <w:b/>
+        </w:rPr>
+        <w:t>최저가 비교</w:t>
+      </w:r>
+      <w:r>
+        <w:rPr>
+          <w:rFonts w:ascii="맑은 고딕" w:hAnsi="맑은 고딕" w:eastAsia="맑은 고딕"/>
+        </w:rPr>
+        <w:t xml:space="preserve"> — 후보 공동 probe grid(구간 경계+표본가) 평균 고객부담 최소 선택. 동률 시 협의&gt;이벤트&gt;기본</w:t>
+      </w:r>
+    </w:p>
+    <w:p>
+      <w:pPr>
+        <w:pStyle w:val="ListBullet"/>
+        <w:spacing w:after="40"/>
+      </w:pPr>
+      <w:r>
+        <w:rPr>
+          <w:rFonts w:ascii="맑은 고딕" w:hAnsi="맑은 고딕" w:eastAsia="맑은 고딕"/>
+          <w:b/>
+        </w:rPr>
+        <w:t>캐시</w:t>
+      </w:r>
+      <w:r>
+        <w:rPr>
+          <w:rFonts w:ascii="맑은 고딕" w:hAnsi="맑은 고딕" w:eastAsia="맑은 고딕"/>
+        </w:rPr>
+        <w:t xml:space="preserve"> — 결과를 (계좌, 조회키) 키로 저장. 규칙 승인/연장·지표 변경 시 영향 범위(계좌 또는 스코프)만 무효화</w:t>
+      </w:r>
+    </w:p>
+    <w:p>
+      <w:pPr>
+        <w:pStyle w:val="ListBullet"/>
+        <w:spacing w:after="40"/>
+      </w:pPr>
+      <w:r>
+        <w:rPr>
+          <w:rFonts w:ascii="맑은 고딕" w:hAnsi="맑은 고딕" w:eastAsia="맑은 고딕"/>
+          <w:b/>
+        </w:rPr>
+        <w:t>금액</w:t>
+      </w:r>
+      <w:r>
+        <w:rPr>
+          <w:rFonts w:ascii="맑은 고딕" w:hAnsi="맑은 고딕" w:eastAsia="맑은 고딕"/>
+        </w:rPr>
+        <w:t xml:space="preserve"> — 저장하지 않음 — 요율표 × 체결가·수량으로 그때 계산해 원장 전달</w:t>
+      </w:r>
+    </w:p>
     <w:sectPr>
       <w:pgSz w:w="12240" w:h="15840"/>
       <w:pgMar w:top="1440" w:right="1800" w:bottom="1440" w:left="1800" w:header="720" w:footer="720" w:gutter="0"/>

--- a/docs/수수료플랫폼_업무설계서_v0.6.docx
+++ b/docs/수수료플랫폼_업무설계서_v0.6.docx
@@ -44,59 +44,15 @@
     <w:p/>
     <w:p>
       <w:pPr>
-        <w:pStyle w:val="ListBullet"/>
-        <w:spacing w:after="40"/>
+        <w:spacing w:after="120"/>
       </w:pPr>
       <w:r>
         <w:rPr>
           <w:rFonts w:ascii="맑은 고딕" w:hAnsi="맑은 고딕" w:eastAsia="맑은 고딕"/>
-          <w:b/>
+          <w:i w:val="0"/>
+          <w:sz w:val="21"/>
         </w:rPr>
-        <w:t>목적</w:t>
-      </w:r>
-      <w:r>
-        <w:rPr>
-          <w:rFonts w:ascii="맑은 고딕" w:hAnsi="맑은 고딕" w:eastAsia="맑은 고딕"/>
-        </w:rPr>
-        <w:t xml:space="preserve"> — 수수료 우대(이벤트·협의)의 등록~체결 부과 전 과정을 업무 흐름·구조 중심으로 정리</w:t>
-      </w:r>
-    </w:p>
-    <w:p>
-      <w:pPr>
-        <w:pStyle w:val="ListBullet"/>
-        <w:spacing w:after="40"/>
-      </w:pPr>
-      <w:r>
-        <w:rPr>
-          <w:rFonts w:ascii="맑은 고딕" w:hAnsi="맑은 고딕" w:eastAsia="맑은 고딕"/>
-          <w:b/>
-        </w:rPr>
-        <w:t>대상</w:t>
-      </w:r>
-      <w:r>
-        <w:rPr>
-          <w:rFonts w:ascii="맑은 고딕" w:hAnsi="맑은 고딕" w:eastAsia="맑은 고딕"/>
-        </w:rPr>
-        <w:t xml:space="preserve"> — 현업(마케팅·PB)·업무개발 담당자 (개발 용어 배제)</w:t>
-      </w:r>
-    </w:p>
-    <w:p>
-      <w:pPr>
-        <w:pStyle w:val="ListBullet"/>
-        <w:spacing w:after="40"/>
-      </w:pPr>
-      <w:r>
-        <w:rPr>
-          <w:rFonts w:ascii="맑은 고딕" w:hAnsi="맑은 고딕" w:eastAsia="맑은 고딕"/>
-          <w:b/>
-        </w:rPr>
-        <w:t>구성</w:t>
-      </w:r>
-      <w:r>
-        <w:rPr>
-          <w:rFonts w:ascii="맑은 고딕" w:hAnsi="맑은 고딕" w:eastAsia="맑은 고딕"/>
-        </w:rPr>
-        <w:t xml:space="preserve"> — 업무 프로세스 / 데이터 구조 / 적용 방식 / 아키텍처 / 체결 적용 플로우</w:t>
+        <w:t>이 문서는 수수료 우대(이벤트·협의수수료)를 어떻게 등록하고, 고객이 어떻게 대상이 되며, 체결이 일어났을 때 실제 수수료가 어떻게 매겨지는지를 업무 흐름 중심으로 설명합니다. 현업(마케팅·PB)과 업무개발 담당자가 함께 보도록 작성했으며, 구조·데이터는 필요한 만큼 구체적으로 테이블·컬럼 수준까지 담되 개발 코드 용어는 쓰지 않았습니다.</w:t>
       </w:r>
     </w:p>
     <w:p>
@@ -125,7 +81,7 @@
       <w:tr>
         <w:tc>
           <w:tcPr>
-            <w:tcW w:type="dxa" w:w="1984"/>
+            <w:tcW w:type="dxa" w:w="1814"/>
           </w:tcPr>
           <w:p>
             <w:r/>
@@ -141,7 +97,7 @@
         </w:tc>
         <w:tc>
           <w:tcPr>
-            <w:tcW w:type="dxa" w:w="6803"/>
+            <w:tcW w:type="dxa" w:w="6973"/>
           </w:tcPr>
           <w:p>
             <w:r/>
@@ -159,7 +115,7 @@
       <w:tr>
         <w:tc>
           <w:tcPr>
-            <w:tcW w:type="dxa" w:w="1984"/>
+            <w:tcW w:type="dxa" w:w="1814"/>
           </w:tcPr>
           <w:p>
             <w:r/>
@@ -174,7 +130,7 @@
         </w:tc>
         <w:tc>
           <w:tcPr>
-            <w:tcW w:type="dxa" w:w="6803"/>
+            <w:tcW w:type="dxa" w:w="6973"/>
           </w:tcPr>
           <w:p>
             <w:r/>
@@ -183,7 +139,7 @@
                 <w:rFonts w:ascii="맑은 고딕" w:hAnsi="맑은 고딕" w:eastAsia="맑은 고딕"/>
                 <w:sz w:val="19"/>
               </w:rPr>
-              <w:t>전 계좌 적용 상품군별 표준요율(우대 비교 기준선)</w:t>
+              <w:t>모든 계좌에 적용되는 상품군별 표준요율. 우대가 없을 때의 기준선.</w:t>
             </w:r>
           </w:p>
         </w:tc>
@@ -191,7 +147,7 @@
       <w:tr>
         <w:tc>
           <w:tcPr>
-            <w:tcW w:type="dxa" w:w="1984"/>
+            <w:tcW w:type="dxa" w:w="1814"/>
           </w:tcPr>
           <w:p>
             <w:r/>
@@ -206,7 +162,7 @@
         </w:tc>
         <w:tc>
           <w:tcPr>
-            <w:tcW w:type="dxa" w:w="6803"/>
+            <w:tcW w:type="dxa" w:w="6973"/>
           </w:tcPr>
           <w:p>
             <w:r/>
@@ -215,7 +171,7 @@
                 <w:rFonts w:ascii="맑은 고딕" w:hAnsi="맑은 고딕" w:eastAsia="맑은 고딕"/>
                 <w:sz w:val="19"/>
               </w:rPr>
-              <w:t>한시적 우대(일괄·신청·가입·휴면복귀로 대상 결정)</w:t>
+              <w:t>한시적 우대. 전 계좌 일괄 또는 신청·가입·휴면복귀로 대상이 정해짐.</w:t>
             </w:r>
           </w:p>
         </w:tc>
@@ -223,7 +179,7 @@
       <w:tr>
         <w:tc>
           <w:tcPr>
-            <w:tcW w:type="dxa" w:w="1984"/>
+            <w:tcW w:type="dxa" w:w="1814"/>
           </w:tcPr>
           <w:p>
             <w:r/>
@@ -238,7 +194,7 @@
         </w:tc>
         <w:tc>
           <w:tcPr>
-            <w:tcW w:type="dxa" w:w="6803"/>
+            <w:tcW w:type="dxa" w:w="6973"/>
           </w:tcPr>
           <w:p>
             <w:r/>
@@ -247,7 +203,7 @@
                 <w:rFonts w:ascii="맑은 고딕" w:hAnsi="맑은 고딕" w:eastAsia="맑은 고딕"/>
                 <w:sz w:val="19"/>
               </w:rPr>
-              <w:t>개별 고객 우대(자격 조건 충족 시)</w:t>
+              <w:t>개별 고객과 협의해 부여하는 우대. 자격 조건을 충족해야 함.</w:t>
             </w:r>
           </w:p>
         </w:tc>
@@ -255,7 +211,7 @@
       <w:tr>
         <w:tc>
           <w:tcPr>
-            <w:tcW w:type="dxa" w:w="1984"/>
+            <w:tcW w:type="dxa" w:w="1814"/>
           </w:tcPr>
           <w:p>
             <w:r/>
@@ -270,7 +226,7 @@
         </w:tc>
         <w:tc>
           <w:tcPr>
-            <w:tcW w:type="dxa" w:w="6803"/>
+            <w:tcW w:type="dxa" w:w="6973"/>
           </w:tcPr>
           <w:p>
             <w:r/>
@@ -279,7 +235,7 @@
                 <w:rFonts w:ascii="맑은 고딕" w:hAnsi="맑은 고딕" w:eastAsia="맑은 고딕"/>
                 <w:sz w:val="19"/>
               </w:rPr>
-              <w:t>우대 적용 축 — 상품군·거래소·세션·채널(파생=품목)</w:t>
+              <w:t>우대가 걸리는 축 — 상품군·거래소·세션·주문채널(파생은 품목까지).</w:t>
             </w:r>
           </w:p>
         </w:tc>
@@ -287,7 +243,7 @@
       <w:tr>
         <w:tc>
           <w:tcPr>
-            <w:tcW w:type="dxa" w:w="1984"/>
+            <w:tcW w:type="dxa" w:w="1814"/>
           </w:tcPr>
           <w:p>
             <w:r/>
@@ -302,7 +258,7 @@
         </w:tc>
         <w:tc>
           <w:tcPr>
-            <w:tcW w:type="dxa" w:w="6803"/>
+            <w:tcW w:type="dxa" w:w="6973"/>
           </w:tcPr>
           <w:p>
             <w:r/>
@@ -311,7 +267,7 @@
                 <w:rFonts w:ascii="맑은 고딕" w:hAnsi="맑은 고딕" w:eastAsia="맑은 고딕"/>
                 <w:sz w:val="19"/>
               </w:rPr>
-              <w:t>수수료 구성 항목표(자사·유관기관·세금)</w:t>
+              <w:t>수수료를 구성하는 항목표(자사 위탁수수료·유관기관수수료·세금).</w:t>
             </w:r>
           </w:p>
         </w:tc>
@@ -319,7 +275,39 @@
       <w:tr>
         <w:tc>
           <w:tcPr>
-            <w:tcW w:type="dxa" w:w="1984"/>
+            <w:tcW w:type="dxa" w:w="1814"/>
+          </w:tcPr>
+          <w:p>
+            <w:r/>
+            <w:r>
+              <w:rPr>
+                <w:rFonts w:ascii="맑은 고딕" w:hAnsi="맑은 고딕" w:eastAsia="맑은 고딕"/>
+                <w:sz w:val="19"/>
+              </w:rPr>
+              <w:t>조회키</w:t>
+            </w:r>
+          </w:p>
+        </w:tc>
+        <w:tc>
+          <w:tcPr>
+            <w:tcW w:type="dxa" w:w="6973"/>
+          </w:tcPr>
+          <w:p>
+            <w:r/>
+            <w:r>
+              <w:rPr>
+                <w:rFonts w:ascii="맑은 고딕" w:hAnsi="맑은 고딕" w:eastAsia="맑은 고딕"/>
+                <w:sz w:val="19"/>
+              </w:rPr>
+              <w:t>체결 시 어떤 조건으로 수수료를 찾을지 정하는 키(상품군·거래소·세션·채널, 파생은 품목).</w:t>
+            </w:r>
+          </w:p>
+        </w:tc>
+      </w:tr>
+      <w:tr>
+        <w:tc>
+          <w:tcPr>
+            <w:tcW w:type="dxa" w:w="1814"/>
           </w:tcPr>
           <w:p>
             <w:r/>
@@ -334,7 +322,7 @@
         </w:tc>
         <w:tc>
           <w:tcPr>
-            <w:tcW w:type="dxa" w:w="6803"/>
+            <w:tcW w:type="dxa" w:w="6973"/>
           </w:tcPr>
           <w:p>
             <w:r/>
@@ -343,7 +331,7 @@
                 <w:rFonts w:ascii="맑은 고딕" w:hAnsi="맑은 고딕" w:eastAsia="맑은 고딕"/>
                 <w:sz w:val="19"/>
               </w:rPr>
-              <w:t>체결 시점에 계좌별 최저 수수료를 즉석 산출</w:t>
+              <w:t>체결 순간 그 계좌·조회키에 맞는 최저 수수료를 즉석에서 골라내는 과정.</w:t>
             </w:r>
           </w:p>
         </w:tc>
@@ -380,50 +368,20 @@
           <w:rFonts w:ascii="맑은 고딕" w:hAnsi="맑은 고딕" w:eastAsia="맑은 고딕"/>
           <w:color w:val="000000"/>
         </w:rPr>
-        <w:t>1.1 개요</w:t>
+        <w:t>1.1 한눈에 보기</w:t>
       </w:r>
     </w:p>
     <w:p>
       <w:pPr>
-        <w:pStyle w:val="ListBullet"/>
-        <w:spacing w:after="40"/>
+        <w:spacing w:after="120"/>
       </w:pPr>
       <w:r>
         <w:rPr>
           <w:rFonts w:ascii="맑은 고딕" w:hAnsi="맑은 고딕" w:eastAsia="맑은 고딕"/>
+          <w:i w:val="0"/>
+          <w:sz w:val="21"/>
         </w:rPr>
-        <w:t>현업이 우대를 규칙(룰)으로 등록 → 심사·승인 → 활성</w:t>
-      </w:r>
-    </w:p>
-    <w:p>
-      <w:pPr>
-        <w:pStyle w:val="ListBullet"/>
-        <w:spacing w:after="40"/>
-      </w:pPr>
-      <w:r>
-        <w:rPr>
-          <w:rFonts w:ascii="맑은 고딕" w:hAnsi="맑은 고딕" w:eastAsia="맑은 고딕"/>
-        </w:rPr>
-        <w:t>고객 체결 순간, 계좌에 가장 유리한(최저) 수수료 자동 선택</w:t>
-      </w:r>
-    </w:p>
-    <w:p>
-      <w:pPr>
-        <w:pStyle w:val="ListBullet"/>
-        <w:spacing w:after="40"/>
-      </w:pPr>
-      <w:r>
-        <w:rPr>
-          <w:rFonts w:ascii="맑은 고딕" w:hAnsi="맑은 고딕" w:eastAsia="맑은 고딕"/>
-          <w:b/>
-        </w:rPr>
-        <w:t>핵심</w:t>
-      </w:r>
-      <w:r>
-        <w:rPr>
-          <w:rFonts w:ascii="맑은 고딕" w:hAnsi="맑은 고딕" w:eastAsia="맑은 고딕"/>
-        </w:rPr>
-        <w:t xml:space="preserve"> — 계좌 사전 전개 없음 — 규칙만 저장, 체결 시 해석</w:t>
+        <w:t>현업이 “이런 조건의 고객에게 이만큼 우대해 주자”를 규칙(룰)으로 등록하면, 심사·승인을 거쳐 활성화됩니다. 이후 고객이 실제로 주문을 체결하는 순간, 시스템이 그 계좌에 걸리는 우대들을 모아 가장 유리한(최저) 수수료를 자동으로 골라 적용합니다. 우대를 계좌마다 미리 만들어 두는 것이 아니라, 규칙만 저장했다가 체결 때 해석하는 것이 핵심입니다.</w:t>
       </w:r>
     </w:p>
     <w:p>
@@ -475,7 +433,20 @@
           <w:rFonts w:ascii="맑은 고딕" w:hAnsi="맑은 고딕" w:eastAsia="맑은 고딕"/>
           <w:color w:val="000000"/>
         </w:rPr>
-        <w:t>1.2 수수료 3계층 · 최저가 자동 적용</w:t>
+        <w:t>1.2 수수료 3계층과 최저가 자동 적용</w:t>
+      </w:r>
+    </w:p>
+    <w:p>
+      <w:pPr>
+        <w:spacing w:after="120"/>
+      </w:pPr>
+      <w:r>
+        <w:rPr>
+          <w:rFonts w:ascii="맑은 고딕" w:hAnsi="맑은 고딕" w:eastAsia="맑은 고딕"/>
+          <w:i w:val="0"/>
+          <w:sz w:val="21"/>
+        </w:rPr>
+        <w:t>한 거래에는 여러 우대가 동시에 걸릴 수 있습니다. 시스템은 아래 세 계층의 후보를 모두 모아 고객 부담이 가장 낮은 것을 자동으로 적용합니다.</w:t>
       </w:r>
     </w:p>
     <w:tbl>
@@ -493,7 +464,7 @@
       <w:tr>
         <w:tc>
           <w:tcPr>
-            <w:tcW w:type="dxa" w:w="1984"/>
+            <w:tcW w:type="dxa" w:w="1701"/>
           </w:tcPr>
           <w:p>
             <w:r/>
@@ -509,7 +480,7 @@
         </w:tc>
         <w:tc>
           <w:tcPr>
-            <w:tcW w:type="dxa" w:w="5102"/>
+            <w:tcW w:type="dxa" w:w="4535"/>
           </w:tcPr>
           <w:p>
             <w:r/>
@@ -519,13 +490,13 @@
                 <w:b/>
                 <w:sz w:val="19"/>
               </w:rPr>
-              <w:t>내용</w:t>
+              <w:t>설명</w:t>
             </w:r>
           </w:p>
         </w:tc>
         <w:tc>
           <w:tcPr>
-            <w:tcW w:type="dxa" w:w="1701"/>
+            <w:tcW w:type="dxa" w:w="2551"/>
           </w:tcPr>
           <w:p>
             <w:r/>
@@ -535,7 +506,7 @@
                 <w:b/>
                 <w:sz w:val="19"/>
               </w:rPr>
-              <w:t>동률 우선</w:t>
+              <w:t>예시</w:t>
             </w:r>
           </w:p>
         </w:tc>
@@ -543,7 +514,7 @@
       <w:tr>
         <w:tc>
           <w:tcPr>
-            <w:tcW w:type="dxa" w:w="1984"/>
+            <w:tcW w:type="dxa" w:w="1701"/>
           </w:tcPr>
           <w:p>
             <w:r/>
@@ -558,7 +529,7 @@
         </w:tc>
         <w:tc>
           <w:tcPr>
-            <w:tcW w:type="dxa" w:w="5102"/>
+            <w:tcW w:type="dxa" w:w="4535"/>
           </w:tcPr>
           <w:p>
             <w:r/>
@@ -567,13 +538,13 @@
                 <w:rFonts w:ascii="맑은 고딕" w:hAnsi="맑은 고딕" w:eastAsia="맑은 고딕"/>
                 <w:sz w:val="19"/>
               </w:rPr>
-              <w:t>상품군별 표준요율(항상 후보)</w:t>
+              <w:t>상품군별 표준요율. 항상 후보에 포함되는 기준선.</w:t>
             </w:r>
           </w:p>
         </w:tc>
         <w:tc>
           <w:tcPr>
-            <w:tcW w:type="dxa" w:w="1701"/>
+            <w:tcW w:type="dxa" w:w="2551"/>
           </w:tcPr>
           <w:p>
             <w:r/>
@@ -582,7 +553,7 @@
                 <w:rFonts w:ascii="맑은 고딕" w:hAnsi="맑은 고딕" w:eastAsia="맑은 고딕"/>
                 <w:sz w:val="19"/>
               </w:rPr>
-              <w:t>3순위</w:t>
+              <w:t>국내주식 표준요율</w:t>
             </w:r>
           </w:p>
         </w:tc>
@@ -590,7 +561,7 @@
       <w:tr>
         <w:tc>
           <w:tcPr>
-            <w:tcW w:type="dxa" w:w="1984"/>
+            <w:tcW w:type="dxa" w:w="1701"/>
           </w:tcPr>
           <w:p>
             <w:r/>
@@ -605,7 +576,7 @@
         </w:tc>
         <w:tc>
           <w:tcPr>
-            <w:tcW w:type="dxa" w:w="5102"/>
+            <w:tcW w:type="dxa" w:w="4535"/>
           </w:tcPr>
           <w:p>
             <w:r/>
@@ -614,13 +585,13 @@
                 <w:rFonts w:ascii="맑은 고딕" w:hAnsi="맑은 고딕" w:eastAsia="맑은 고딕"/>
                 <w:sz w:val="19"/>
               </w:rPr>
-              <w:t>한시 우대(4유형)</w:t>
+              <w:t>한시적 우대. 대상 편입 방식에 따라 4가지 유형.</w:t>
             </w:r>
           </w:p>
         </w:tc>
         <w:tc>
           <w:tcPr>
-            <w:tcW w:type="dxa" w:w="1701"/>
+            <w:tcW w:type="dxa" w:w="2551"/>
           </w:tcPr>
           <w:p>
             <w:r/>
@@ -629,7 +600,7 @@
                 <w:rFonts w:ascii="맑은 고딕" w:hAnsi="맑은 고딕" w:eastAsia="맑은 고딕"/>
                 <w:sz w:val="19"/>
               </w:rPr>
-              <w:t>2순위</w:t>
+              <w:t>온라인 위탁우대</w:t>
             </w:r>
           </w:p>
         </w:tc>
@@ -637,7 +608,7 @@
       <w:tr>
         <w:tc>
           <w:tcPr>
-            <w:tcW w:type="dxa" w:w="1984"/>
+            <w:tcW w:type="dxa" w:w="1701"/>
           </w:tcPr>
           <w:p>
             <w:r/>
@@ -652,7 +623,7 @@
         </w:tc>
         <w:tc>
           <w:tcPr>
-            <w:tcW w:type="dxa" w:w="5102"/>
+            <w:tcW w:type="dxa" w:w="4535"/>
           </w:tcPr>
           <w:p>
             <w:r/>
@@ -661,13 +632,13 @@
                 <w:rFonts w:ascii="맑은 고딕" w:hAnsi="맑은 고딕" w:eastAsia="맑은 고딕"/>
                 <w:sz w:val="19"/>
               </w:rPr>
-              <w:t>개별 고객 우대(조건 충족)</w:t>
+              <w:t>개별 고객 우대. 자격 조건 충족 시에만.</w:t>
             </w:r>
           </w:p>
         </w:tc>
         <w:tc>
           <w:tcPr>
-            <w:tcW w:type="dxa" w:w="1701"/>
+            <w:tcW w:type="dxa" w:w="2551"/>
           </w:tcPr>
           <w:p>
             <w:r/>
@@ -676,7 +647,7 @@
                 <w:rFonts w:ascii="맑은 고딕" w:hAnsi="맑은 고딕" w:eastAsia="맑은 고딕"/>
                 <w:sz w:val="19"/>
               </w:rPr>
-              <w:t>1순위</w:t>
+              <w:t>우수고객 협의수수료</w:t>
             </w:r>
           </w:p>
         </w:tc>
@@ -689,33 +660,123 @@
     </w:p>
     <w:p>
       <w:pPr>
-        <w:pStyle w:val="ListBullet"/>
-        <w:spacing w:after="40"/>
+        <w:spacing w:after="120"/>
       </w:pPr>
       <w:r>
         <w:rPr>
           <w:rFonts w:ascii="맑은 고딕" w:hAnsi="맑은 고딕" w:eastAsia="맑은 고딕"/>
+          <w:i w:val="0"/>
+          <w:sz w:val="21"/>
         </w:rPr>
-        <w:t>겹치는 후보 중 고객 부담 최저 자동 적용</w:t>
+        <w:t>고객이 부담하는 금액이 낮은 순으로 자동 선택됩니다. 우대라고 등록했더라도 특정 구간에서 기준선보다 비싸면(지배관계 불통과) 그 구간에서는 선택되지 않습니다.</w:t>
+      </w:r>
+    </w:p>
+    <w:p>
+      <w:pPr>
+        <w:pStyle w:val="Heading3"/>
+      </w:pPr>
+      <w:r>
+        <w:rPr>
+          <w:rFonts w:ascii="맑은 고딕" w:hAnsi="맑은 고딕" w:eastAsia="맑은 고딕"/>
+          <w:color w:val="000000"/>
+        </w:rPr>
+        <w:t>1.2.1 동률일 때(같은 값이 여럿) 처리 규칙</w:t>
+      </w:r>
+    </w:p>
+    <w:p>
+      <w:pPr>
+        <w:spacing w:after="120"/>
+      </w:pPr>
+      <w:r>
+        <w:rPr>
+          <w:rFonts w:ascii="맑은 고딕" w:hAnsi="맑은 고딕" w:eastAsia="맑은 고딕"/>
+          <w:i w:val="0"/>
+          <w:sz w:val="21"/>
+        </w:rPr>
+        <w:t>여러 후보의 고객 부담이 똑같이 최저인 경우, 아래 순서로 하나를 확정합니다. 고객이 내는 금액은 어차피 같으므로, 이 규칙은 “어느 우대로 적용·집계할지”를 항상 같은 결과로 정하기 위한 것입니다.</w:t>
       </w:r>
     </w:p>
     <w:p>
       <w:pPr>
         <w:pStyle w:val="ListBullet"/>
-        <w:spacing w:after="40"/>
+        <w:spacing w:after="60"/>
       </w:pPr>
       <w:r>
         <w:rPr>
           <w:rFonts w:ascii="맑은 고딕" w:hAnsi="맑은 고딕" w:eastAsia="맑은 고딕"/>
           <w:b/>
         </w:rPr>
-        <w:t>동률 시 우선순위</w:t>
+        <w:t>① 계층 우선</w:t>
       </w:r>
       <w:r>
         <w:rPr>
           <w:rFonts w:ascii="맑은 고딕" w:hAnsi="맑은 고딕" w:eastAsia="맑은 고딕"/>
         </w:rPr>
-        <w:t xml:space="preserve"> — 협의 &gt; 이벤트 &gt; 기본</w:t>
+        <w:t xml:space="preserve"> — 협의 &gt; 이벤트 &gt; 기본 (협의가 있으면 협의로 귀속)</w:t>
+      </w:r>
+    </w:p>
+    <w:p>
+      <w:pPr>
+        <w:pStyle w:val="ListBullet"/>
+        <w:spacing w:after="60"/>
+      </w:pPr>
+      <w:r>
+        <w:rPr>
+          <w:rFonts w:ascii="맑은 고딕" w:hAnsi="맑은 고딕" w:eastAsia="맑은 고딕"/>
+        </w:rPr>
+        <w:t>② 같은 계층 이벤트끼리는 “더 구체적인 적용범위”가 우선</w:t>
+      </w:r>
+    </w:p>
+    <w:p>
+      <w:pPr>
+        <w:spacing w:after="120"/>
+      </w:pPr>
+      <w:r>
+        <w:rPr>
+          <w:rFonts w:ascii="맑은 고딕" w:hAnsi="맑은 고딕" w:eastAsia="맑은 고딕"/>
+          <w:i/>
+          <w:color w:val="555555"/>
+          <w:sz w:val="21"/>
+        </w:rPr>
+        <w:t>예) ‘국내주식 정규세션 온라인’ 이벤트와 ‘국내주식 전체’ 이벤트가 같은 값이면, 더 좁게 겨냥한 세션·채널 한정 이벤트가 적용됩니다(의도한 우대가 이기도록).</w:t>
+      </w:r>
+    </w:p>
+    <w:p>
+      <w:pPr>
+        <w:pStyle w:val="ListBullet"/>
+        <w:spacing w:after="60"/>
+      </w:pPr>
+      <w:r>
+        <w:rPr>
+          <w:rFonts w:ascii="맑은 고딕" w:hAnsi="맑은 고딕" w:eastAsia="맑은 고딕"/>
+          <w:b/>
+        </w:rPr>
+        <w:t>③ 그래도 같으면</w:t>
+      </w:r>
+      <w:r>
+        <w:rPr>
+          <w:rFonts w:ascii="맑은 고딕" w:hAnsi="맑은 고딕" w:eastAsia="맑은 고딕"/>
+        </w:rPr>
+        <w:t xml:space="preserve"> — 더 최근에 시작된 이벤트</w:t>
+      </w:r>
+    </w:p>
+    <w:p>
+      <w:pPr>
+        <w:pStyle w:val="ListBullet"/>
+        <w:spacing w:after="60"/>
+      </w:pPr>
+      <w:r>
+        <w:rPr>
+          <w:rFonts w:ascii="맑은 고딕" w:hAnsi="맑은 고딕" w:eastAsia="맑은 고딕"/>
+          <w:b/>
+        </w:rPr>
+        <w:t>④ 최종</w:t>
+      </w:r>
+      <w:r>
+        <w:rPr>
+          <w:rFonts w:ascii="맑은 고딕" w:hAnsi="맑은 고딕" w:eastAsia="맑은 고딕"/>
+        </w:rPr>
+        <w:t xml:space="preserve"> — 규칙 식별자 순서(언제 조회해도 동일한 결과 보장)</w:t>
       </w:r>
     </w:p>
     <w:p>
@@ -738,14 +799,15 @@
         <w:tblLook w:firstColumn="1" w:firstRow="1" w:lastColumn="0" w:lastRow="0" w:noHBand="0" w:noVBand="1" w:val="04A0"/>
       </w:tblPr>
       <w:tblGrid>
-        <w:gridCol w:w="2880"/>
-        <w:gridCol w:w="2880"/>
-        <w:gridCol w:w="2880"/>
+        <w:gridCol w:w="2160"/>
+        <w:gridCol w:w="2160"/>
+        <w:gridCol w:w="2160"/>
+        <w:gridCol w:w="2160"/>
       </w:tblGrid>
       <w:tr>
         <w:tc>
           <w:tcPr>
-            <w:tcW w:type="dxa" w:w="1474"/>
+            <w:tcW w:type="dxa" w:w="1361"/>
           </w:tcPr>
           <w:p>
             <w:r/>
@@ -761,7 +823,7 @@
         </w:tc>
         <w:tc>
           <w:tcPr>
-            <w:tcW w:type="dxa" w:w="5102"/>
+            <w:tcW w:type="dxa" w:w="3685"/>
           </w:tcPr>
           <w:p>
             <w:r/>
@@ -771,13 +833,29 @@
                 <w:b/>
                 <w:sz w:val="19"/>
               </w:rPr>
-              <w:t>대상 결정</w:t>
+              <w:t>대상이 정해지는 방식</w:t>
             </w:r>
           </w:p>
         </w:tc>
         <w:tc>
           <w:tcPr>
-            <w:tcW w:type="dxa" w:w="2268"/>
+            <w:tcW w:type="dxa" w:w="1701"/>
+          </w:tcPr>
+          <w:p>
+            <w:r/>
+            <w:r>
+              <w:rPr>
+                <w:rFonts w:ascii="맑은 고딕" w:hAnsi="맑은 고딕" w:eastAsia="맑은 고딕"/>
+                <w:b/>
+                <w:sz w:val="19"/>
+              </w:rPr>
+              <w:t>고객 행위</w:t>
+            </w:r>
+          </w:p>
+        </w:tc>
+        <w:tc>
+          <w:tcPr>
+            <w:tcW w:type="dxa" w:w="2041"/>
           </w:tcPr>
           <w:p>
             <w:r/>
@@ -795,7 +873,7 @@
       <w:tr>
         <w:tc>
           <w:tcPr>
-            <w:tcW w:type="dxa" w:w="1474"/>
+            <w:tcW w:type="dxa" w:w="1361"/>
           </w:tcPr>
           <w:p>
             <w:r/>
@@ -810,7 +888,7 @@
         </w:tc>
         <w:tc>
           <w:tcPr>
-            <w:tcW w:type="dxa" w:w="5102"/>
+            <w:tcW w:type="dxa" w:w="3685"/>
           </w:tcPr>
           <w:p>
             <w:r/>
@@ -819,13 +897,28 @@
                 <w:rFonts w:ascii="맑은 고딕" w:hAnsi="맑은 고딕" w:eastAsia="맑은 고딕"/>
                 <w:sz w:val="19"/>
               </w:rPr>
-              <w:t>적용범위 내 전 계좌 자동(신청 불필요)</w:t>
+              <w:t>적용범위에 맞는 전 계좌 자동</w:t>
             </w:r>
           </w:p>
         </w:tc>
         <w:tc>
           <w:tcPr>
-            <w:tcW w:type="dxa" w:w="2268"/>
+            <w:tcW w:type="dxa" w:w="1701"/>
+          </w:tcPr>
+          <w:p>
+            <w:r/>
+            <w:r>
+              <w:rPr>
+                <w:rFonts w:ascii="맑은 고딕" w:hAnsi="맑은 고딕" w:eastAsia="맑은 고딕"/>
+                <w:sz w:val="19"/>
+              </w:rPr>
+              <w:t>없음</w:t>
+            </w:r>
+          </w:p>
+        </w:tc>
+        <w:tc>
+          <w:tcPr>
+            <w:tcW w:type="dxa" w:w="2041"/>
           </w:tcPr>
           <w:p>
             <w:r/>
@@ -842,7 +935,7 @@
       <w:tr>
         <w:tc>
           <w:tcPr>
-            <w:tcW w:type="dxa" w:w="1474"/>
+            <w:tcW w:type="dxa" w:w="1361"/>
           </w:tcPr>
           <w:p>
             <w:r/>
@@ -857,7 +950,7 @@
         </w:tc>
         <w:tc>
           <w:tcPr>
-            <w:tcW w:type="dxa" w:w="5102"/>
+            <w:tcW w:type="dxa" w:w="3685"/>
           </w:tcPr>
           <w:p>
             <w:r/>
@@ -866,13 +959,28 @@
                 <w:rFonts w:ascii="맑은 고딕" w:hAnsi="맑은 고딕" w:eastAsia="맑은 고딕"/>
                 <w:sz w:val="19"/>
               </w:rPr>
-              <w:t>고객 신청·승인 계좌만</w:t>
+              <w:t>고객이 신청하고 승인된 계좌만</w:t>
             </w:r>
           </w:p>
         </w:tc>
         <w:tc>
           <w:tcPr>
-            <w:tcW w:type="dxa" w:w="2268"/>
+            <w:tcW w:type="dxa" w:w="1701"/>
+          </w:tcPr>
+          <w:p>
+            <w:r/>
+            <w:r>
+              <w:rPr>
+                <w:rFonts w:ascii="맑은 고딕" w:hAnsi="맑은 고딕" w:eastAsia="맑은 고딕"/>
+                <w:sz w:val="19"/>
+              </w:rPr>
+              <w:t>신청 필요</w:t>
+            </w:r>
+          </w:p>
+        </w:tc>
+        <w:tc>
+          <w:tcPr>
+            <w:tcW w:type="dxa" w:w="2041"/>
           </w:tcPr>
           <w:p>
             <w:r/>
@@ -889,7 +997,7 @@
       <w:tr>
         <w:tc>
           <w:tcPr>
-            <w:tcW w:type="dxa" w:w="1474"/>
+            <w:tcW w:type="dxa" w:w="1361"/>
           </w:tcPr>
           <w:p>
             <w:r/>
@@ -904,7 +1012,7 @@
         </w:tc>
         <w:tc>
           <w:tcPr>
-            <w:tcW w:type="dxa" w:w="5102"/>
+            <w:tcW w:type="dxa" w:w="3685"/>
           </w:tcPr>
           <w:p>
             <w:r/>
@@ -913,13 +1021,28 @@
                 <w:rFonts w:ascii="맑은 고딕" w:hAnsi="맑은 고딕" w:eastAsia="맑은 고딕"/>
                 <w:sz w:val="19"/>
               </w:rPr>
-              <w:t>이벤트 가입 계좌만</w:t>
+              <w:t>이벤트에 가입(유입)한 계좌만</w:t>
             </w:r>
           </w:p>
         </w:tc>
         <w:tc>
           <w:tcPr>
-            <w:tcW w:type="dxa" w:w="2268"/>
+            <w:tcW w:type="dxa" w:w="1701"/>
+          </w:tcPr>
+          <w:p>
+            <w:r/>
+            <w:r>
+              <w:rPr>
+                <w:rFonts w:ascii="맑은 고딕" w:hAnsi="맑은 고딕" w:eastAsia="맑은 고딕"/>
+                <w:sz w:val="19"/>
+              </w:rPr>
+              <w:t>가입 필요</w:t>
+            </w:r>
+          </w:p>
+        </w:tc>
+        <w:tc>
+          <w:tcPr>
+            <w:tcW w:type="dxa" w:w="2041"/>
           </w:tcPr>
           <w:p>
             <w:r/>
@@ -936,7 +1059,7 @@
       <w:tr>
         <w:tc>
           <w:tcPr>
-            <w:tcW w:type="dxa" w:w="1474"/>
+            <w:tcW w:type="dxa" w:w="1361"/>
           </w:tcPr>
           <w:p>
             <w:r/>
@@ -951,7 +1074,7 @@
         </w:tc>
         <w:tc>
           <w:tcPr>
-            <w:tcW w:type="dxa" w:w="5102"/>
+            <w:tcW w:type="dxa" w:w="3685"/>
           </w:tcPr>
           <w:p>
             <w:r/>
@@ -960,13 +1083,28 @@
                 <w:rFonts w:ascii="맑은 고딕" w:hAnsi="맑은 고딕" w:eastAsia="맑은 고딕"/>
                 <w:sz w:val="19"/>
               </w:rPr>
-              <w:t>휴면 복귀 계좌 자동</w:t>
+              <w:t>휴면에서 복귀한 계좌 자동</w:t>
             </w:r>
           </w:p>
         </w:tc>
         <w:tc>
           <w:tcPr>
-            <w:tcW w:type="dxa" w:w="2268"/>
+            <w:tcW w:type="dxa" w:w="1701"/>
+          </w:tcPr>
+          <w:p>
+            <w:r/>
+            <w:r>
+              <w:rPr>
+                <w:rFonts w:ascii="맑은 고딕" w:hAnsi="맑은 고딕" w:eastAsia="맑은 고딕"/>
+                <w:sz w:val="19"/>
+              </w:rPr>
+              <w:t>없음(자동 감지)</w:t>
+            </w:r>
+          </w:p>
+        </w:tc>
+        <w:tc>
+          <w:tcPr>
+            <w:tcW w:type="dxa" w:w="2041"/>
           </w:tcPr>
           <w:p>
             <w:r/>
@@ -995,13 +1133,1279 @@
           <w:rFonts w:ascii="맑은 고딕" w:hAnsi="맑은 고딕" w:eastAsia="맑은 고딕"/>
           <w:color w:val="000000"/>
         </w:rPr>
-        <w:t>1.4 이벤트 기간 — 신청 가능기간 vs 적용기간</w:t>
+        <w:t>1.4 현업이 설정할 수 있는 값</w:t>
+      </w:r>
+    </w:p>
+    <w:p>
+      <w:pPr>
+        <w:spacing w:after="120"/>
+      </w:pPr>
+      <w:r>
+        <w:rPr>
+          <w:rFonts w:ascii="맑은 고딕" w:hAnsi="맑은 고딕" w:eastAsia="맑은 고딕"/>
+          <w:i w:val="0"/>
+          <w:sz w:val="21"/>
+        </w:rPr>
+        <w:t>이벤트·협의를 등록할 때 현업이 직접 정하는 값과, 시스템이 자동으로 처리해 현업이 건드리지 않는 값이 나뉩니다.</w:t>
+      </w:r>
+    </w:p>
+    <w:p>
+      <w:pPr>
+        <w:spacing w:after="40"/>
+      </w:pPr>
+      <w:r>
+        <w:rPr>
+          <w:rFonts w:ascii="맑은 고딕" w:hAnsi="맑은 고딕" w:eastAsia="맑은 고딕"/>
+          <w:i w:val="0"/>
+          <w:sz w:val="21"/>
+        </w:rPr>
+        <w:t>이벤트 등록 시 현업이 정하는 값</w:t>
+      </w:r>
+    </w:p>
+    <w:tbl>
+      <w:tblPr>
+        <w:tblStyle w:val="LightGrid-Accent1"/>
+        <w:tblW w:type="auto" w:w="0"/>
+        <w:jc w:val="center"/>
+        <w:tblLook w:firstColumn="1" w:firstRow="1" w:lastColumn="0" w:lastRow="0" w:noHBand="0" w:noVBand="1" w:val="04A0"/>
+      </w:tblPr>
+      <w:tblGrid>
+        <w:gridCol w:w="2880"/>
+        <w:gridCol w:w="2880"/>
+        <w:gridCol w:w="2880"/>
+      </w:tblGrid>
+      <w:tr>
+        <w:tc>
+          <w:tcPr>
+            <w:tcW w:type="dxa" w:w="1814"/>
+          </w:tcPr>
+          <w:p>
+            <w:r/>
+            <w:r>
+              <w:rPr>
+                <w:rFonts w:ascii="맑은 고딕" w:hAnsi="맑은 고딕" w:eastAsia="맑은 고딕"/>
+                <w:b/>
+                <w:sz w:val="19"/>
+              </w:rPr>
+              <w:t>항목</w:t>
+            </w:r>
+          </w:p>
+        </w:tc>
+        <w:tc>
+          <w:tcPr>
+            <w:tcW w:type="dxa" w:w="4706"/>
+          </w:tcPr>
+          <w:p>
+            <w:r/>
+            <w:r>
+              <w:rPr>
+                <w:rFonts w:ascii="맑은 고딕" w:hAnsi="맑은 고딕" w:eastAsia="맑은 고딕"/>
+                <w:b/>
+                <w:sz w:val="19"/>
+              </w:rPr>
+              <w:t>설정할 수 있는 값</w:t>
+            </w:r>
+          </w:p>
+        </w:tc>
+        <w:tc>
+          <w:tcPr>
+            <w:tcW w:type="dxa" w:w="2268"/>
+          </w:tcPr>
+          <w:p>
+            <w:r/>
+            <w:r>
+              <w:rPr>
+                <w:rFonts w:ascii="맑은 고딕" w:hAnsi="맑은 고딕" w:eastAsia="맑은 고딕"/>
+                <w:b/>
+                <w:sz w:val="19"/>
+              </w:rPr>
+              <w:t>예시</w:t>
+            </w:r>
+          </w:p>
+        </w:tc>
+      </w:tr>
+      <w:tr>
+        <w:tc>
+          <w:tcPr>
+            <w:tcW w:type="dxa" w:w="1814"/>
+          </w:tcPr>
+          <w:p>
+            <w:r/>
+            <w:r>
+              <w:rPr>
+                <w:rFonts w:ascii="맑은 고딕" w:hAnsi="맑은 고딕" w:eastAsia="맑은 고딕"/>
+                <w:sz w:val="19"/>
+              </w:rPr>
+              <w:t>이벤트명</w:t>
+            </w:r>
+          </w:p>
+        </w:tc>
+        <w:tc>
+          <w:tcPr>
+            <w:tcW w:type="dxa" w:w="4706"/>
+          </w:tcPr>
+          <w:p>
+            <w:r/>
+            <w:r>
+              <w:rPr>
+                <w:rFonts w:ascii="맑은 고딕" w:hAnsi="맑은 고딕" w:eastAsia="맑은 고딕"/>
+                <w:sz w:val="19"/>
+              </w:rPr>
+              <w:t>자유 입력</w:t>
+            </w:r>
+          </w:p>
+        </w:tc>
+        <w:tc>
+          <w:tcPr>
+            <w:tcW w:type="dxa" w:w="2268"/>
+          </w:tcPr>
+          <w:p>
+            <w:r/>
+            <w:r>
+              <w:rPr>
+                <w:rFonts w:ascii="맑은 고딕" w:hAnsi="맑은 고딕" w:eastAsia="맑은 고딕"/>
+                <w:sz w:val="19"/>
+              </w:rPr>
+              <w:t>2026 가을 온라인 우대</w:t>
+            </w:r>
+          </w:p>
+        </w:tc>
+      </w:tr>
+      <w:tr>
+        <w:tc>
+          <w:tcPr>
+            <w:tcW w:type="dxa" w:w="1814"/>
+          </w:tcPr>
+          <w:p>
+            <w:r/>
+            <w:r>
+              <w:rPr>
+                <w:rFonts w:ascii="맑은 고딕" w:hAnsi="맑은 고딕" w:eastAsia="맑은 고딕"/>
+                <w:sz w:val="19"/>
+              </w:rPr>
+              <w:t>유형</w:t>
+            </w:r>
+          </w:p>
+        </w:tc>
+        <w:tc>
+          <w:tcPr>
+            <w:tcW w:type="dxa" w:w="4706"/>
+          </w:tcPr>
+          <w:p>
+            <w:r/>
+            <w:r>
+              <w:rPr>
+                <w:rFonts w:ascii="맑은 고딕" w:hAnsi="맑은 고딕" w:eastAsia="맑은 고딕"/>
+                <w:sz w:val="19"/>
+              </w:rPr>
+              <w:t>이벤트 / 협의수수료</w:t>
+            </w:r>
+          </w:p>
+        </w:tc>
+        <w:tc>
+          <w:tcPr>
+            <w:tcW w:type="dxa" w:w="2268"/>
+          </w:tcPr>
+          <w:p>
+            <w:r/>
+            <w:r>
+              <w:rPr>
+                <w:rFonts w:ascii="맑은 고딕" w:hAnsi="맑은 고딕" w:eastAsia="맑은 고딕"/>
+                <w:sz w:val="19"/>
+              </w:rPr>
+              <w:t>이벤트</w:t>
+            </w:r>
+          </w:p>
+        </w:tc>
+      </w:tr>
+      <w:tr>
+        <w:tc>
+          <w:tcPr>
+            <w:tcW w:type="dxa" w:w="1814"/>
+          </w:tcPr>
+          <w:p>
+            <w:r/>
+            <w:r>
+              <w:rPr>
+                <w:rFonts w:ascii="맑은 고딕" w:hAnsi="맑은 고딕" w:eastAsia="맑은 고딕"/>
+                <w:sz w:val="19"/>
+              </w:rPr>
+              <w:t>적용형태</w:t>
+            </w:r>
+          </w:p>
+        </w:tc>
+        <w:tc>
+          <w:tcPr>
+            <w:tcW w:type="dxa" w:w="4706"/>
+          </w:tcPr>
+          <w:p>
+            <w:r/>
+            <w:r>
+              <w:rPr>
+                <w:rFonts w:ascii="맑은 고딕" w:hAnsi="맑은 고딕" w:eastAsia="맑은 고딕"/>
+                <w:sz w:val="19"/>
+              </w:rPr>
+              <w:t>일괄적용 / 신청 / 가입 / 휴면복귀</w:t>
+            </w:r>
+          </w:p>
+        </w:tc>
+        <w:tc>
+          <w:tcPr>
+            <w:tcW w:type="dxa" w:w="2268"/>
+          </w:tcPr>
+          <w:p>
+            <w:r/>
+            <w:r>
+              <w:rPr>
+                <w:rFonts w:ascii="맑은 고딕" w:hAnsi="맑은 고딕" w:eastAsia="맑은 고딕"/>
+                <w:sz w:val="19"/>
+              </w:rPr>
+              <w:t>신청형</w:t>
+            </w:r>
+          </w:p>
+        </w:tc>
+      </w:tr>
+      <w:tr>
+        <w:tc>
+          <w:tcPr>
+            <w:tcW w:type="dxa" w:w="1814"/>
+          </w:tcPr>
+          <w:p>
+            <w:r/>
+            <w:r>
+              <w:rPr>
+                <w:rFonts w:ascii="맑은 고딕" w:hAnsi="맑은 고딕" w:eastAsia="맑은 고딕"/>
+                <w:sz w:val="19"/>
+              </w:rPr>
+              <w:t>신청 가능기간</w:t>
+            </w:r>
+          </w:p>
+        </w:tc>
+        <w:tc>
+          <w:tcPr>
+            <w:tcW w:type="dxa" w:w="4706"/>
+          </w:tcPr>
+          <w:p>
+            <w:r/>
+            <w:r>
+              <w:rPr>
+                <w:rFonts w:ascii="맑은 고딕" w:hAnsi="맑은 고딕" w:eastAsia="맑은 고딕"/>
+                <w:sz w:val="19"/>
+              </w:rPr>
+              <w:t>시작일 ~ 종료일</w:t>
+            </w:r>
+          </w:p>
+        </w:tc>
+        <w:tc>
+          <w:tcPr>
+            <w:tcW w:type="dxa" w:w="2268"/>
+          </w:tcPr>
+          <w:p>
+            <w:r/>
+            <w:r>
+              <w:rPr>
+                <w:rFonts w:ascii="맑은 고딕" w:hAnsi="맑은 고딕" w:eastAsia="맑은 고딕"/>
+                <w:sz w:val="19"/>
+              </w:rPr>
+              <w:t>2026-09-01 ~ 09-30</w:t>
+            </w:r>
+          </w:p>
+        </w:tc>
+      </w:tr>
+      <w:tr>
+        <w:tc>
+          <w:tcPr>
+            <w:tcW w:type="dxa" w:w="1814"/>
+          </w:tcPr>
+          <w:p>
+            <w:r/>
+            <w:r>
+              <w:rPr>
+                <w:rFonts w:ascii="맑은 고딕" w:hAnsi="맑은 고딕" w:eastAsia="맑은 고딕"/>
+                <w:sz w:val="19"/>
+              </w:rPr>
+              <w:t>적용기간 유형</w:t>
+            </w:r>
+          </w:p>
+        </w:tc>
+        <w:tc>
+          <w:tcPr>
+            <w:tcW w:type="dxa" w:w="4706"/>
+          </w:tcPr>
+          <w:p>
+            <w:r/>
+            <w:r>
+              <w:rPr>
+                <w:rFonts w:ascii="맑은 고딕" w:hAnsi="맑은 고딕" w:eastAsia="맑은 고딕"/>
+                <w:sz w:val="19"/>
+              </w:rPr>
+              <w:t>캘린더 고정 / 유입시점 상대(+N개월)</w:t>
+            </w:r>
+          </w:p>
+        </w:tc>
+        <w:tc>
+          <w:tcPr>
+            <w:tcW w:type="dxa" w:w="2268"/>
+          </w:tcPr>
+          <w:p>
+            <w:r/>
+            <w:r>
+              <w:rPr>
+                <w:rFonts w:ascii="맑은 고딕" w:hAnsi="맑은 고딕" w:eastAsia="맑은 고딕"/>
+                <w:sz w:val="19"/>
+              </w:rPr>
+              <w:t>상대 +2개월</w:t>
+            </w:r>
+          </w:p>
+        </w:tc>
+      </w:tr>
+      <w:tr>
+        <w:tc>
+          <w:tcPr>
+            <w:tcW w:type="dxa" w:w="1814"/>
+          </w:tcPr>
+          <w:p>
+            <w:r/>
+            <w:r>
+              <w:rPr>
+                <w:rFonts w:ascii="맑은 고딕" w:hAnsi="맑은 고딕" w:eastAsia="맑은 고딕"/>
+                <w:sz w:val="19"/>
+              </w:rPr>
+              <w:t>상품군</w:t>
+            </w:r>
+          </w:p>
+        </w:tc>
+        <w:tc>
+          <w:tcPr>
+            <w:tcW w:type="dxa" w:w="4706"/>
+          </w:tcPr>
+          <w:p>
+            <w:r/>
+            <w:r>
+              <w:rPr>
+                <w:rFonts w:ascii="맑은 고딕" w:hAnsi="맑은 고딕" w:eastAsia="맑은 고딕"/>
+                <w:sz w:val="19"/>
+              </w:rPr>
+              <w:t>국내주식·해외주식·국내파생·해외파생·금현물</w:t>
+            </w:r>
+          </w:p>
+        </w:tc>
+        <w:tc>
+          <w:tcPr>
+            <w:tcW w:type="dxa" w:w="2268"/>
+          </w:tcPr>
+          <w:p>
+            <w:r/>
+            <w:r>
+              <w:rPr>
+                <w:rFonts w:ascii="맑은 고딕" w:hAnsi="맑은 고딕" w:eastAsia="맑은 고딕"/>
+                <w:sz w:val="19"/>
+              </w:rPr>
+              <w:t>국내주식</w:t>
+            </w:r>
+          </w:p>
+        </w:tc>
+      </w:tr>
+      <w:tr>
+        <w:tc>
+          <w:tcPr>
+            <w:tcW w:type="dxa" w:w="1814"/>
+          </w:tcPr>
+          <w:p>
+            <w:r/>
+            <w:r>
+              <w:rPr>
+                <w:rFonts w:ascii="맑은 고딕" w:hAnsi="맑은 고딕" w:eastAsia="맑은 고딕"/>
+                <w:sz w:val="19"/>
+              </w:rPr>
+              <w:t>거래소</w:t>
+            </w:r>
+          </w:p>
+        </w:tc>
+        <w:tc>
+          <w:tcPr>
+            <w:tcW w:type="dxa" w:w="4706"/>
+          </w:tcPr>
+          <w:p>
+            <w:r/>
+            <w:r>
+              <w:rPr>
+                <w:rFonts w:ascii="맑은 고딕" w:hAnsi="맑은 고딕" w:eastAsia="맑은 고딕"/>
+                <w:sz w:val="19"/>
+              </w:rPr>
+              <w:t>국내주식은 KRX·NXT 선택 / 그 외는 품목에 따름</w:t>
+            </w:r>
+          </w:p>
+        </w:tc>
+        <w:tc>
+          <w:tcPr>
+            <w:tcW w:type="dxa" w:w="2268"/>
+          </w:tcPr>
+          <w:p>
+            <w:r/>
+            <w:r>
+              <w:rPr>
+                <w:rFonts w:ascii="맑은 고딕" w:hAnsi="맑은 고딕" w:eastAsia="맑은 고딕"/>
+                <w:sz w:val="19"/>
+              </w:rPr>
+              <w:t>KRX, NXT</w:t>
+            </w:r>
+          </w:p>
+        </w:tc>
+      </w:tr>
+      <w:tr>
+        <w:tc>
+          <w:tcPr>
+            <w:tcW w:type="dxa" w:w="1814"/>
+          </w:tcPr>
+          <w:p>
+            <w:r/>
+            <w:r>
+              <w:rPr>
+                <w:rFonts w:ascii="맑은 고딕" w:hAnsi="맑은 고딕" w:eastAsia="맑은 고딕"/>
+                <w:sz w:val="19"/>
+              </w:rPr>
+              <w:t>세션</w:t>
+            </w:r>
+          </w:p>
+        </w:tc>
+        <w:tc>
+          <w:tcPr>
+            <w:tcW w:type="dxa" w:w="4706"/>
+          </w:tcPr>
+          <w:p>
+            <w:r/>
+            <w:r>
+              <w:rPr>
+                <w:rFonts w:ascii="맑은 고딕" w:hAnsi="맑은 고딕" w:eastAsia="맑은 고딕"/>
+                <w:sz w:val="19"/>
+              </w:rPr>
+              <w:t>프리 · 정규 · 애프터</w:t>
+            </w:r>
+          </w:p>
+        </w:tc>
+        <w:tc>
+          <w:tcPr>
+            <w:tcW w:type="dxa" w:w="2268"/>
+          </w:tcPr>
+          <w:p>
+            <w:r/>
+            <w:r>
+              <w:rPr>
+                <w:rFonts w:ascii="맑은 고딕" w:hAnsi="맑은 고딕" w:eastAsia="맑은 고딕"/>
+                <w:sz w:val="19"/>
+              </w:rPr>
+              <w:t>정규</w:t>
+            </w:r>
+          </w:p>
+        </w:tc>
+      </w:tr>
+      <w:tr>
+        <w:tc>
+          <w:tcPr>
+            <w:tcW w:type="dxa" w:w="1814"/>
+          </w:tcPr>
+          <w:p>
+            <w:r/>
+            <w:r>
+              <w:rPr>
+                <w:rFonts w:ascii="맑은 고딕" w:hAnsi="맑은 고딕" w:eastAsia="맑은 고딕"/>
+                <w:sz w:val="19"/>
+              </w:rPr>
+              <w:t>주문채널</w:t>
+            </w:r>
+          </w:p>
+        </w:tc>
+        <w:tc>
+          <w:tcPr>
+            <w:tcW w:type="dxa" w:w="4706"/>
+          </w:tcPr>
+          <w:p>
+            <w:r/>
+            <w:r>
+              <w:rPr>
+                <w:rFonts w:ascii="맑은 고딕" w:hAnsi="맑은 고딕" w:eastAsia="맑은 고딕"/>
+                <w:sz w:val="19"/>
+              </w:rPr>
+              <w:t>HTS·MTS·API·ARS·센터·반대매매(복수 선택)</w:t>
+            </w:r>
+          </w:p>
+        </w:tc>
+        <w:tc>
+          <w:tcPr>
+            <w:tcW w:type="dxa" w:w="2268"/>
+          </w:tcPr>
+          <w:p>
+            <w:r/>
+            <w:r>
+              <w:rPr>
+                <w:rFonts w:ascii="맑은 고딕" w:hAnsi="맑은 고딕" w:eastAsia="맑은 고딕"/>
+                <w:sz w:val="19"/>
+              </w:rPr>
+              <w:t>HTS, MTS</w:t>
+            </w:r>
+          </w:p>
+        </w:tc>
+      </w:tr>
+      <w:tr>
+        <w:tc>
+          <w:tcPr>
+            <w:tcW w:type="dxa" w:w="1814"/>
+          </w:tcPr>
+          <w:p>
+            <w:r/>
+            <w:r>
+              <w:rPr>
+                <w:rFonts w:ascii="맑은 고딕" w:hAnsi="맑은 고딕" w:eastAsia="맑은 고딕"/>
+                <w:sz w:val="19"/>
+              </w:rPr>
+              <w:t>품목(파생만)</w:t>
+            </w:r>
+          </w:p>
+        </w:tc>
+        <w:tc>
+          <w:tcPr>
+            <w:tcW w:type="dxa" w:w="4706"/>
+          </w:tcPr>
+          <w:p>
+            <w:r/>
+            <w:r>
+              <w:rPr>
+                <w:rFonts w:ascii="맑은 고딕" w:hAnsi="맑은 고딕" w:eastAsia="맑은 고딕"/>
+                <w:sz w:val="19"/>
+              </w:rPr>
+              <w:t>선택 품목 / 제외 품목</w:t>
+            </w:r>
+          </w:p>
+        </w:tc>
+        <w:tc>
+          <w:tcPr>
+            <w:tcW w:type="dxa" w:w="2268"/>
+          </w:tcPr>
+          <w:p>
+            <w:r/>
+            <w:r>
+              <w:rPr>
+                <w:rFonts w:ascii="맑은 고딕" w:hAnsi="맑은 고딕" w:eastAsia="맑은 고딕"/>
+                <w:sz w:val="19"/>
+              </w:rPr>
+              <w:t>해외파생 6A, 6B</w:t>
+            </w:r>
+          </w:p>
+        </w:tc>
+      </w:tr>
+      <w:tr>
+        <w:tc>
+          <w:tcPr>
+            <w:tcW w:type="dxa" w:w="1814"/>
+          </w:tcPr>
+          <w:p>
+            <w:r/>
+            <w:r>
+              <w:rPr>
+                <w:rFonts w:ascii="맑은 고딕" w:hAnsi="맑은 고딕" w:eastAsia="맑은 고딕"/>
+                <w:sz w:val="19"/>
+              </w:rPr>
+              <w:t>요율표</w:t>
+            </w:r>
+          </w:p>
+        </w:tc>
+        <w:tc>
+          <w:tcPr>
+            <w:tcW w:type="dxa" w:w="4706"/>
+          </w:tcPr>
+          <w:p>
+            <w:r/>
+            <w:r>
+              <w:rPr>
+                <w:rFonts w:ascii="맑은 고딕" w:hAnsi="맑은 고딕" w:eastAsia="맑은 고딕"/>
+                <w:sz w:val="19"/>
+              </w:rPr>
+              <w:t>구성요소별 종류·부담주체·방식·요율·최소수수료·구간</w:t>
+            </w:r>
+          </w:p>
+        </w:tc>
+        <w:tc>
+          <w:tcPr>
+            <w:tcW w:type="dxa" w:w="2268"/>
+          </w:tcPr>
+          <w:p>
+            <w:r/>
+            <w:r>
+              <w:rPr>
+                <w:rFonts w:ascii="맑은 고딕" w:hAnsi="맑은 고딕" w:eastAsia="맑은 고딕"/>
+                <w:sz w:val="19"/>
+              </w:rPr>
+              <w:t>자사 위탁 1bp 등</w:t>
+            </w:r>
+          </w:p>
+        </w:tc>
+      </w:tr>
+      <w:tr>
+        <w:tc>
+          <w:tcPr>
+            <w:tcW w:type="dxa" w:w="1814"/>
+          </w:tcPr>
+          <w:p>
+            <w:r/>
+            <w:r>
+              <w:rPr>
+                <w:rFonts w:ascii="맑은 고딕" w:hAnsi="맑은 고딕" w:eastAsia="맑은 고딕"/>
+                <w:sz w:val="19"/>
+              </w:rPr>
+              <w:t>대상</w:t>
+            </w:r>
+          </w:p>
+        </w:tc>
+        <w:tc>
+          <w:tcPr>
+            <w:tcW w:type="dxa" w:w="4706"/>
+          </w:tcPr>
+          <w:p>
+            <w:r/>
+            <w:r>
+              <w:rPr>
+                <w:rFonts w:ascii="맑은 고딕" w:hAnsi="맑은 고딕" w:eastAsia="맑은 고딕"/>
+                <w:sz w:val="19"/>
+              </w:rPr>
+              <w:t>전체 계좌 / 지정 계좌 리스트(계좌번호 붙여넣기)</w:t>
+            </w:r>
+          </w:p>
+        </w:tc>
+        <w:tc>
+          <w:tcPr>
+            <w:tcW w:type="dxa" w:w="2268"/>
+          </w:tcPr>
+          <w:p>
+            <w:r/>
+            <w:r>
+              <w:rPr>
+                <w:rFonts w:ascii="맑은 고딕" w:hAnsi="맑은 고딕" w:eastAsia="맑은 고딕"/>
+                <w:sz w:val="19"/>
+              </w:rPr>
+              <w:t>전체</w:t>
+            </w:r>
+          </w:p>
+        </w:tc>
+      </w:tr>
+      <w:tr>
+        <w:tc>
+          <w:tcPr>
+            <w:tcW w:type="dxa" w:w="1814"/>
+          </w:tcPr>
+          <w:p>
+            <w:r/>
+            <w:r>
+              <w:rPr>
+                <w:rFonts w:ascii="맑은 고딕" w:hAnsi="맑은 고딕" w:eastAsia="맑은 고딕"/>
+                <w:sz w:val="19"/>
+              </w:rPr>
+              <w:t>(협의) 자격 조건</w:t>
+            </w:r>
+          </w:p>
+        </w:tc>
+        <w:tc>
+          <w:tcPr>
+            <w:tcW w:type="dxa" w:w="4706"/>
+          </w:tcPr>
+          <w:p>
+            <w:r/>
+            <w:r>
+              <w:rPr>
+                <w:rFonts w:ascii="맑은 고딕" w:hAnsi="맑은 고딕" w:eastAsia="맑은 고딕"/>
+                <w:sz w:val="19"/>
+              </w:rPr>
+              <w:t>지표(6개월 평균자산·약정액) · 임계값 · 액션</w:t>
+            </w:r>
+          </w:p>
+        </w:tc>
+        <w:tc>
+          <w:tcPr>
+            <w:tcW w:type="dxa" w:w="2268"/>
+          </w:tcPr>
+          <w:p>
+            <w:r/>
+            <w:r>
+              <w:rPr>
+                <w:rFonts w:ascii="맑은 고딕" w:hAnsi="맑은 고딕" w:eastAsia="맑은 고딕"/>
+                <w:sz w:val="19"/>
+              </w:rPr>
+              <w:t>평균자산 5억 이상</w:t>
+            </w:r>
+          </w:p>
+        </w:tc>
+      </w:tr>
+    </w:tbl>
+    <w:p>
+      <w:pPr>
+        <w:spacing w:after="40"/>
+      </w:pPr>
+    </w:p>
+    <w:p>
+      <w:pPr>
+        <w:spacing w:after="40"/>
+      </w:pPr>
+      <w:r>
+        <w:rPr>
+          <w:rFonts w:ascii="맑은 고딕" w:hAnsi="맑은 고딕" w:eastAsia="맑은 고딕"/>
+          <w:i w:val="0"/>
+          <w:sz w:val="21"/>
+        </w:rPr>
+        <w:t>요율표 구성요소에서 고를 수 있는 값</w:t>
+      </w:r>
+    </w:p>
+    <w:tbl>
+      <w:tblPr>
+        <w:tblStyle w:val="LightGrid-Accent1"/>
+        <w:tblW w:type="auto" w:w="0"/>
+        <w:jc w:val="center"/>
+        <w:tblLook w:firstColumn="1" w:firstRow="1" w:lastColumn="0" w:lastRow="0" w:noHBand="0" w:noVBand="1" w:val="04A0"/>
+      </w:tblPr>
+      <w:tblGrid>
+        <w:gridCol w:w="4320"/>
+        <w:gridCol w:w="4320"/>
+      </w:tblGrid>
+      <w:tr>
+        <w:tc>
+          <w:tcPr>
+            <w:tcW w:type="dxa" w:w="1814"/>
+          </w:tcPr>
+          <w:p>
+            <w:r/>
+            <w:r>
+              <w:rPr>
+                <w:rFonts w:ascii="맑은 고딕" w:hAnsi="맑은 고딕" w:eastAsia="맑은 고딕"/>
+                <w:b/>
+                <w:sz w:val="19"/>
+              </w:rPr>
+              <w:t>항목</w:t>
+            </w:r>
+          </w:p>
+        </w:tc>
+        <w:tc>
+          <w:tcPr>
+            <w:tcW w:type="dxa" w:w="6973"/>
+          </w:tcPr>
+          <w:p>
+            <w:r/>
+            <w:r>
+              <w:rPr>
+                <w:rFonts w:ascii="맑은 고딕" w:hAnsi="맑은 고딕" w:eastAsia="맑은 고딕"/>
+                <w:b/>
+                <w:sz w:val="19"/>
+              </w:rPr>
+              <w:t>값</w:t>
+            </w:r>
+          </w:p>
+        </w:tc>
+      </w:tr>
+      <w:tr>
+        <w:tc>
+          <w:tcPr>
+            <w:tcW w:type="dxa" w:w="1814"/>
+          </w:tcPr>
+          <w:p>
+            <w:r/>
+            <w:r>
+              <w:rPr>
+                <w:rFonts w:ascii="맑은 고딕" w:hAnsi="맑은 고딕" w:eastAsia="맑은 고딕"/>
+                <w:sz w:val="19"/>
+              </w:rPr>
+              <w:t>종류(kind)</w:t>
+            </w:r>
+          </w:p>
+        </w:tc>
+        <w:tc>
+          <w:tcPr>
+            <w:tcW w:type="dxa" w:w="6973"/>
+          </w:tcPr>
+          <w:p>
+            <w:r/>
+            <w:r>
+              <w:rPr>
+                <w:rFonts w:ascii="맑은 고딕" w:hAnsi="맑은 고딕" w:eastAsia="맑은 고딕"/>
+                <w:sz w:val="19"/>
+              </w:rPr>
+              <w:t>자사(위탁수수료) · 유관기관(거래소·예탁원) · 세금(증권거래세 등)</w:t>
+            </w:r>
+          </w:p>
+        </w:tc>
+      </w:tr>
+      <w:tr>
+        <w:tc>
+          <w:tcPr>
+            <w:tcW w:type="dxa" w:w="1814"/>
+          </w:tcPr>
+          <w:p>
+            <w:r/>
+            <w:r>
+              <w:rPr>
+                <w:rFonts w:ascii="맑은 고딕" w:hAnsi="맑은 고딕" w:eastAsia="맑은 고딕"/>
+                <w:sz w:val="19"/>
+              </w:rPr>
+              <w:t>부담주체(payer)</w:t>
+            </w:r>
+          </w:p>
+        </w:tc>
+        <w:tc>
+          <w:tcPr>
+            <w:tcW w:type="dxa" w:w="6973"/>
+          </w:tcPr>
+          <w:p>
+            <w:r/>
+            <w:r>
+              <w:rPr>
+                <w:rFonts w:ascii="맑은 고딕" w:hAnsi="맑은 고딕" w:eastAsia="맑은 고딕"/>
+                <w:sz w:val="19"/>
+              </w:rPr>
+              <w:t>고객부과 · 회사부담 · 면제</w:t>
+            </w:r>
+          </w:p>
+        </w:tc>
+      </w:tr>
+      <w:tr>
+        <w:tc>
+          <w:tcPr>
+            <w:tcW w:type="dxa" w:w="1814"/>
+          </w:tcPr>
+          <w:p>
+            <w:r/>
+            <w:r>
+              <w:rPr>
+                <w:rFonts w:ascii="맑은 고딕" w:hAnsi="맑은 고딕" w:eastAsia="맑은 고딕"/>
+                <w:sz w:val="19"/>
+              </w:rPr>
+              <w:t>방식(rate_type)</w:t>
+            </w:r>
+          </w:p>
+        </w:tc>
+        <w:tc>
+          <w:tcPr>
+            <w:tcW w:type="dxa" w:w="6973"/>
+          </w:tcPr>
+          <w:p>
+            <w:r/>
+            <w:r>
+              <w:rPr>
+                <w:rFonts w:ascii="맑은 고딕" w:hAnsi="맑은 고딕" w:eastAsia="맑은 고딕"/>
+                <w:sz w:val="19"/>
+              </w:rPr>
+              <w:t>정률(bp) · 정액(원) · 구간표(금액대별 차등)</w:t>
+            </w:r>
+          </w:p>
+        </w:tc>
+      </w:tr>
+      <w:tr>
+        <w:tc>
+          <w:tcPr>
+            <w:tcW w:type="dxa" w:w="1814"/>
+          </w:tcPr>
+          <w:p>
+            <w:r/>
+            <w:r>
+              <w:rPr>
+                <w:rFonts w:ascii="맑은 고딕" w:hAnsi="맑은 고딕" w:eastAsia="맑은 고딕"/>
+                <w:sz w:val="19"/>
+              </w:rPr>
+              <w:t>부가값</w:t>
+            </w:r>
+          </w:p>
+        </w:tc>
+        <w:tc>
+          <w:tcPr>
+            <w:tcW w:type="dxa" w:w="6973"/>
+          </w:tcPr>
+          <w:p>
+            <w:r/>
+            <w:r>
+              <w:rPr>
+                <w:rFonts w:ascii="맑은 고딕" w:hAnsi="맑은 고딕" w:eastAsia="맑은 고딕"/>
+                <w:sz w:val="19"/>
+              </w:rPr>
+              <w:t>요율(bp/원) · 최소수수료 · 구간 경계·구간별 요율</w:t>
+            </w:r>
+          </w:p>
+        </w:tc>
+      </w:tr>
+    </w:tbl>
+    <w:p>
+      <w:pPr>
+        <w:spacing w:after="40"/>
+      </w:pPr>
+    </w:p>
+    <w:p>
+      <w:pPr>
+        <w:spacing w:after="40"/>
+      </w:pPr>
+      <w:r>
+        <w:rPr>
+          <w:rFonts w:ascii="맑은 고딕" w:hAnsi="맑은 고딕" w:eastAsia="맑은 고딕"/>
+          <w:i w:val="0"/>
+          <w:sz w:val="21"/>
+        </w:rPr>
+        <w:t>시스템이 자동 처리(현업이 정하지 않음)</w:t>
       </w:r>
     </w:p>
     <w:p>
       <w:pPr>
         <w:pStyle w:val="ListBullet"/>
+        <w:spacing w:after="60"/>
+      </w:pPr>
+      <w:r>
+        <w:rPr>
+          <w:rFonts w:ascii="맑은 고딕" w:hAnsi="맑은 고딕" w:eastAsia="맑은 고딕"/>
+          <w:b/>
+        </w:rPr>
+        <w:t>최저가 선택·계층/동률 tie-break</w:t>
+      </w:r>
+      <w:r>
+        <w:rPr>
+          <w:rFonts w:ascii="맑은 고딕" w:hAnsi="맑은 고딕" w:eastAsia="맑은 고딕"/>
+        </w:rPr>
+        <w:t xml:space="preserve"> — 후보 중 자동 결정</w:t>
+      </w:r>
+    </w:p>
+    <w:p>
+      <w:pPr>
+        <w:pStyle w:val="ListBullet"/>
+        <w:spacing w:after="60"/>
+      </w:pPr>
+      <w:r>
+        <w:rPr>
+          <w:rFonts w:ascii="맑은 고딕" w:hAnsi="맑은 고딕" w:eastAsia="맑은 고딕"/>
+          <w:b/>
+        </w:rPr>
+        <w:t>조회키 종목 붕괴</w:t>
+      </w:r>
+      <w:r>
+        <w:rPr>
+          <w:rFonts w:ascii="맑은 고딕" w:hAnsi="맑은 고딕" w:eastAsia="맑은 고딕"/>
+        </w:rPr>
+        <w:t xml:space="preserve"> — 주식은 종목을 키에서 제거(거래소·세션·채널만)</w:t>
+      </w:r>
+    </w:p>
+    <w:p>
+      <w:pPr>
+        <w:pStyle w:val="ListBullet"/>
+        <w:spacing w:after="60"/>
+      </w:pPr>
+      <w:r>
+        <w:rPr>
+          <w:rFonts w:ascii="맑은 고딕" w:hAnsi="맑은 고딕" w:eastAsia="맑은 고딕"/>
+          <w:b/>
+        </w:rPr>
+        <w:t>해석 결과 캐시·무효화</w:t>
+      </w:r>
+      <w:r>
+        <w:rPr>
+          <w:rFonts w:ascii="맑은 고딕" w:hAnsi="맑은 고딕" w:eastAsia="맑은 고딕"/>
+        </w:rPr>
+        <w:t xml:space="preserve"> — 성능을 위한 저장/갱신은 시스템 담당</w:t>
+      </w:r>
+    </w:p>
+    <w:p>
+      <w:pPr>
+        <w:pStyle w:val="Heading2"/>
+      </w:pPr>
+      <w:r>
+        <w:rPr>
+          <w:rFonts w:ascii="맑은 고딕" w:hAnsi="맑은 고딕" w:eastAsia="맑은 고딕"/>
+          <w:color w:val="000000"/>
+        </w:rPr>
+        <w:t>1.5 고객이 이벤트에 참여·대상이 되는 방식</w:t>
+      </w:r>
+    </w:p>
+    <w:p>
+      <w:pPr>
+        <w:spacing w:after="120"/>
+      </w:pPr>
+      <w:r>
+        <w:rPr>
+          <w:rFonts w:ascii="맑은 고딕" w:hAnsi="맑은 고딕" w:eastAsia="맑은 고딕"/>
+          <w:i w:val="0"/>
+          <w:sz w:val="21"/>
+        </w:rPr>
+        <w:t>유형마다 고객이 무엇을 해야 대상이 되는지가 다릅니다.</w:t>
+      </w:r>
+    </w:p>
+    <w:tbl>
+      <w:tblPr>
+        <w:tblStyle w:val="LightGrid-Accent1"/>
+        <w:tblW w:type="auto" w:w="0"/>
+        <w:jc w:val="center"/>
+        <w:tblLook w:firstColumn="1" w:firstRow="1" w:lastColumn="0" w:lastRow="0" w:noHBand="0" w:noVBand="1" w:val="04A0"/>
+      </w:tblPr>
+      <w:tblGrid>
+        <w:gridCol w:w="4320"/>
+        <w:gridCol w:w="4320"/>
+      </w:tblGrid>
+      <w:tr>
+        <w:tc>
+          <w:tcPr>
+            <w:tcW w:type="dxa" w:w="1474"/>
+          </w:tcPr>
+          <w:p>
+            <w:r/>
+            <w:r>
+              <w:rPr>
+                <w:rFonts w:ascii="맑은 고딕" w:hAnsi="맑은 고딕" w:eastAsia="맑은 고딕"/>
+                <w:b/>
+                <w:sz w:val="19"/>
+              </w:rPr>
+              <w:t>유형</w:t>
+            </w:r>
+          </w:p>
+        </w:tc>
+        <w:tc>
+          <w:tcPr>
+            <w:tcW w:type="dxa" w:w="7313"/>
+          </w:tcPr>
+          <w:p>
+            <w:r/>
+            <w:r>
+              <w:rPr>
+                <w:rFonts w:ascii="맑은 고딕" w:hAnsi="맑은 고딕" w:eastAsia="맑은 고딕"/>
+                <w:b/>
+                <w:sz w:val="19"/>
+              </w:rPr>
+              <w:t>고객이 대상이 되는 방법</w:t>
+            </w:r>
+          </w:p>
+        </w:tc>
+      </w:tr>
+      <w:tr>
+        <w:tc>
+          <w:tcPr>
+            <w:tcW w:type="dxa" w:w="1474"/>
+          </w:tcPr>
+          <w:p>
+            <w:r/>
+            <w:r>
+              <w:rPr>
+                <w:rFonts w:ascii="맑은 고딕" w:hAnsi="맑은 고딕" w:eastAsia="맑은 고딕"/>
+                <w:sz w:val="19"/>
+              </w:rPr>
+              <w:t>일괄적용형</w:t>
+            </w:r>
+          </w:p>
+        </w:tc>
+        <w:tc>
+          <w:tcPr>
+            <w:tcW w:type="dxa" w:w="7313"/>
+          </w:tcPr>
+          <w:p>
+            <w:r/>
+            <w:r>
+              <w:rPr>
+                <w:rFonts w:ascii="맑은 고딕" w:hAnsi="맑은 고딕" w:eastAsia="맑은 고딕"/>
+                <w:sz w:val="19"/>
+              </w:rPr>
+              <w:t>아무 행위도 필요 없음. 체결이 적용범위(상품군·거래소·세션·채널)에 맞으면 자동으로 최저가 후보에 포함.</w:t>
+            </w:r>
+          </w:p>
+        </w:tc>
+      </w:tr>
+      <w:tr>
+        <w:tc>
+          <w:tcPr>
+            <w:tcW w:type="dxa" w:w="1474"/>
+          </w:tcPr>
+          <w:p>
+            <w:r/>
+            <w:r>
+              <w:rPr>
+                <w:rFonts w:ascii="맑은 고딕" w:hAnsi="맑은 고딕" w:eastAsia="맑은 고딕"/>
+                <w:sz w:val="19"/>
+              </w:rPr>
+              <w:t>신청형</w:t>
+            </w:r>
+          </w:p>
+        </w:tc>
+        <w:tc>
+          <w:tcPr>
+            <w:tcW w:type="dxa" w:w="7313"/>
+          </w:tcPr>
+          <w:p>
+            <w:r/>
+            <w:r>
+              <w:rPr>
+                <w:rFonts w:ascii="맑은 고딕" w:hAnsi="맑은 고딕" w:eastAsia="맑은 고딕"/>
+                <w:sz w:val="19"/>
+              </w:rPr>
+              <w:t>고객이 채널(HTS/MTS/센터 등)로 신청 → 심사·승인 → 대상. 신청 이력에 신청 채널·시점이 남고, 이 이력이 있어야 대상이 됨.</w:t>
+            </w:r>
+          </w:p>
+        </w:tc>
+      </w:tr>
+      <w:tr>
+        <w:tc>
+          <w:tcPr>
+            <w:tcW w:type="dxa" w:w="1474"/>
+          </w:tcPr>
+          <w:p>
+            <w:r/>
+            <w:r>
+              <w:rPr>
+                <w:rFonts w:ascii="맑은 고딕" w:hAnsi="맑은 고딕" w:eastAsia="맑은 고딕"/>
+                <w:sz w:val="19"/>
+              </w:rPr>
+              <w:t>가입형</w:t>
+            </w:r>
+          </w:p>
+        </w:tc>
+        <w:tc>
+          <w:tcPr>
+            <w:tcW w:type="dxa" w:w="7313"/>
+          </w:tcPr>
+          <w:p>
+            <w:r/>
+            <w:r>
+              <w:rPr>
+                <w:rFonts w:ascii="맑은 고딕" w:hAnsi="맑은 고딕" w:eastAsia="맑은 고딕"/>
+                <w:sz w:val="19"/>
+              </w:rPr>
+              <w:t>고객이 이벤트에 가입(유입)하면 대상. 적용기간이 상대형이면 이 “가입일”이 혜택 시작 기준이 되어, 고객마다 혜택 종료일이 달라짐.</w:t>
+            </w:r>
+          </w:p>
+        </w:tc>
+      </w:tr>
+      <w:tr>
+        <w:tc>
+          <w:tcPr>
+            <w:tcW w:type="dxa" w:w="1474"/>
+          </w:tcPr>
+          <w:p>
+            <w:r/>
+            <w:r>
+              <w:rPr>
+                <w:rFonts w:ascii="맑은 고딕" w:hAnsi="맑은 고딕" w:eastAsia="맑은 고딕"/>
+                <w:sz w:val="19"/>
+              </w:rPr>
+              <w:t>휴면복귀형</w:t>
+            </w:r>
+          </w:p>
+        </w:tc>
+        <w:tc>
+          <w:tcPr>
+            <w:tcW w:type="dxa" w:w="7313"/>
+          </w:tcPr>
+          <w:p>
+            <w:r/>
+            <w:r>
+              <w:rPr>
+                <w:rFonts w:ascii="맑은 고딕" w:hAnsi="맑은 고딕" w:eastAsia="맑은 고딕"/>
+                <w:sz w:val="19"/>
+              </w:rPr>
+              <w:t>고객이 따로 신청하지 않아도, 원장이 휴면 계좌의 복귀를 감지하면 자동으로 편입.</w:t>
+            </w:r>
+          </w:p>
+        </w:tc>
+      </w:tr>
+      <w:tr>
+        <w:tc>
+          <w:tcPr>
+            <w:tcW w:type="dxa" w:w="1474"/>
+          </w:tcPr>
+          <w:p>
+            <w:r/>
+            <w:r>
+              <w:rPr>
+                <w:rFonts w:ascii="맑은 고딕" w:hAnsi="맑은 고딕" w:eastAsia="맑은 고딕"/>
+                <w:sz w:val="19"/>
+              </w:rPr>
+              <w:t>협의수수료</w:t>
+            </w:r>
+          </w:p>
+        </w:tc>
+        <w:tc>
+          <w:tcPr>
+            <w:tcW w:type="dxa" w:w="7313"/>
+          </w:tcPr>
+          <w:p>
+            <w:r/>
+            <w:r>
+              <w:rPr>
+                <w:rFonts w:ascii="맑은 고딕" w:hAnsi="맑은 고딕" w:eastAsia="맑은 고딕"/>
+                <w:sz w:val="19"/>
+              </w:rPr>
+              <w:t>고객(또는 담당 PB)이 신청 → 자격 조건(예: 6개월 평균자산 5억 이상) 충족 확인 → 승인 시 그 계좌에 부여. 만료가 오면 그룹 단위로 연장 대상이 다시 산출됨.</w:t>
+            </w:r>
+          </w:p>
+        </w:tc>
+      </w:tr>
+    </w:tbl>
+    <w:p>
+      <w:pPr>
         <w:spacing w:after="40"/>
+      </w:pPr>
+    </w:p>
+    <w:p>
+      <w:pPr>
+        <w:pStyle w:val="ListBullet"/>
+        <w:spacing w:after="60"/>
+      </w:pPr>
+      <w:r>
+        <w:rPr>
+          <w:rFonts w:ascii="맑은 고딕" w:hAnsi="맑은 고딕" w:eastAsia="맑은 고딕"/>
+          <w:b/>
+        </w:rPr>
+        <w:t>주문채널의 의미</w:t>
+      </w:r>
+      <w:r>
+        <w:rPr>
+          <w:rFonts w:ascii="맑은 고딕" w:hAnsi="맑은 고딕" w:eastAsia="맑은 고딕"/>
+        </w:rPr>
+        <w:t xml:space="preserve"> — 어떤 채널로 참여·체결했는지가 기록되며, 채널을 한정한 이벤트(예: 온라인 HTS·MTS 전용)의 대상 판정에 사용됨</w:t>
+      </w:r>
+    </w:p>
+    <w:p>
+      <w:pPr>
+        <w:pStyle w:val="ListBullet"/>
+        <w:spacing w:after="60"/>
+      </w:pPr>
+      <w:r>
+        <w:rPr>
+          <w:rFonts w:ascii="맑은 고딕" w:hAnsi="맑은 고딕" w:eastAsia="맑은 고딕"/>
+          <w:b/>
+        </w:rPr>
+        <w:t>가입일의 의미</w:t>
+      </w:r>
+      <w:r>
+        <w:rPr>
+          <w:rFonts w:ascii="맑은 고딕" w:hAnsi="맑은 고딕" w:eastAsia="맑은 고딕"/>
+        </w:rPr>
+        <w:t xml:space="preserve"> — 상대형 혜택(“가입 시 두 달 무료” 등)에서 고객별 혜택 기간의 시작점</w:t>
+      </w:r>
+    </w:p>
+    <w:p>
+      <w:pPr>
+        <w:pStyle w:val="Heading2"/>
+      </w:pPr>
+      <w:r>
+        <w:rPr>
+          <w:rFonts w:ascii="맑은 고딕" w:hAnsi="맑은 고딕" w:eastAsia="맑은 고딕"/>
+          <w:color w:val="000000"/>
+        </w:rPr>
+        <w:t>1.6 이벤트 기간 — 신청 가능기간과 적용기간</w:t>
+      </w:r>
+    </w:p>
+    <w:p>
+      <w:pPr>
+        <w:spacing w:after="120"/>
+      </w:pPr>
+      <w:r>
+        <w:rPr>
+          <w:rFonts w:ascii="맑은 고딕" w:hAnsi="맑은 고딕" w:eastAsia="맑은 고딕"/>
+          <w:i w:val="0"/>
+          <w:sz w:val="21"/>
+        </w:rPr>
+        <w:t>이벤트에는 두 개의 서로 다른 기간이 있습니다. 실무에서 자주 혼동되므로 구분해서 설정합니다.</w:t>
+      </w:r>
+    </w:p>
+    <w:p>
+      <w:pPr>
+        <w:pStyle w:val="ListBullet"/>
+        <w:spacing w:after="60"/>
       </w:pPr>
       <w:r>
         <w:rPr>
@@ -1014,32 +2418,32 @@
         <w:rPr>
           <w:rFonts w:ascii="맑은 고딕" w:hAnsi="맑은 고딕" w:eastAsia="맑은 고딕"/>
         </w:rPr>
-        <w:t xml:space="preserve"> — 계좌가 이벤트에 들어올 수 있는 캘린더 구간</w:t>
+        <w:t xml:space="preserve"> — 고객이 이벤트에 들어올 수 있는 캘린더 구간(예: 4/1~6/30)</w:t>
       </w:r>
     </w:p>
     <w:p>
       <w:pPr>
         <w:pStyle w:val="ListBullet"/>
-        <w:spacing w:after="40"/>
+        <w:spacing w:after="60"/>
       </w:pPr>
       <w:r>
         <w:rPr>
           <w:rFonts w:ascii="맑은 고딕" w:hAnsi="맑은 고딕" w:eastAsia="맑은 고딕"/>
           <w:b/>
         </w:rPr>
-        <w:t>적용기간(혜택)</w:t>
+        <w:t>적용기간(혜택 기간)</w:t>
       </w:r>
       <w:r>
         <w:rPr>
           <w:rFonts w:ascii="맑은 고딕" w:hAnsi="맑은 고딕" w:eastAsia="맑은 고딕"/>
         </w:rPr>
-        <w:t xml:space="preserve"> — 실제 우대 적용 구간 — 룰마다 택1</w:t>
+        <w:t xml:space="preserve"> — 실제 우대가 적용되는 구간. 룰마다 두 방식 중 선택</w:t>
       </w:r>
     </w:p>
     <w:p>
       <w:pPr>
         <w:pStyle w:val="ListBullet2"/>
-        <w:spacing w:after="40"/>
+        <w:spacing w:after="60"/>
       </w:pPr>
       <w:r>
         <w:rPr>
@@ -1052,13 +2456,13 @@
         <w:rPr>
           <w:rFonts w:ascii="맑은 고딕" w:hAnsi="맑은 고딕" w:eastAsia="맑은 고딕"/>
         </w:rPr>
-        <w:t xml:space="preserve"> — 룰 종료일까지(모두 같은 날 종료)</w:t>
+        <w:t xml:space="preserve"> — 신청 가능기간(룰 종료일)까지 적용. 모든 고객이 같은 날 종료</w:t>
       </w:r>
     </w:p>
     <w:p>
       <w:pPr>
         <w:pStyle w:val="ListBullet2"/>
-        <w:spacing w:after="40"/>
+        <w:spacing w:after="60"/>
       </w:pPr>
       <w:r>
         <w:rPr>
@@ -1071,31 +2475,20 @@
         <w:rPr>
           <w:rFonts w:ascii="맑은 고딕" w:hAnsi="맑은 고딕" w:eastAsia="맑은 고딕"/>
         </w:rPr>
-        <w:t xml:space="preserve"> — 계좌별 “가입일 + N개월”</w:t>
+        <w:t xml:space="preserve"> — 계좌마다 “가입일 + N개월”. 예) 6/20 가입 = 8/20까지, 신청 마감(6/30)이 지나도 남은 기간 유지</w:t>
       </w:r>
     </w:p>
     <w:p>
       <w:pPr>
-        <w:pStyle w:val="ListBullet2"/>
-        <w:spacing w:after="40"/>
+        <w:spacing w:after="120"/>
       </w:pPr>
       <w:r>
         <w:rPr>
           <w:rFonts w:ascii="맑은 고딕" w:hAnsi="맑은 고딕" w:eastAsia="맑은 고딕"/>
+          <w:i w:val="0"/>
+          <w:sz w:val="21"/>
         </w:rPr>
-        <w:t>예: “가입 시 두 달 무료” → 6/20 가입 = 8/20까지, 신청 마감(6/30) 지나도 유지</w:t>
-      </w:r>
-    </w:p>
-    <w:p>
-      <w:pPr>
-        <w:pStyle w:val="ListBullet"/>
-        <w:spacing w:after="40"/>
-      </w:pPr>
-      <w:r>
-        <w:rPr>
-          <w:rFonts w:ascii="맑은 고딕" w:hAnsi="맑은 고딕" w:eastAsia="맑은 고딕"/>
-        </w:rPr>
-        <w:t>상대형은 고객별 종료일 상이 → 체결 시 해석이 자동 반영</w:t>
+        <w:t>상대형은 고객마다 가입일이 다르므로 혜택 종료일도 제각각입니다. 이 계좌별 기간은 체결 시 해석에서 자동으로 반영됩니다.</w:t>
       </w:r>
     </w:p>
     <w:p>
@@ -1147,13 +2540,13 @@
           <w:rFonts w:ascii="맑은 고딕" w:hAnsi="맑은 고딕" w:eastAsia="맑은 고딕"/>
           <w:color w:val="000000"/>
         </w:rPr>
-        <w:t>1.5 등록 → 승인 → 활성</w:t>
+        <w:t>1.7 등록 → 승인 → 활성</w:t>
       </w:r>
     </w:p>
     <w:p>
       <w:pPr>
         <w:pStyle w:val="ListBullet"/>
-        <w:spacing w:after="40"/>
+        <w:spacing w:after="60"/>
       </w:pPr>
       <w:r>
         <w:rPr>
@@ -1166,13 +2559,13 @@
         <w:rPr>
           <w:rFonts w:ascii="맑은 고딕" w:hAnsi="맑은 고딕" w:eastAsia="맑은 고딕"/>
         </w:rPr>
-        <w:t xml:space="preserve"> — 적용범위·요율표·기간·대상 지정</w:t>
+        <w:t xml:space="preserve"> — 적용범위·요율표·기간·대상을 지정해 올림</w:t>
       </w:r>
     </w:p>
     <w:p>
       <w:pPr>
         <w:pStyle w:val="ListBullet"/>
-        <w:spacing w:after="40"/>
+        <w:spacing w:after="60"/>
       </w:pPr>
       <w:r>
         <w:rPr>
@@ -1185,13 +2578,13 @@
         <w:rPr>
           <w:rFonts w:ascii="맑은 고딕" w:hAnsi="맑은 고딕" w:eastAsia="맑은 고딕"/>
         </w:rPr>
-        <w:t xml:space="preserve"> — 지배관계(전 구간 기존요율 이하)·역마진 경고</w:t>
+        <w:t xml:space="preserve"> — 지배관계(전 구간에서 기준선보다 싼지)·역마진(회사 부담이 자사 수취를 넘는지) 자동 점검</w:t>
       </w:r>
     </w:p>
     <w:p>
       <w:pPr>
         <w:pStyle w:val="ListBullet"/>
-        <w:spacing w:after="40"/>
+        <w:spacing w:after="60"/>
       </w:pPr>
       <w:r>
         <w:rPr>
@@ -1204,13 +2597,13 @@
         <w:rPr>
           <w:rFonts w:ascii="맑은 고딕" w:hAnsi="맑은 고딕" w:eastAsia="맑은 고딕"/>
         </w:rPr>
-        <w:t xml:space="preserve"> — 검토 후 승인/반려</w:t>
+        <w:t xml:space="preserve"> — 담당 심사자가 검토 후 승인 또는 반려</w:t>
       </w:r>
     </w:p>
     <w:p>
       <w:pPr>
         <w:pStyle w:val="ListBullet"/>
-        <w:spacing w:after="40"/>
+        <w:spacing w:after="60"/>
       </w:pPr>
       <w:r>
         <w:rPr>
@@ -1223,26 +2616,21 @@
         <w:rPr>
           <w:rFonts w:ascii="맑은 고딕" w:hAnsi="맑은 고딕" w:eastAsia="맑은 고딕"/>
         </w:rPr>
-        <w:t xml:space="preserve"> — 이후 사전 전개 없이 체결 시 해석 반영</w:t>
+        <w:t xml:space="preserve"> — 이후 계좌별 전개 없이, 체결 시 규칙이 해석되어 적용</w:t>
       </w:r>
     </w:p>
     <w:p>
       <w:pPr>
-        <w:pStyle w:val="ListBullet"/>
-        <w:spacing w:after="40"/>
+        <w:spacing w:after="120"/>
       </w:pPr>
       <w:r>
         <w:rPr>
           <w:rFonts w:ascii="맑은 고딕" w:hAnsi="맑은 고딕" w:eastAsia="맑은 고딕"/>
-          <w:b/>
+          <w:i/>
+          <w:color w:val="555555"/>
+          <w:sz w:val="21"/>
         </w:rPr>
-        <w:t>주의</w:t>
-      </w:r>
-      <w:r>
-        <w:rPr>
-          <w:rFonts w:ascii="맑은 고딕" w:hAnsi="맑은 고딕" w:eastAsia="맑은 고딕"/>
-        </w:rPr>
-        <w:t xml:space="preserve"> — 주식은 종목 단위 우대 없음 — 거래소·세션·채널로만 결정(시뮬레이션도 구간 단위). 종목 지정은 파생만</w:t>
+        <w:t>주식은 종목 단위로 우대를 걸지 않습니다. 주식 수수료는 거래소·세션·주문채널로만 결정되므로 시뮬레이션·적용범위도 “거래소×세션×채널” 구간 단위로 다룹니다. 종목별 지정은 파생상품에만 해당합니다.</w:t>
       </w:r>
     </w:p>
     <w:p>
@@ -1254,51 +2642,26 @@
           <w:rFonts w:ascii="맑은 고딕" w:hAnsi="맑은 고딕" w:eastAsia="맑은 고딕"/>
           <w:color w:val="000000"/>
         </w:rPr>
-        <w:t>1.6 협의수수료 — 신청 · 연장 대상 산출</w:t>
+        <w:t>1.8 협의수수료 — 신청과 연장 대상 산출</w:t>
+      </w:r>
+    </w:p>
+    <w:p>
+      <w:pPr>
+        <w:spacing w:after="120"/>
+      </w:pPr>
+      <w:r>
+        <w:rPr>
+          <w:rFonts w:ascii="맑은 고딕" w:hAnsi="맑은 고딕" w:eastAsia="맑은 고딕"/>
+          <w:i w:val="0"/>
+          <w:sz w:val="21"/>
+        </w:rPr>
+        <w:t>협의수수료는 개별 고객이 신청하고 자격 조건을 충족하면 승인되어 부여됩니다(계좌별). 반면 만료가 다가올 때의 연장은 계좌를 일일이 보지 않고 그룹 단위로 대상을 한 번에 산출합니다.</w:t>
       </w:r>
     </w:p>
     <w:p>
       <w:pPr>
         <w:pStyle w:val="ListBullet"/>
-        <w:spacing w:after="40"/>
-      </w:pPr>
-      <w:r>
-        <w:rPr>
-          <w:rFonts w:ascii="맑은 고딕" w:hAnsi="맑은 고딕" w:eastAsia="맑은 고딕"/>
-          <w:b/>
-        </w:rPr>
-        <w:t>신청·승인</w:t>
-      </w:r>
-      <w:r>
-        <w:rPr>
-          <w:rFonts w:ascii="맑은 고딕" w:hAnsi="맑은 고딕" w:eastAsia="맑은 고딕"/>
-        </w:rPr>
-        <w:t xml:space="preserve"> — 계좌별 개별. 자격 조건(예: 6개월 평균자산 5억↑) 충족 시 부여</w:t>
-      </w:r>
-    </w:p>
-    <w:p>
-      <w:pPr>
-        <w:pStyle w:val="ListBullet"/>
-        <w:spacing w:after="40"/>
-      </w:pPr>
-      <w:r>
-        <w:rPr>
-          <w:rFonts w:ascii="맑은 고딕" w:hAnsi="맑은 고딕" w:eastAsia="맑은 고딕"/>
-          <w:b/>
-        </w:rPr>
-        <w:t>연장</w:t>
-      </w:r>
-      <w:r>
-        <w:rPr>
-          <w:rFonts w:ascii="맑은 고딕" w:hAnsi="맑은 고딕" w:eastAsia="맑은 고딕"/>
-        </w:rPr>
-        <w:t xml:space="preserve"> — 계좌별이 아니라 그룹 단위로 대상 일괄 산출</w:t>
-      </w:r>
-    </w:p>
-    <w:p>
-      <w:pPr>
-        <w:pStyle w:val="ListBullet2"/>
-        <w:spacing w:after="40"/>
+        <w:spacing w:after="60"/>
       </w:pPr>
       <w:r>
         <w:rPr>
@@ -1311,13 +2674,13 @@
         <w:rPr>
           <w:rFonts w:ascii="맑은 고딕" w:hAnsi="맑은 고딕" w:eastAsia="맑은 고딕"/>
         </w:rPr>
-        <w:t xml:space="preserve"> — 주식형 = 상품군 / 파생 = 품목별</w:t>
+        <w:t xml:space="preserve"> — 주식형 협의는 상품군 단위(국내주식·해외주식·금현물), 파생 협의는 품목 단위</w:t>
       </w:r>
     </w:p>
     <w:p>
       <w:pPr>
-        <w:pStyle w:val="ListBullet2"/>
-        <w:spacing w:after="40"/>
+        <w:pStyle w:val="ListBullet"/>
+        <w:spacing w:after="60"/>
       </w:pPr>
       <w:r>
         <w:rPr>
@@ -1335,33 +2698,40 @@
     </w:p>
     <w:p>
       <w:pPr>
-        <w:pStyle w:val="ListBullet2"/>
-        <w:spacing w:after="40"/>
-      </w:pPr>
-      <w:r>
-        <w:rPr>
-          <w:rFonts w:ascii="맑은 고딕" w:hAnsi="맑은 고딕" w:eastAsia="맑은 고딕"/>
-        </w:rPr>
-        <w:t>기존 대비 비교로 “탈락 대상”까지 함께 노출</w:t>
-      </w:r>
-    </w:p>
-    <w:p>
-      <w:pPr>
         <w:pStyle w:val="ListBullet"/>
-        <w:spacing w:after="40"/>
+        <w:spacing w:after="60"/>
       </w:pPr>
       <w:r>
         <w:rPr>
           <w:rFonts w:ascii="맑은 고딕" w:hAnsi="맑은 고딕" w:eastAsia="맑은 고딕"/>
           <w:b/>
         </w:rPr>
-        <w:t>수행</w:t>
+        <w:t>탈락 노출</w:t>
       </w:r>
       <w:r>
         <w:rPr>
           <w:rFonts w:ascii="맑은 고딕" w:hAnsi="맑은 고딕" w:eastAsia="맑은 고딕"/>
         </w:rPr>
-        <w:t xml:space="preserve"> — 만료 임박 자동 산출 → 담당자 확인·조정 → 일괄 승인(정기 배치 아님)</w:t>
+        <w:t xml:space="preserve"> — 기존 보유자와 비교하므로 이번에 빠지는 “탈락 대상”이 함께 드러남</w:t>
+      </w:r>
+    </w:p>
+    <w:p>
+      <w:pPr>
+        <w:pStyle w:val="ListBullet"/>
+        <w:spacing w:after="60"/>
+      </w:pPr>
+      <w:r>
+        <w:rPr>
+          <w:rFonts w:ascii="맑은 고딕" w:hAnsi="맑은 고딕" w:eastAsia="맑은 고딕"/>
+          <w:b/>
+        </w:rPr>
+        <w:t>수행 방식</w:t>
+      </w:r>
+      <w:r>
+        <w:rPr>
+          <w:rFonts w:ascii="맑은 고딕" w:hAnsi="맑은 고딕" w:eastAsia="맑은 고딕"/>
+        </w:rPr>
+        <w:t xml:space="preserve"> — 정기 배치가 아니라, 만료 임박 시 대상을 자동 산출 → 담당자가 확인·조정 → 일괄 승인</w:t>
       </w:r>
     </w:p>
     <w:p>
@@ -1413,19 +2783,20 @@
           <w:rFonts w:ascii="맑은 고딕" w:hAnsi="맑은 고딕" w:eastAsia="맑은 고딕"/>
           <w:color w:val="000000"/>
         </w:rPr>
-        <w:t>1.7 휴면복귀 적용</w:t>
+        <w:t>1.9 휴면복귀 적용</w:t>
       </w:r>
     </w:p>
     <w:p>
       <w:pPr>
-        <w:pStyle w:val="ListBullet"/>
-        <w:spacing w:after="40"/>
+        <w:spacing w:after="120"/>
       </w:pPr>
       <w:r>
         <w:rPr>
           <w:rFonts w:ascii="맑은 고딕" w:hAnsi="맑은 고딕" w:eastAsia="맑은 고딕"/>
+          <w:i w:val="0"/>
+          <w:sz w:val="21"/>
         </w:rPr>
-        <w:t>원장 휴면복귀 감지(시그널) → 휴면복귀형 이벤트 자동 적용(즉시)</w:t>
+        <w:t>원장에서 휴면 계좌의 복귀가 감지되면, 휴면복귀형 이벤트가 그 계좌에 자동으로 적용됩니다(시그널 기반 즉시).</w:t>
       </w:r>
     </w:p>
     <w:p>
@@ -1437,7 +2808,7 @@
           <w:rFonts w:ascii="맑은 고딕" w:hAnsi="맑은 고딕" w:eastAsia="맑은 고딕"/>
           <w:color w:val="000000"/>
         </w:rPr>
-        <w:t>1.8 역할</w:t>
+        <w:t>1.10 역할</w:t>
       </w:r>
     </w:p>
     <w:tbl>
@@ -1512,7 +2883,7 @@
                 <w:rFonts w:ascii="맑은 고딕" w:hAnsi="맑은 고딕" w:eastAsia="맑은 고딕"/>
                 <w:sz w:val="19"/>
               </w:rPr>
-              <w:t>이벤트·협의 기안, 적용범위·요율표·기간 설계</w:t>
+              <w:t>이벤트·협의 기안, 적용범위·요율표·기간·대상 설계</w:t>
             </w:r>
           </w:p>
         </w:tc>
@@ -1608,7 +2979,7 @@
                 <w:rFonts w:ascii="맑은 고딕" w:hAnsi="맑은 고딕" w:eastAsia="맑은 고딕"/>
                 <w:sz w:val="19"/>
               </w:rPr>
-              <w:t>체결 처리, 지표 산정, 수수료 실제 부과</w:t>
+              <w:t>체결 처리, 계좌 지표 산정, 수수료 실제 부과</w:t>
             </w:r>
           </w:p>
         </w:tc>
@@ -1638,14 +3009,15 @@
     </w:p>
     <w:p>
       <w:pPr>
-        <w:pStyle w:val="ListBullet"/>
-        <w:spacing w:after="40"/>
+        <w:spacing w:after="120"/>
       </w:pPr>
       <w:r>
         <w:rPr>
           <w:rFonts w:ascii="맑은 고딕" w:hAnsi="맑은 고딕" w:eastAsia="맑은 고딕"/>
+          <w:i w:val="0"/>
+          <w:sz w:val="21"/>
         </w:rPr>
-        <w:t>물리 테이블 명세가 아니라 “무엇을 어디에 저장하고 어떻게 연결되나” 중심</w:t>
+        <w:t>물리 테이블 명세라기보다, 어떤 정보가 어디에 담기고 서로 어떻게 연결되는지를 봅니다. 이어서 주요 테이블의 대표 컬럼까지 정리합니다.</w:t>
       </w:r>
     </w:p>
     <w:p>
@@ -1930,7 +3302,7 @@
                 <w:rFonts w:ascii="맑은 고딕" w:hAnsi="맑은 고딕" w:eastAsia="맑은 고딕"/>
                 <w:sz w:val="19"/>
               </w:rPr>
-              <w:t>계좌×규칙·가입일</w:t>
+              <w:t>계좌×규칙·가입일·채널</w:t>
             </w:r>
           </w:p>
         </w:tc>
@@ -2106,38 +3478,20 @@
           <w:rFonts w:ascii="맑은 고딕" w:hAnsi="맑은 고딕" w:eastAsia="맑은 고딕"/>
           <w:color w:val="000000"/>
         </w:rPr>
-        <w:t>2.2 “전량 전개 테이블” 부재 이유</w:t>
+        <w:t>2.2 “전량 전개 테이블”을 두지 않는 이유</w:t>
       </w:r>
     </w:p>
     <w:p>
       <w:pPr>
-        <w:pStyle w:val="ListBullet"/>
-        <w:spacing w:after="40"/>
+        <w:spacing w:after="120"/>
       </w:pPr>
       <w:r>
         <w:rPr>
           <w:rFonts w:ascii="맑은 고딕" w:hAnsi="맑은 고딕" w:eastAsia="맑은 고딕"/>
+          <w:i w:val="0"/>
+          <w:sz w:val="21"/>
         </w:rPr>
-        <w:t>계좌×종목 사전 전개 = 수천만 계좌 × 수천 종목 → 저장 폭발, 대규모 불가</w:t>
-      </w:r>
-    </w:p>
-    <w:p>
-      <w:pPr>
-        <w:pStyle w:val="ListBullet"/>
-        <w:spacing w:after="40"/>
-      </w:pPr>
-      <w:r>
-        <w:rPr>
-          <w:rFonts w:ascii="맑은 고딕" w:hAnsi="맑은 고딕" w:eastAsia="맑은 고딕"/>
-          <w:b/>
-        </w:rPr>
-        <w:t>대안</w:t>
-      </w:r>
-      <w:r>
-        <w:rPr>
-          <w:rFonts w:ascii="맑은 고딕" w:hAnsi="맑은 고딕" w:eastAsia="맑은 고딕"/>
-        </w:rPr>
-        <w:t xml:space="preserve"> — 규칙만 저장 → 체결 시 해석. 계좌 단위 저장은 협의 예외뿐</w:t>
+        <w:t>계좌마다 모든 종목의 수수료를 미리 펼쳐 저장하는 방식은 수천만 계좌 × 수천 종목 규모에서 저장량이 폭증해 감당하기 어렵습니다. 그래서 전개 테이블을 두지 않고 규칙만 저장했다가 체결 시 해석합니다. 계좌 단위로 저장되는 것은 “협의 예외”뿐입니다.</w:t>
       </w:r>
     </w:p>
     <w:p>
@@ -3230,6 +4584,19 @@
     </w:p>
     <w:p>
       <w:pPr>
+        <w:spacing w:after="120"/>
+      </w:pPr>
+      <w:r>
+        <w:rPr>
+          <w:rFonts w:ascii="맑은 고딕" w:hAnsi="맑은 고딕" w:eastAsia="맑은 고딕"/>
+          <w:i w:val="0"/>
+          <w:sz w:val="21"/>
+        </w:rPr>
+        <w:t>각 업무가 언제 반영되는지를 세 가지로 나눕니다. 정기 배치가 꼭 필요한 것과, 고객 행위·시그널로 즉시 반영되는 것을 구분합니다.</w:t>
+      </w:r>
+    </w:p>
+    <w:p>
+      <w:pPr>
         <w:spacing w:before="80" w:after="80"/>
         <w:jc w:val="center"/>
       </w:pPr>
@@ -3913,59 +5280,15 @@
     </w:p>
     <w:p>
       <w:pPr>
-        <w:pStyle w:val="ListBullet"/>
-        <w:spacing w:after="40"/>
+        <w:spacing w:after="120"/>
       </w:pPr>
       <w:r>
         <w:rPr>
           <w:rFonts w:ascii="맑은 고딕" w:hAnsi="맑은 고딕" w:eastAsia="맑은 고딕"/>
-          <w:b/>
+          <w:i w:val="0"/>
+          <w:sz w:val="21"/>
         </w:rPr>
-        <w:t>정기 배치 필수</w:t>
-      </w:r>
-      <w:r>
-        <w:rPr>
-          <w:rFonts w:ascii="맑은 고딕" w:hAnsi="맑은 고딕" w:eastAsia="맑은 고딕"/>
-        </w:rPr>
-        <w:t xml:space="preserve"> — “기간 도래(발효·만료)” · “지표 재산정”</w:t>
-      </w:r>
-    </w:p>
-    <w:p>
-      <w:pPr>
-        <w:pStyle w:val="ListBullet"/>
-        <w:spacing w:after="40"/>
-      </w:pPr>
-      <w:r>
-        <w:rPr>
-          <w:rFonts w:ascii="맑은 고딕" w:hAnsi="맑은 고딕" w:eastAsia="맑은 고딕"/>
-          <w:b/>
-        </w:rPr>
-        <w:t>협의 연장</w:t>
-      </w:r>
-      <w:r>
-        <w:rPr>
-          <w:rFonts w:ascii="맑은 고딕" w:hAnsi="맑은 고딕" w:eastAsia="맑은 고딕"/>
-        </w:rPr>
-        <w:t xml:space="preserve"> — 고정 시각 배치 아님 — 만료 임박 자동 산출 후 담당자 확인(요청형)</w:t>
-      </w:r>
-    </w:p>
-    <w:p>
-      <w:pPr>
-        <w:pStyle w:val="ListBullet"/>
-        <w:spacing w:after="40"/>
-      </w:pPr>
-      <w:r>
-        <w:rPr>
-          <w:rFonts w:ascii="맑은 고딕" w:hAnsi="맑은 고딕" w:eastAsia="맑은 고딕"/>
-          <w:b/>
-        </w:rPr>
-        <w:t>신청·가입·휴면복귀·상대형 종료</w:t>
-      </w:r>
-      <w:r>
-        <w:rPr>
-          <w:rFonts w:ascii="맑은 고딕" w:hAnsi="맑은 고딕" w:eastAsia="맑은 고딕"/>
-        </w:rPr>
-        <w:t xml:space="preserve"> — 배치 없이 즉시/조회 시점 반영</w:t>
+        <w:t>정기 배치가 반드시 필요한 것은 “기간 도래(발효·만료)”와 “지표 재산정”입니다. 협의 연장 대상 산출은 고정 시각 배치가 아니라 만료 임박 시 자동으로 뽑아 담당자가 확인·승인하는 요청형입니다. 신청·가입·휴면복귀·상대형 종료는 배치 없이 즉시 또는 조회 시점에 반영됩니다.</w:t>
       </w:r>
     </w:p>
     <w:p>
@@ -4040,7 +5363,7 @@
     <w:p>
       <w:pPr>
         <w:pStyle w:val="ListBullet"/>
-        <w:spacing w:after="40"/>
+        <w:spacing w:after="60"/>
       </w:pPr>
       <w:r>
         <w:rPr>
@@ -4053,13 +5376,13 @@
         <w:rPr>
           <w:rFonts w:ascii="맑은 고딕" w:hAnsi="맑은 고딕" w:eastAsia="맑은 고딕"/>
         </w:rPr>
-        <w:t xml:space="preserve"> — 규칙만 보관, 체결 시 해석해 즉석 계산</w:t>
+        <w:t xml:space="preserve"> — 규칙만 보관하고, 체결이 일어날 때 그 계좌·조건에 맞는 규칙을 해석해 즉석 계산</w:t>
       </w:r>
     </w:p>
     <w:p>
       <w:pPr>
         <w:pStyle w:val="ListBullet"/>
-        <w:spacing w:after="40"/>
+        <w:spacing w:after="60"/>
       </w:pPr>
       <w:r>
         <w:rPr>
@@ -4072,13 +5395,13 @@
         <w:rPr>
           <w:rFonts w:ascii="맑은 고딕" w:hAnsi="맑은 고딕" w:eastAsia="맑은 고딕"/>
         </w:rPr>
-        <w:t xml:space="preserve"> — 해석 답을 (계좌, 조회키) 단위 보관 → 읽기 지연 감소</w:t>
+        <w:t xml:space="preserve"> — 한 번 해석한 답을 (계좌, 조회키) 단위로 임시 보관해 읽기 지연을 줄임</w:t>
       </w:r>
     </w:p>
     <w:p>
       <w:pPr>
         <w:pStyle w:val="ListBullet"/>
-        <w:spacing w:after="40"/>
+        <w:spacing w:after="60"/>
       </w:pPr>
       <w:r>
         <w:rPr>
@@ -4091,7 +5414,7 @@
         <w:rPr>
           <w:rFonts w:ascii="맑은 고딕" w:hAnsi="맑은 고딕" w:eastAsia="맑은 고딕"/>
         </w:rPr>
-        <w:t xml:space="preserve"> — 규칙 변경 시 영향 범위만 무효화</w:t>
+        <w:t xml:space="preserve"> — 규칙이 바뀌면 영향받는 범위만 무효화 → 다음 조회 때 다시 해석</w:t>
       </w:r>
     </w:p>
     <w:p>
@@ -4178,7 +5501,7 @@
                 <w:rFonts w:ascii="맑은 고딕" w:hAnsi="맑은 고딕" w:eastAsia="맑은 고딕"/>
                 <w:sz w:val="19"/>
               </w:rPr>
-              <w:t>규칙 등록·심사·승인, 적용범위·기간, 체결 시 해석, 협의 부여/연장, 캐시·무효화</w:t>
+              <w:t>규칙 등록·심사·승인, 적용범위·기간 관리, 체결 시 해석, 협의 부여/연장, 캐시·무효화</w:t>
             </w:r>
           </w:p>
         </w:tc>
@@ -4210,7 +5533,7 @@
                 <w:rFonts w:ascii="맑은 고딕" w:hAnsi="맑은 고딕" w:eastAsia="맑은 고딕"/>
                 <w:sz w:val="19"/>
               </w:rPr>
-              <w:t>체결·잔고, 계좌 지표 산정·전달, 해석 결과로 실제 부과</w:t>
+              <w:t>체결·잔고 반영, 계좌 지표 산정·전달, 해석 결과에 따른 실제 수수료 부과</w:t>
             </w:r>
           </w:p>
         </w:tc>
@@ -4230,57 +5553,57 @@
           <w:rFonts w:ascii="맑은 고딕" w:hAnsi="맑은 고딕" w:eastAsia="맑은 고딕"/>
           <w:color w:val="000000"/>
         </w:rPr>
-        <w:t>4.3 규모 대응</w:t>
+        <w:t>4.3 규모 대응 — 전개형에서 해석형으로</w:t>
       </w:r>
     </w:p>
     <w:p>
       <w:pPr>
         <w:pStyle w:val="ListBullet"/>
-        <w:spacing w:after="40"/>
+        <w:spacing w:after="60"/>
       </w:pPr>
       <w:r>
         <w:rPr>
           <w:rFonts w:ascii="맑은 고딕" w:hAnsi="맑은 고딕" w:eastAsia="맑은 고딕"/>
           <w:b/>
         </w:rPr>
-        <w:t>전개형</w:t>
+        <w:t>전개형(계좌×종목 사전 전개)</w:t>
       </w:r>
       <w:r>
         <w:rPr>
           <w:rFonts w:ascii="맑은 고딕" w:hAnsi="맑은 고딕" w:eastAsia="맑은 고딕"/>
         </w:rPr>
-        <w:t xml:space="preserve"> — 조회 빠르나 저장 폭증 → 대규모 불가</w:t>
+        <w:t xml:space="preserve"> — 조회는 빠르나 저장량 폭증 → 대규모에서 불가</w:t>
       </w:r>
     </w:p>
     <w:p>
       <w:pPr>
         <w:pStyle w:val="ListBullet"/>
-        <w:spacing w:after="40"/>
+        <w:spacing w:after="60"/>
       </w:pPr>
       <w:r>
         <w:rPr>
           <w:rFonts w:ascii="맑은 고딕" w:hAnsi="맑은 고딕" w:eastAsia="맑은 고딕"/>
           <w:b/>
         </w:rPr>
-        <w:t>해석형+캐시</w:t>
+        <w:t>해석형(체결 시 해석 + 캐시)</w:t>
       </w:r>
       <w:r>
         <w:rPr>
           <w:rFonts w:ascii="맑은 고딕" w:hAnsi="맑은 고딕" w:eastAsia="맑은 고딕"/>
         </w:rPr>
-        <w:t xml:space="preserve"> — 저장은 규칙·예외뿐, 읽기=캐시, 변경=증분 무효화</w:t>
+        <w:t xml:space="preserve"> — 저장은 규칙과 예외뿐. 읽기 지연은 캐시로, 변경은 증분 무효화로 관리</w:t>
       </w:r>
     </w:p>
     <w:p>
       <w:pPr>
         <w:pStyle w:val="ListBullet"/>
-        <w:spacing w:after="40"/>
+        <w:spacing w:after="60"/>
       </w:pPr>
       <w:r>
         <w:rPr>
           <w:rFonts w:ascii="맑은 고딕" w:hAnsi="맑은 고딕" w:eastAsia="맑은 고딕"/>
         </w:rPr>
-        <w:t>주식 조회키에서 종목 제거(거래소·세션·채널) → 최대 카디널리티 제거. 파생만 품목 유지</w:t>
+        <w:t>주식은 조회키에서 종목을 제거(거래소·세션·채널)해 가장 큰 카디널리티를 없앰. 파생만 품목을 키에 유지</w:t>
       </w:r>
     </w:p>
     <w:p>
@@ -4335,7 +5658,7 @@
                 <w:b/>
                 <w:sz w:val="19"/>
               </w:rPr>
-              <w:t>조회키</w:t>
+              <w:t>조회키 구성</w:t>
             </w:r>
           </w:p>
         </w:tc>
@@ -4367,7 +5690,7 @@
                 <w:rFonts w:ascii="맑은 고딕" w:hAnsi="맑은 고딕" w:eastAsia="맑은 고딕"/>
                 <w:sz w:val="19"/>
               </w:rPr>
-              <w:t>상품군·거래소·세션·채널 (종목 없음)</w:t>
+              <w:t>상품군·거래소·세션·주문채널 (종목 없음)</w:t>
             </w:r>
           </w:p>
         </w:tc>
@@ -4399,7 +5722,7 @@
                 <w:rFonts w:ascii="맑은 고딕" w:hAnsi="맑은 고딕" w:eastAsia="맑은 고딕"/>
                 <w:sz w:val="19"/>
               </w:rPr>
-              <w:t>상품군·거래소·세션·채널·품목</w:t>
+              <w:t>상품군·거래소·세션·주문채널·품목</w:t>
             </w:r>
           </w:p>
         </w:tc>
@@ -4424,135 +5747,254 @@
     </w:p>
     <w:p>
       <w:pPr>
+        <w:spacing w:after="120"/>
+      </w:pPr>
+      <w:r>
+        <w:rPr>
+          <w:rFonts w:ascii="맑은 고딕" w:hAnsi="맑은 고딕" w:eastAsia="맑은 고딕"/>
+          <w:i w:val="0"/>
+          <w:sz w:val="21"/>
+        </w:rPr>
+        <w:t>현재 방식(계좌 등급 조회 → 등급별 상품 요율 조회, 색인 읽기 2회)과 비교하면 다음과 같습니다.</w:t>
+      </w:r>
+    </w:p>
+    <w:p>
+      <w:pPr>
         <w:pStyle w:val="ListBullet"/>
-        <w:spacing w:after="40"/>
+        <w:spacing w:after="60"/>
       </w:pPr>
       <w:r>
         <w:rPr>
           <w:rFonts w:ascii="맑은 고딕" w:hAnsi="맑은 고딕" w:eastAsia="맑은 고딕"/>
           <w:b/>
         </w:rPr>
-        <w:t>현행(등급 방식)</w:t>
+        <w:t>캐시 적중</w:t>
       </w:r>
       <w:r>
         <w:rPr>
           <w:rFonts w:ascii="맑은 고딕" w:hAnsi="맑은 고딕" w:eastAsia="맑은 고딕"/>
         </w:rPr>
-        <w:t xml:space="preserve"> — 계좌 등급 조회 → (등급,상품) 요율 조회 = 2회 색인 읽기. 단, 이벤트·협의·최저가·기간 표현 불가</w:t>
+        <w:t xml:space="preserve"> — 저장된 답 1건 조회 = 등급 방식(2회)보다 오히려 적거나 동급</w:t>
       </w:r>
     </w:p>
     <w:p>
       <w:pPr>
         <w:pStyle w:val="ListBullet"/>
-        <w:spacing w:after="40"/>
+        <w:spacing w:after="60"/>
       </w:pPr>
       <w:r>
         <w:rPr>
           <w:rFonts w:ascii="맑은 고딕" w:hAnsi="맑은 고딕" w:eastAsia="맑은 고딕"/>
           <w:b/>
         </w:rPr>
-        <w:t>전량 전개 방식</w:t>
+        <w:t>캐시 미스</w:t>
       </w:r>
       <w:r>
         <w:rPr>
           <w:rFonts w:ascii="맑은 고딕" w:hAnsi="맑은 고딕" w:eastAsia="맑은 고딕"/>
         </w:rPr>
-        <w:t xml:space="preserve"> — 조회 1회로 빠르나 저장 폭발 + 규칙 변경마다 재전개 부담</w:t>
+        <w:t xml:space="preserve"> — 그 (계좌,조회키)에 걸리는 후보(기본 + 활성 이벤트/협의 소수)만 메모리 안에서 최저가 계산</w:t>
       </w:r>
     </w:p>
     <w:p>
       <w:pPr>
-        <w:pStyle w:val="ListBullet"/>
-        <w:spacing w:after="40"/>
+        <w:pStyle w:val="ListBullet2"/>
+        <w:spacing w:after="60"/>
       </w:pPr>
       <w:r>
         <w:rPr>
           <w:rFonts w:ascii="맑은 고딕" w:hAnsi="맑은 고딕" w:eastAsia="맑은 고딕"/>
           <w:b/>
         </w:rPr>
-        <w:t>해석형 캐시 적중</w:t>
+        <w:t>미스 특성</w:t>
       </w:r>
       <w:r>
         <w:rPr>
           <w:rFonts w:ascii="맑은 고딕" w:hAnsi="맑은 고딕" w:eastAsia="맑은 고딕"/>
         </w:rPr>
-        <w:t xml:space="preserve"> — 저장된 답 1건 조회 = 전개형과 동급(1회 읽기)</w:t>
+        <w:t xml:space="preserve"> — 추가 디스크 조회 없음(규칙·요율표는 상주) · 후보 수 소수(수 개) · (계좌,조회키)당 최초 1회만</w:t>
+      </w:r>
+    </w:p>
+    <w:p>
+      <w:pPr>
+        <w:spacing w:after="120"/>
+      </w:pPr>
+      <w:r>
+        <w:rPr>
+          <w:rFonts w:ascii="맑은 고딕" w:hAnsi="맑은 고딕" w:eastAsia="맑은 고딕"/>
+          <w:i w:val="0"/>
+          <w:sz w:val="21"/>
+        </w:rPr>
+        <w:t>즉, 미스 1건은 단순 2회 읽기보다 연산은 조금 많지만 디스크 왕복이 없고 최초 1회뿐입니다. 무엇보다 등급 방식으로는 이벤트·협의·최저가·기간을 애초에 표현할 수 없고, 이를 담으려면 전개(저장 폭발)거나 결국 체결 시 최저가 계산이 필요합니다. 활성 계좌×빈출 조회키를 미리 계산해 두는 캐시 예열을 쓰면 정상 운영에서 미스는 드물어집니다.</w:t>
+      </w:r>
+    </w:p>
+    <w:p>
+      <w:pPr>
+        <w:pStyle w:val="Heading2"/>
+      </w:pPr>
+      <w:r>
+        <w:rPr>
+          <w:rFonts w:ascii="맑은 고딕" w:hAnsi="맑은 고딕" w:eastAsia="맑은 고딕"/>
+          <w:color w:val="000000"/>
+        </w:rPr>
+        <w:t>4.6 “동시에 도는 이벤트가 많지 않다”는 전제 활용</w:t>
+      </w:r>
+    </w:p>
+    <w:p>
+      <w:pPr>
+        <w:spacing w:after="120"/>
+      </w:pPr>
+      <w:r>
+        <w:rPr>
+          <w:rFonts w:ascii="맑은 고딕" w:hAnsi="맑은 고딕" w:eastAsia="맑은 고딕"/>
+          <w:i w:val="0"/>
+          <w:sz w:val="21"/>
+        </w:rPr>
+        <w:t>실제 운영에서 같은 시점에 활성인 규칙은 많지 않습니다. 대략 다음 정도입니다.</w:t>
       </w:r>
     </w:p>
     <w:p>
       <w:pPr>
         <w:pStyle w:val="ListBullet"/>
-        <w:spacing w:after="40"/>
+        <w:spacing w:after="60"/>
       </w:pPr>
       <w:r>
         <w:rPr>
           <w:rFonts w:ascii="맑은 고딕" w:hAnsi="맑은 고딕" w:eastAsia="맑은 고딕"/>
           <w:b/>
         </w:rPr>
-        <w:t>해석형 캐시 미스</w:t>
+        <w:t>기본수수료</w:t>
       </w:r>
       <w:r>
         <w:rPr>
           <w:rFonts w:ascii="맑은 고딕" w:hAnsi="맑은 고딕" w:eastAsia="맑은 고딕"/>
         </w:rPr>
-        <w:t xml:space="preserve"> — 그 (계좌,조회키)의 후보(기본+활성 이벤트/협의 소수)만 메모리 내 최저가 계산</w:t>
+        <w:t xml:space="preserve"> — 상품군별 1개(5종)</w:t>
       </w:r>
     </w:p>
     <w:p>
       <w:pPr>
-        <w:pStyle w:val="ListBullet2"/>
-        <w:spacing w:after="40"/>
+        <w:pStyle w:val="ListBullet"/>
+        <w:spacing w:after="60"/>
       </w:pPr>
       <w:r>
         <w:rPr>
           <w:rFonts w:ascii="맑은 고딕" w:hAnsi="맑은 고딕" w:eastAsia="맑은 고딕"/>
           <w:b/>
         </w:rPr>
-        <w:t>미스 비용 특성</w:t>
+        <w:t>협의수수료</w:t>
       </w:r>
       <w:r>
         <w:rPr>
           <w:rFonts w:ascii="맑은 고딕" w:hAnsi="맑은 고딕" w:eastAsia="맑은 고딕"/>
         </w:rPr>
-        <w:t xml:space="preserve"> — 추가 I/O 없음(규칙·요율표는 상주) · 후보 수 소수(수 개) · (계좌,조회키)당 최초 1회만 발생</w:t>
+        <w:t xml:space="preserve"> — 소수(상품군/파생 품목별 몇 건)</w:t>
       </w:r>
     </w:p>
     <w:p>
       <w:pPr>
-        <w:pStyle w:val="ListBullet2"/>
-        <w:spacing w:after="40"/>
+        <w:pStyle w:val="ListBullet"/>
+        <w:spacing w:after="60"/>
       </w:pPr>
       <w:r>
         <w:rPr>
           <w:rFonts w:ascii="맑은 고딕" w:hAnsi="맑은 고딕" w:eastAsia="맑은 고딕"/>
           <w:b/>
         </w:rPr>
-        <w:t>완화</w:t>
+        <w:t>산발적 이벤트</w:t>
       </w:r>
       <w:r>
         <w:rPr>
           <w:rFonts w:ascii="맑은 고딕" w:hAnsi="맑은 고딕" w:eastAsia="맑은 고딕"/>
         </w:rPr>
-        <w:t xml:space="preserve"> — 활성 계좌×빈출 조회키 캐시 예열, 변경 시 영향분만 무효화 → 정상 운영에서 미스 희소</w:t>
+        <w:t xml:space="preserve"> — 상품군별(국내주식·해외주식·국내파생·해외파생, 파생은 품목별) 몇 건</w:t>
       </w:r>
     </w:p>
     <w:p>
       <w:pPr>
         <w:pStyle w:val="ListBullet"/>
-        <w:spacing w:after="40"/>
+        <w:spacing w:after="60"/>
       </w:pPr>
       <w:r>
         <w:rPr>
           <w:rFonts w:ascii="맑은 고딕" w:hAnsi="맑은 고딕" w:eastAsia="맑은 고딕"/>
           <w:b/>
         </w:rPr>
-        <w:t>결론</w:t>
+        <w:t>세션 단위 이벤트</w:t>
       </w:r>
       <w:r>
         <w:rPr>
           <w:rFonts w:ascii="맑은 고딕" w:hAnsi="맑은 고딕" w:eastAsia="맑은 고딕"/>
         </w:rPr>
-        <w:t xml:space="preserve"> — 미스 1건은 단순 2회 읽기보다 연산은 많으나 I/O가 없고 최초 1회뿐. 반면 등급 방식으로는 이벤트·협의·최저가를 애초에 표현 못 하며, 이를 담으려면 전개(저장 폭발) 또는 어차피 체결 시 최저가 계산이 필요</w:t>
+        <w:t xml:space="preserve"> — 상품별 몇 건</w:t>
+      </w:r>
+    </w:p>
+    <w:p>
+      <w:pPr>
+        <w:spacing w:after="120"/>
+      </w:pPr>
+      <w:r>
+        <w:rPr>
+          <w:rFonts w:ascii="맑은 고딕" w:hAnsi="맑은 고딕" w:eastAsia="맑은 고딕"/>
+          <w:i w:val="0"/>
+          <w:sz w:val="21"/>
+        </w:rPr>
+        <w:t>따라서 하나의 조회키에 실제로 걸리는 후보는 손에 꼽을 정도(대개 기본 1개 + 이벤트/협의 몇 개)입니다. 이 전제를 다음과 같이 활용합니다.</w:t>
+      </w:r>
+    </w:p>
+    <w:p>
+      <w:pPr>
+        <w:pStyle w:val="ListBullet"/>
+        <w:spacing w:after="60"/>
+      </w:pPr>
+      <w:r>
+        <w:rPr>
+          <w:rFonts w:ascii="맑은 고딕" w:hAnsi="맑은 고딕" w:eastAsia="맑은 고딕"/>
+        </w:rPr>
+        <w:t>후보 인덱스·최저가 계산이 가벼움 → 캐시 미스 비용이 작음(4.5절을 뒷받침)</w:t>
+      </w:r>
+    </w:p>
+    <w:p>
+      <w:pPr>
+        <w:pStyle w:val="ListBullet"/>
+        <w:spacing w:after="60"/>
+      </w:pPr>
+      <w:r>
+        <w:rPr>
+          <w:rFonts w:ascii="맑은 고딕" w:hAnsi="맑은 고딕" w:eastAsia="맑은 고딕"/>
+        </w:rPr>
+        <w:t>무거운 분산 인덱스나 대규모 사전계산이 불필요 — 규칙셋을 메모리에 상주시키고 선형 필터로 충분</w:t>
+      </w:r>
+    </w:p>
+    <w:p>
+      <w:pPr>
+        <w:pStyle w:val="ListBullet"/>
+        <w:spacing w:after="60"/>
+      </w:pPr>
+      <w:r>
+        <w:rPr>
+          <w:rFonts w:ascii="맑은 고딕" w:hAnsi="맑은 고딕" w:eastAsia="맑은 고딕"/>
+        </w:rPr>
+        <w:t>규칙 변경이 드물어 캐시 무효화 빈도도 낮음</w:t>
+      </w:r>
+    </w:p>
+    <w:p>
+      <w:pPr>
+        <w:pStyle w:val="ListBullet"/>
+        <w:spacing w:after="60"/>
+      </w:pPr>
+      <w:r>
+        <w:rPr>
+          <w:rFonts w:ascii="맑은 고딕" w:hAnsi="맑은 고딕" w:eastAsia="맑은 고딕"/>
+          <w:b/>
+        </w:rPr>
+        <w:t>전제가 깨질 경우(이벤트 급증)</w:t>
+      </w:r>
+      <w:r>
+        <w:rPr>
+          <w:rFonts w:ascii="맑은 고딕" w:hAnsi="맑은 고딕" w:eastAsia="맑은 고딕"/>
+        </w:rPr>
+        <w:t xml:space="preserve"> — 적용범위 기반 인덱스 세분화·캐시 예열 강화로 확장</w:t>
       </w:r>
     </w:p>
     <w:p>
@@ -4570,6 +6012,19 @@
           <w:color w:val="000000"/>
         </w:rPr>
         <w:t>5. 체결 시 수수료 적용 플로우</w:t>
+      </w:r>
+    </w:p>
+    <w:p>
+      <w:pPr>
+        <w:spacing w:after="120"/>
+      </w:pPr>
+      <w:r>
+        <w:rPr>
+          <w:rFonts w:ascii="맑은 고딕" w:hAnsi="맑은 고딕" w:eastAsia="맑은 고딕"/>
+          <w:i w:val="0"/>
+          <w:sz w:val="21"/>
+        </w:rPr>
+        <w:t>고객이 실제로 거래를 체결했을 때 수수료가 매겨지는 과정을 단계로 봅니다.</w:t>
       </w:r>
     </w:p>
     <w:p>
@@ -4615,7 +6070,7 @@
     <w:p>
       <w:pPr>
         <w:pStyle w:val="ListBullet"/>
-        <w:spacing w:after="40"/>
+        <w:spacing w:after="60"/>
       </w:pPr>
       <w:r>
         <w:rPr>
@@ -4628,13 +6083,13 @@
         <w:rPr>
           <w:rFonts w:ascii="맑은 고딕" w:hAnsi="맑은 고딕" w:eastAsia="맑은 고딕"/>
         </w:rPr>
-        <w:t xml:space="preserve"> — 계좌·거래소·세션·채널·(파생)품목·체결가·수량 확정</w:t>
+        <w:t xml:space="preserve"> — 계좌·거래소·세션·주문채널·(파생)품목·체결가·수량 확정</w:t>
       </w:r>
     </w:p>
     <w:p>
       <w:pPr>
         <w:pStyle w:val="ListBullet"/>
-        <w:spacing w:after="40"/>
+        <w:spacing w:after="60"/>
       </w:pPr>
       <w:r>
         <w:rPr>
@@ -4647,13 +6102,13 @@
         <w:rPr>
           <w:rFonts w:ascii="맑은 고딕" w:hAnsi="맑은 고딕" w:eastAsia="맑은 고딕"/>
         </w:rPr>
-        <w:t xml:space="preserve"> — 주식은 종목 붕괴 → 거래소·세션·채널</w:t>
+        <w:t xml:space="preserve"> — 주식은 종목을 붕괴시켜 거래소·세션·채널로만 구성</w:t>
       </w:r>
     </w:p>
     <w:p>
       <w:pPr>
         <w:pStyle w:val="ListBullet"/>
-        <w:spacing w:after="40"/>
+        <w:spacing w:after="60"/>
       </w:pPr>
       <w:r>
         <w:rPr>
@@ -4666,13 +6121,13 @@
         <w:rPr>
           <w:rFonts w:ascii="맑은 고딕" w:hAnsi="맑은 고딕" w:eastAsia="맑은 고딕"/>
         </w:rPr>
-        <w:t xml:space="preserve"> — 협의·이벤트·기본(편입·적용기간 통과분만)</w:t>
+        <w:t xml:space="preserve"> — 협의·이벤트·기본 후보를 모음(대상 편입·적용기간 통과분만)</w:t>
       </w:r>
     </w:p>
     <w:p>
       <w:pPr>
         <w:pStyle w:val="ListBullet"/>
-        <w:spacing w:after="40"/>
+        <w:spacing w:after="60"/>
       </w:pPr>
       <w:r>
         <w:rPr>
@@ -4685,13 +6140,13 @@
         <w:rPr>
           <w:rFonts w:ascii="맑은 고딕" w:hAnsi="맑은 고딕" w:eastAsia="맑은 고딕"/>
         </w:rPr>
-        <w:t xml:space="preserve"> — 고객 부담 최저 선택(동률 협의&gt;이벤트&gt;기본) → 답 캐시 저장</w:t>
+        <w:t xml:space="preserve"> — 고객 부담 최저 선택(동률 시 1.2.1의 규칙) → 답을 캐시에 저장</w:t>
       </w:r>
     </w:p>
     <w:p>
       <w:pPr>
         <w:pStyle w:val="ListBullet"/>
-        <w:spacing w:after="40"/>
+        <w:spacing w:after="60"/>
       </w:pPr>
       <w:r>
         <w:rPr>
@@ -4704,13 +6159,13 @@
         <w:rPr>
           <w:rFonts w:ascii="맑은 고딕" w:hAnsi="맑은 고딕" w:eastAsia="맑은 고딕"/>
         </w:rPr>
-        <w:t xml:space="preserve"> — 요율표 × 체결가·수량 즉석 계산(자사·유관기관·세금)</w:t>
+        <w:t xml:space="preserve"> — 선택된 요율표에 체결가·수량을 대입해 자사·유관기관·세금 계산(미리 저장하지 않음)</w:t>
       </w:r>
     </w:p>
     <w:p>
       <w:pPr>
         <w:pStyle w:val="ListBullet"/>
-        <w:spacing w:after="40"/>
+        <w:spacing w:after="60"/>
       </w:pPr>
       <w:r>
         <w:rPr>
@@ -4723,7 +6178,7 @@
         <w:rPr>
           <w:rFonts w:ascii="맑은 고딕" w:hAnsi="맑은 고딕" w:eastAsia="맑은 고딕"/>
         </w:rPr>
-        <w:t xml:space="preserve"> — 수수료 구성 전달 → 실제 부과·잔고 반영</w:t>
+        <w:t xml:space="preserve"> — 계산된 수수료 구성을 원장에 전달 → 실제 부과·잔고 반영</w:t>
       </w:r>
     </w:p>
     <w:p>
@@ -4741,7 +6196,7 @@
     <w:p>
       <w:pPr>
         <w:pStyle w:val="ListBullet"/>
-        <w:spacing w:after="40"/>
+        <w:spacing w:after="60"/>
       </w:pPr>
       <w:r>
         <w:rPr>
@@ -4754,13 +6209,13 @@
         <w:rPr>
           <w:rFonts w:ascii="맑은 고딕" w:hAnsi="맑은 고딕" w:eastAsia="맑은 고딕"/>
         </w:rPr>
-        <w:t xml:space="preserve"> — 후보 계산 후 답 저장</w:t>
+        <w:t xml:space="preserve"> — 후보를 계산해 답을 저장</w:t>
       </w:r>
     </w:p>
     <w:p>
       <w:pPr>
         <w:pStyle w:val="ListBullet"/>
-        <w:spacing w:after="40"/>
+        <w:spacing w:after="60"/>
       </w:pPr>
       <w:r>
         <w:rPr>
@@ -4773,13 +6228,13 @@
         <w:rPr>
           <w:rFonts w:ascii="맑은 고딕" w:hAnsi="맑은 고딕" w:eastAsia="맑은 고딕"/>
         </w:rPr>
-        <w:t xml:space="preserve"> — 저장된 답 즉시 사용(재계산 없음)</w:t>
+        <w:t xml:space="preserve"> — 저장된 답을 바로 사용(재계산 없음)</w:t>
       </w:r>
     </w:p>
     <w:p>
       <w:pPr>
         <w:pStyle w:val="ListBullet"/>
-        <w:spacing w:after="40"/>
+        <w:spacing w:after="60"/>
       </w:pPr>
       <w:r>
         <w:rPr>
@@ -4792,7 +6247,7 @@
         <w:rPr>
           <w:rFonts w:ascii="맑은 고딕" w:hAnsi="맑은 고딕" w:eastAsia="맑은 고딕"/>
         </w:rPr>
-        <w:t xml:space="preserve"> — 영향 범위만 무효화 → 다음 조회 때 재해석</w:t>
+        <w:t xml:space="preserve"> — 규칙 승인/연장·지표 변경 등으로 답이 달라질 수 있으면 영향 범위만 무효화 → 다음 조회 때 재해석</w:t>
       </w:r>
     </w:p>
     <w:p>
@@ -4810,38 +6265,38 @@
     <w:p>
       <w:pPr>
         <w:pStyle w:val="ListBullet"/>
-        <w:spacing w:after="40"/>
+        <w:spacing w:after="60"/>
       </w:pPr>
       <w:r>
         <w:rPr>
           <w:rFonts w:ascii="맑은 고딕" w:hAnsi="맑은 고딕" w:eastAsia="맑은 고딕"/>
         </w:rPr>
-        <w:t>신규 가입 2개월 무료 · 6/20 가입 고객, 7월 초 국내주식 온라인 체결 → 자사 수수료 0원 무료 요율(유관·세금 정상)</w:t>
+        <w:t>“신규 가입 2개월 무료”에 6/20 가입한 고객이 7월 초 국내주식을 온라인으로 체결 → 자사 수수료 0원 무료 요율(유관·세금은 정상 부과)</w:t>
       </w:r>
     </w:p>
     <w:p>
       <w:pPr>
         <w:pStyle w:val="ListBullet"/>
-        <w:spacing w:after="40"/>
+        <w:spacing w:after="60"/>
       </w:pPr>
       <w:r>
         <w:rPr>
           <w:rFonts w:ascii="맑은 고딕" w:hAnsi="맑은 고딕" w:eastAsia="맑은 고딕"/>
         </w:rPr>
-        <w:t>4월 가입 고객(2개월 경과) → 무료 아님, 표준요율 복귀</w:t>
+        <w:t>같은 이벤트라도 4월에 가입해 2개월이 지난 고객 → 무료가 아니라 표준요율로 복귀</w:t>
       </w:r>
     </w:p>
     <w:p>
       <w:pPr>
         <w:pStyle w:val="ListBullet"/>
-        <w:spacing w:after="40"/>
+        <w:spacing w:after="60"/>
       </w:pPr>
       <w:r>
         <w:rPr>
           <w:rFonts w:ascii="맑은 고딕" w:hAnsi="맑은 고딕" w:eastAsia="맑은 고딕"/>
           <w:b/>
         </w:rPr>
-        <w:t>동일 이벤트, 고객별 상이</w:t>
+        <w:t>고객마다 다른 이유</w:t>
       </w:r>
       <w:r>
         <w:rPr>
@@ -4905,7 +6360,7 @@
     <w:p>
       <w:pPr>
         <w:pStyle w:val="ListBullet"/>
-        <w:spacing w:after="40"/>
+        <w:spacing w:after="60"/>
       </w:pPr>
       <w:r>
         <w:rPr>
@@ -4918,13 +6373,13 @@
         <w:rPr>
           <w:rFonts w:ascii="맑은 고딕" w:hAnsi="맑은 고딕" w:eastAsia="맑은 고딕"/>
         </w:rPr>
-        <w:t xml:space="preserve"> — 활성 이벤트·협의를 적용범위로 미리 인덱싱 → 조회키로 매칭분만 추출(전 룰 스캔 아님)</w:t>
+        <w:t xml:space="preserve"> — 활성 이벤트·협의를 적용범위로 미리 인덱싱해, 조회키로 매칭되는 것만 추출(전 규칙 스캔 아님)</w:t>
       </w:r>
     </w:p>
     <w:p>
       <w:pPr>
         <w:pStyle w:val="ListBullet"/>
-        <w:spacing w:after="40"/>
+        <w:spacing w:after="60"/>
       </w:pPr>
       <w:r>
         <w:rPr>
@@ -4943,7 +6398,7 @@
     <w:p>
       <w:pPr>
         <w:pStyle w:val="ListBullet"/>
-        <w:spacing w:after="40"/>
+        <w:spacing w:after="60"/>
       </w:pPr>
       <w:r>
         <w:rPr>
@@ -4956,13 +6411,13 @@
         <w:rPr>
           <w:rFonts w:ascii="맑은 고딕" w:hAnsi="맑은 고딕" w:eastAsia="맑은 고딕"/>
         </w:rPr>
-        <w:t xml:space="preserve"> — 캘린더형=룰 기간 내 / 상대형=가입일~가입일+N (신청 마감 무관)</w:t>
+        <w:t xml:space="preserve"> — 캘린더형=룰 기간 내 / 상대형=가입일~가입일+N (신청 마감과 무관)</w:t>
       </w:r>
     </w:p>
     <w:p>
       <w:pPr>
         <w:pStyle w:val="ListBullet"/>
-        <w:spacing w:after="40"/>
+        <w:spacing w:after="60"/>
       </w:pPr>
       <w:r>
         <w:rPr>
@@ -4975,13 +6430,13 @@
         <w:rPr>
           <w:rFonts w:ascii="맑은 고딕" w:hAnsi="맑은 고딕" w:eastAsia="맑은 고딕"/>
         </w:rPr>
-        <w:t xml:space="preserve"> — (계좌, 요율표) 매칭 + 유효기간 내 grant를 후보에 추가</w:t>
+        <w:t xml:space="preserve"> — (계좌, 요율표)가 맞고 유효기간 내인 부여분을 후보에 추가</w:t>
       </w:r>
     </w:p>
     <w:p>
       <w:pPr>
         <w:pStyle w:val="ListBullet"/>
-        <w:spacing w:after="40"/>
+        <w:spacing w:after="60"/>
       </w:pPr>
       <w:r>
         <w:rPr>
@@ -4994,45 +6449,26 @@
         <w:rPr>
           <w:rFonts w:ascii="맑은 고딕" w:hAnsi="맑은 고딕" w:eastAsia="맑은 고딕"/>
         </w:rPr>
-        <w:t xml:space="preserve"> — 후보 공동 probe grid(구간 경계+표본가) 평균 고객부담 최소 선택. 동률 시 협의&gt;이벤트&gt;기본</w:t>
+        <w:t xml:space="preserve"> — 후보 공동 검사구간(구간 경계+표본가) 평균 고객부담 최소 선택. 동률 시 협의&gt;이벤트&gt;기본, 그다음 더 구체적 범위</w:t>
       </w:r>
     </w:p>
     <w:p>
       <w:pPr>
         <w:pStyle w:val="ListBullet"/>
-        <w:spacing w:after="40"/>
+        <w:spacing w:after="60"/>
       </w:pPr>
       <w:r>
         <w:rPr>
           <w:rFonts w:ascii="맑은 고딕" w:hAnsi="맑은 고딕" w:eastAsia="맑은 고딕"/>
           <w:b/>
         </w:rPr>
-        <w:t>캐시</w:t>
+        <w:t>캐시·무효화</w:t>
       </w:r>
       <w:r>
         <w:rPr>
           <w:rFonts w:ascii="맑은 고딕" w:hAnsi="맑은 고딕" w:eastAsia="맑은 고딕"/>
         </w:rPr>
-        <w:t xml:space="preserve"> — 결과를 (계좌, 조회키) 키로 저장. 규칙 승인/연장·지표 변경 시 영향 범위(계좌 또는 스코프)만 무효화</w:t>
-      </w:r>
-    </w:p>
-    <w:p>
-      <w:pPr>
-        <w:pStyle w:val="ListBullet"/>
-        <w:spacing w:after="40"/>
-      </w:pPr>
-      <w:r>
-        <w:rPr>
-          <w:rFonts w:ascii="맑은 고딕" w:hAnsi="맑은 고딕" w:eastAsia="맑은 고딕"/>
-          <w:b/>
-        </w:rPr>
-        <w:t>금액</w:t>
-      </w:r>
-      <w:r>
-        <w:rPr>
-          <w:rFonts w:ascii="맑은 고딕" w:hAnsi="맑은 고딕" w:eastAsia="맑은 고딕"/>
-        </w:rPr>
-        <w:t xml:space="preserve"> — 저장하지 않음 — 요율표 × 체결가·수량으로 그때 계산해 원장 전달</w:t>
+        <w:t xml:space="preserve"> — 결과를 (계좌, 조회키)로 저장. 규칙 승인/연장·지표 변경 시 영향 범위(계좌 또는 스코프)만 무효화</w:t>
       </w:r>
     </w:p>
     <w:sectPr>
